--- a/gta/Last_Exit_Complete_Script.docx
+++ b/gta/Last_Exit_Complete_Script.docx
@@ -1915,6 +1915,198 @@
           <w:sz w:val="24"/>
           <w:szCs w:val="24"/>
         </w:rPr>
+        <w:t xml:space="preserve">Duke Pelletier (talk host)</w:t>
+      </w:r>
+      <w:r>
+        <w:rPr>
+          <w:rFonts w:ascii="Calibri" w:cs="Calibri" w:eastAsia="Calibri" w:hAnsi="Calibri"/>
+          <w:color w:val="666666"/>
+          <w:sz w:val="22"/>
+          <w:szCs w:val="22"/>
+        </w:rPr>
+        <w:t xml:space="preserve">  host of the Dead Air Hour, Harbor AM 1190 (77 lines)</w:t>
+      </w:r>
+    </w:p>
+    <w:p>
+      <w:pPr>
+        <w:spacing w:after="80"/>
+      </w:pPr>
+      <w:r>
+        <w:rPr>
+          <w:rFonts w:ascii="Calibri" w:cs="Calibri" w:eastAsia="Calibri" w:hAnsi="Calibri"/>
+          <w:sz w:val="22"/>
+          <w:szCs w:val="22"/>
+        </w:rPr>
+        <w:t xml:space="preserve">A former ferry purser turned late-night broadcaster. Believes everything is connected and nothing is his fault. Radio only: he is never seen.</w:t>
+      </w:r>
+    </w:p>
+    <w:p>
+      <w:pPr>
+        <w:spacing w:after="80"/>
+      </w:pPr>
+      <w:r>
+        <w:rPr>
+          <w:rFonts w:ascii="Calibri" w:cs="Calibri" w:eastAsia="Calibri" w:hAnsi="Calibri"/>
+          <w:b/>
+          <w:bCs/>
+          <w:sz w:val="22"/>
+          <w:szCs w:val="22"/>
+        </w:rPr>
+        <w:t xml:space="preserve">Voice: </w:t>
+      </w:r>
+      <w:r>
+        <w:rPr>
+          <w:rFonts w:ascii="Calibri" w:cs="Calibri" w:eastAsia="Calibri" w:hAnsi="Calibri"/>
+          <w:i/>
+          <w:iCs/>
+          <w:color w:val="444444"/>
+          <w:sz w:val="22"/>
+          <w:szCs w:val="22"/>
+        </w:rPr>
+        <w:t xml:space="preserve">Mid fifties, gravelly, warm, permanently indignant. A man who has been awake thirty hours and thinks it is a talent. Commit completely to every absurd claim; never wink. The one serious moment (the lighthouse segment) drops the whole act. Accent: Port-town American, a little theatrical.</w:t>
+      </w:r>
+    </w:p>
+    <w:p>
+      <w:pPr>
+        <w:keepNext/>
+        <w:spacing w:after="40" w:before="160"/>
+      </w:pPr>
+      <w:r>
+        <w:rPr>
+          <w:rFonts w:ascii="Calibri" w:cs="Calibri" w:eastAsia="Calibri" w:hAnsi="Calibri"/>
+          <w:b/>
+          <w:bCs/>
+          <w:sz w:val="24"/>
+          <w:szCs w:val="24"/>
+        </w:rPr>
+        <w:t xml:space="preserve">Rollo Teague (camera guy)</w:t>
+      </w:r>
+      <w:r>
+        <w:rPr>
+          <w:rFonts w:ascii="Calibri" w:cs="Calibri" w:eastAsia="Calibri" w:hAnsi="Calibri"/>
+          <w:color w:val="666666"/>
+          <w:sz w:val="22"/>
+          <w:szCs w:val="22"/>
+        </w:rPr>
+        <w:t xml:space="preserve">  camera operator for the Dead Air Hour video stream (29 lines)</w:t>
+      </w:r>
+    </w:p>
+    <w:p>
+      <w:pPr>
+        <w:spacing w:after="80"/>
+      </w:pPr>
+      <w:r>
+        <w:rPr>
+          <w:rFonts w:ascii="Calibri" w:cs="Calibri" w:eastAsia="Calibri" w:hAnsi="Calibri"/>
+          <w:sz w:val="22"/>
+          <w:szCs w:val="22"/>
+        </w:rPr>
+        <w:t xml:space="preserve">Films the show for the four people who watch it. Speaks rarely, flatly and usually at exactly the wrong moment. Radio only.</w:t>
+      </w:r>
+    </w:p>
+    <w:p>
+      <w:pPr>
+        <w:spacing w:after="80"/>
+      </w:pPr>
+      <w:r>
+        <w:rPr>
+          <w:rFonts w:ascii="Calibri" w:cs="Calibri" w:eastAsia="Calibri" w:hAnsi="Calibri"/>
+          <w:b/>
+          <w:bCs/>
+          <w:sz w:val="22"/>
+          <w:szCs w:val="22"/>
+        </w:rPr>
+        <w:t xml:space="preserve">Voice: </w:t>
+      </w:r>
+      <w:r>
+        <w:rPr>
+          <w:rFonts w:ascii="Calibri" w:cs="Calibri" w:eastAsia="Calibri" w:hAnsi="Calibri"/>
+          <w:i/>
+          <w:iCs/>
+          <w:color w:val="444444"/>
+          <w:sz w:val="22"/>
+          <w:szCs w:val="22"/>
+        </w:rPr>
+        <w:t xml:space="preserve">Thirties, low, tired. Deadpan. Never plays the joke; says it like a weather report. Does not look up. Accent: Local, flat.</w:t>
+      </w:r>
+    </w:p>
+    <w:p>
+      <w:pPr>
+        <w:keepNext/>
+        <w:spacing w:after="40" w:before="160"/>
+      </w:pPr>
+      <w:r>
+        <w:rPr>
+          <w:rFonts w:ascii="Calibri" w:cs="Calibri" w:eastAsia="Calibri" w:hAnsi="Calibri"/>
+          <w:b/>
+          <w:bCs/>
+          <w:sz w:val="24"/>
+          <w:szCs w:val="24"/>
+        </w:rPr>
+        <w:t xml:space="preserve">Mags Fenwick (producer)</w:t>
+      </w:r>
+      <w:r>
+        <w:rPr>
+          <w:rFonts w:ascii="Calibri" w:cs="Calibri" w:eastAsia="Calibri" w:hAnsi="Calibri"/>
+          <w:color w:val="666666"/>
+          <w:sz w:val="22"/>
+          <w:szCs w:val="22"/>
+        </w:rPr>
+        <w:t xml:space="preserve">  producer, sound desk and caller screener (34 lines)</w:t>
+      </w:r>
+    </w:p>
+    <w:p>
+      <w:pPr>
+        <w:spacing w:after="80"/>
+      </w:pPr>
+      <w:r>
+        <w:rPr>
+          <w:rFonts w:ascii="Calibri" w:cs="Calibri" w:eastAsia="Calibri" w:hAnsi="Calibri"/>
+          <w:sz w:val="22"/>
+          <w:szCs w:val="22"/>
+        </w:rPr>
+        <w:t xml:space="preserve">Runs the studio: the board, the phones, the schedule, and every caller (all of them are her). Typing throughout. Radio only.</w:t>
+      </w:r>
+    </w:p>
+    <w:p>
+      <w:pPr>
+        <w:spacing w:after="80"/>
+      </w:pPr>
+      <w:r>
+        <w:rPr>
+          <w:rFonts w:ascii="Calibri" w:cs="Calibri" w:eastAsia="Calibri" w:hAnsi="Calibri"/>
+          <w:b/>
+          <w:bCs/>
+          <w:sz w:val="22"/>
+          <w:szCs w:val="22"/>
+        </w:rPr>
+        <w:t xml:space="preserve">Voice: </w:t>
+      </w:r>
+      <w:r>
+        <w:rPr>
+          <w:rFonts w:ascii="Calibri" w:cs="Calibri" w:eastAsia="Calibri" w:hAnsi="Calibri"/>
+          <w:i/>
+          <w:iCs/>
+          <w:color w:val="444444"/>
+          <w:sz w:val="22"/>
+          <w:szCs w:val="22"/>
+        </w:rPr>
+        <w:t xml:space="preserve">Forties, brisk, dry. The professional in a room of children. Her "caller" voices are deliberately terrible and she does not care. Accent: Local, clipped.</w:t>
+      </w:r>
+    </w:p>
+    <w:p>
+      <w:pPr>
+        <w:keepNext/>
+        <w:spacing w:after="40" w:before="160"/>
+      </w:pPr>
+      <w:r>
+        <w:rPr>
+          <w:rFonts w:ascii="Calibri" w:cs="Calibri" w:eastAsia="Calibri" w:hAnsi="Calibri"/>
+          <w:b/>
+          <w:bCs/>
+          <w:sz w:val="24"/>
+          <w:szCs w:val="24"/>
+        </w:rPr>
         <w:t xml:space="preserve">Depot guard</w:t>
       </w:r>
       <w:r>
@@ -48099,7 +48291,7 @@
           <w:sz w:val="22"/>
           <w:szCs w:val="22"/>
         </w:rPr>
-        <w:t xml:space="preserve">Conversations with people in the city (press E next to them) and the car radio. Which one you get depends on how far the story has gone and how people feel about you.</w:t>
+        <w:t xml:space="preserve">Conversations with people in the city (press E next to them) and the car radio (press R in a car to change station). Which one you get depends on how far the story has gone and how people feel about you.</w:t>
       </w:r>
     </w:p>
     <w:p>
@@ -50958,7 +51150,7 @@
         <w:rPr>
           <w:rFonts w:ascii="Calibri" w:cs="Calibri" w:eastAsia="Calibri" w:hAnsi="Calibri"/>
         </w:rPr>
-        <w:t xml:space="preserve">Car radio broadcasts</w:t>
+        <w:t xml:space="preserve">Car radio: Alder FM</w:t>
       </w:r>
     </w:p>
     <w:p>
@@ -51399,6 +51591,8941 @@
           <w:szCs w:val="23"/>
         </w:rPr>
         <w:t xml:space="preserve">Alder Point. A waterfront for everyone. Sloane Development. Building what comes next.</w:t>
+      </w:r>
+    </w:p>
+    <w:p>
+      <w:r>
+        <w:br w:type="page"/>
+      </w:r>
+    </w:p>
+    <w:p>
+      <w:pPr>
+        <w:pStyle w:val="Heading2"/>
+      </w:pPr>
+      <w:r>
+        <w:rPr>
+          <w:rFonts w:ascii="Calibri" w:cs="Calibri" w:eastAsia="Calibri" w:hAnsi="Calibri"/>
+        </w:rPr>
+        <w:t xml:space="preserve">Car radio: Harbor AM 1190, The Dead Air Hour (Duke Pelletier, Rollo Teague, Mags Fenwick)</w:t>
+      </w:r>
+    </w:p>
+    <w:p>
+      <w:pPr>
+        <w:keepNext/>
+        <w:pBdr>
+          <w:bottom w:val="single" w:color="BBBBBB" w:sz="4" w:space="2"/>
+        </w:pBdr>
+        <w:spacing w:after="60" w:before="280"/>
+      </w:pPr>
+      <w:r>
+        <w:rPr>
+          <w:rFonts w:ascii="Calibri" w:cs="Calibri" w:eastAsia="Calibri" w:hAnsi="Calibri"/>
+          <w:b/>
+          <w:bCs/>
+          <w:sz w:val="25"/>
+          <w:szCs w:val="25"/>
+        </w:rPr>
+        <w:t xml:space="preserve">OPEN</w:t>
+      </w:r>
+      <w:r>
+        <w:rPr>
+          <w:rFonts w:ascii="Calibri" w:cs="Calibri" w:eastAsia="Calibri" w:hAnsi="Calibri"/>
+          <w:color w:val="888888"/>
+          <w:sz w:val="18"/>
+          <w:szCs w:val="18"/>
+        </w:rPr>
+        <w:t xml:space="preserve">   over the radio</w:t>
+      </w:r>
+    </w:p>
+    <w:p>
+      <w:pPr>
+        <w:keepNext/>
+        <w:keepLines/>
+        <w:spacing w:after="0" w:before="120"/>
+        <w:ind w:left="720"/>
+      </w:pPr>
+      <w:r>
+        <w:rPr>
+          <w:rFonts w:ascii="Calibri" w:cs="Calibri" w:eastAsia="Calibri" w:hAnsi="Calibri"/>
+          <w:b/>
+          <w:bCs/>
+          <w:sz w:val="22"/>
+          <w:szCs w:val="22"/>
+        </w:rPr>
+        <w:t xml:space="preserve">DUKE</w:t>
+      </w:r>
+      <w:r>
+        <w:rPr>
+          <w:rFonts w:ascii="Calibri" w:cs="Calibri" w:eastAsia="Calibri" w:hAnsi="Calibri"/>
+          <w:color w:val="999999"/>
+          <w:sz w:val="14"/>
+          <w:szCs w:val="14"/>
+        </w:rPr>
+        <w:t xml:space="preserve">   DUKE_X02_OPEN_001</w:t>
+      </w:r>
+    </w:p>
+    <w:p>
+      <w:pPr>
+        <w:keepNext/>
+        <w:spacing w:after="0"/>
+        <w:ind w:left="720"/>
+      </w:pPr>
+      <w:r>
+        <w:rPr>
+          <w:rFonts w:ascii="Calibri" w:cs="Calibri" w:eastAsia="Calibri" w:hAnsi="Calibri"/>
+          <w:i/>
+          <w:iCs/>
+          <w:color w:val="777777"/>
+          <w:sz w:val="19"/>
+          <w:szCs w:val="19"/>
+        </w:rPr>
+        <w:t xml:space="preserve">(Rolling, gravelly, delighted with himself. A man who has been awake for thirty hours and considers it a talent.)</w:t>
+      </w:r>
+    </w:p>
+    <w:p>
+      <w:pPr>
+        <w:keepLines/>
+        <w:spacing w:after="60"/>
+        <w:ind w:left="720"/>
+      </w:pPr>
+      <w:r>
+        <w:rPr>
+          <w:rFonts w:ascii="Calibri" w:cs="Calibri" w:eastAsia="Calibri" w:hAnsi="Calibri"/>
+          <w:sz w:val="23"/>
+          <w:szCs w:val="23"/>
+        </w:rPr>
+        <w:t xml:space="preserve">You are listening to Harbor AM eleven-ninety, the Dead Air Hour, where the dead air is the content and the content is, frankly, also dead. I'm Duke Pelletier. It's a beautiful night in Port Alder, I'm told. I haven't been outside since Tuesday.</w:t>
+      </w:r>
+    </w:p>
+    <w:p>
+      <w:pPr>
+        <w:keepNext/>
+        <w:keepLines/>
+        <w:spacing w:after="0" w:before="120"/>
+        <w:ind w:left="720"/>
+      </w:pPr>
+      <w:r>
+        <w:rPr>
+          <w:rFonts w:ascii="Calibri" w:cs="Calibri" w:eastAsia="Calibri" w:hAnsi="Calibri"/>
+          <w:b/>
+          <w:bCs/>
+          <w:sz w:val="22"/>
+          <w:szCs w:val="22"/>
+        </w:rPr>
+        <w:t xml:space="preserve">ROLLO</w:t>
+      </w:r>
+      <w:r>
+        <w:rPr>
+          <w:rFonts w:ascii="Calibri" w:cs="Calibri" w:eastAsia="Calibri" w:hAnsi="Calibri"/>
+          <w:color w:val="999999"/>
+          <w:sz w:val="14"/>
+          <w:szCs w:val="14"/>
+        </w:rPr>
+        <w:t xml:space="preserve">   ROLLO_X02_OPEN_001</w:t>
+      </w:r>
+    </w:p>
+    <w:p>
+      <w:pPr>
+        <w:keepNext/>
+        <w:spacing w:after="0"/>
+        <w:ind w:left="720"/>
+      </w:pPr>
+      <w:r>
+        <w:rPr>
+          <w:rFonts w:ascii="Calibri" w:cs="Calibri" w:eastAsia="Calibri" w:hAnsi="Calibri"/>
+          <w:i/>
+          <w:iCs/>
+          <w:color w:val="777777"/>
+          <w:sz w:val="19"/>
+          <w:szCs w:val="19"/>
+        </w:rPr>
+        <w:t xml:space="preserve">(Flat. Does not look up from whatever he is eating.)</w:t>
+      </w:r>
+    </w:p>
+    <w:p>
+      <w:pPr>
+        <w:keepLines/>
+        <w:spacing w:after="60"/>
+        <w:ind w:left="720"/>
+      </w:pPr>
+      <w:r>
+        <w:rPr>
+          <w:rFonts w:ascii="Calibri" w:cs="Calibri" w:eastAsia="Calibri" w:hAnsi="Calibri"/>
+          <w:sz w:val="23"/>
+          <w:szCs w:val="23"/>
+        </w:rPr>
+        <w:t xml:space="preserve">It's Thursday.</w:t>
+      </w:r>
+    </w:p>
+    <w:p>
+      <w:pPr>
+        <w:keepNext/>
+        <w:keepLines/>
+        <w:spacing w:after="0" w:before="120"/>
+        <w:ind w:left="720"/>
+      </w:pPr>
+      <w:r>
+        <w:rPr>
+          <w:rFonts w:ascii="Calibri" w:cs="Calibri" w:eastAsia="Calibri" w:hAnsi="Calibri"/>
+          <w:b/>
+          <w:bCs/>
+          <w:sz w:val="22"/>
+          <w:szCs w:val="22"/>
+        </w:rPr>
+        <w:t xml:space="preserve">DUKE</w:t>
+      </w:r>
+      <w:r>
+        <w:rPr>
+          <w:rFonts w:ascii="Calibri" w:cs="Calibri" w:eastAsia="Calibri" w:hAnsi="Calibri"/>
+          <w:color w:val="999999"/>
+          <w:sz w:val="14"/>
+          <w:szCs w:val="14"/>
+        </w:rPr>
+        <w:t xml:space="preserve">   DUKE_X02_OPEN_002</w:t>
+      </w:r>
+    </w:p>
+    <w:p>
+      <w:pPr>
+        <w:keepNext/>
+        <w:spacing w:after="0"/>
+        <w:ind w:left="720"/>
+      </w:pPr>
+      <w:r>
+        <w:rPr>
+          <w:rFonts w:ascii="Calibri" w:cs="Calibri" w:eastAsia="Calibri" w:hAnsi="Calibri"/>
+          <w:i/>
+          <w:iCs/>
+          <w:color w:val="777777"/>
+          <w:sz w:val="19"/>
+          <w:szCs w:val="19"/>
+        </w:rPr>
+        <w:t xml:space="preserve">(Not even slowed down.)</w:t>
+      </w:r>
+    </w:p>
+    <w:p>
+      <w:pPr>
+        <w:keepLines/>
+        <w:spacing w:after="60"/>
+        <w:ind w:left="720"/>
+      </w:pPr>
+      <w:r>
+        <w:rPr>
+          <w:rFonts w:ascii="Calibri" w:cs="Calibri" w:eastAsia="Calibri" w:hAnsi="Calibri"/>
+          <w:sz w:val="23"/>
+          <w:szCs w:val="23"/>
+        </w:rPr>
+        <w:t xml:space="preserve">Rollo is our camera guy. Say hello to the camera, Rollo.</w:t>
+      </w:r>
+    </w:p>
+    <w:p>
+      <w:pPr>
+        <w:keepNext/>
+        <w:keepLines/>
+        <w:spacing w:after="0" w:before="120"/>
+        <w:ind w:left="720"/>
+      </w:pPr>
+      <w:r>
+        <w:rPr>
+          <w:rFonts w:ascii="Calibri" w:cs="Calibri" w:eastAsia="Calibri" w:hAnsi="Calibri"/>
+          <w:b/>
+          <w:bCs/>
+          <w:sz w:val="22"/>
+          <w:szCs w:val="22"/>
+        </w:rPr>
+        <w:t xml:space="preserve">ROLLO</w:t>
+      </w:r>
+      <w:r>
+        <w:rPr>
+          <w:rFonts w:ascii="Calibri" w:cs="Calibri" w:eastAsia="Calibri" w:hAnsi="Calibri"/>
+          <w:color w:val="999999"/>
+          <w:sz w:val="14"/>
+          <w:szCs w:val="14"/>
+        </w:rPr>
+        <w:t xml:space="preserve">   ROLLO_X02_OPEN_002</w:t>
+      </w:r>
+    </w:p>
+    <w:p>
+      <w:pPr>
+        <w:keepNext/>
+        <w:spacing w:after="0"/>
+        <w:ind w:left="720"/>
+      </w:pPr>
+      <w:r>
+        <w:rPr>
+          <w:rFonts w:ascii="Calibri" w:cs="Calibri" w:eastAsia="Calibri" w:hAnsi="Calibri"/>
+          <w:i/>
+          <w:iCs/>
+          <w:color w:val="777777"/>
+          <w:sz w:val="19"/>
+          <w:szCs w:val="19"/>
+        </w:rPr>
+        <w:t xml:space="preserve">(A long pause.)</w:t>
+      </w:r>
+    </w:p>
+    <w:p>
+      <w:pPr>
+        <w:keepLines/>
+        <w:spacing w:after="60"/>
+        <w:ind w:left="720"/>
+      </w:pPr>
+      <w:r>
+        <w:rPr>
+          <w:rFonts w:ascii="Calibri" w:cs="Calibri" w:eastAsia="Calibri" w:hAnsi="Calibri"/>
+          <w:sz w:val="23"/>
+          <w:szCs w:val="23"/>
+        </w:rPr>
+        <w:t xml:space="preserve">No.</w:t>
+      </w:r>
+    </w:p>
+    <w:p>
+      <w:pPr>
+        <w:keepNext/>
+        <w:keepLines/>
+        <w:spacing w:after="0" w:before="120"/>
+        <w:ind w:left="720"/>
+      </w:pPr>
+      <w:r>
+        <w:rPr>
+          <w:rFonts w:ascii="Calibri" w:cs="Calibri" w:eastAsia="Calibri" w:hAnsi="Calibri"/>
+          <w:b/>
+          <w:bCs/>
+          <w:sz w:val="22"/>
+          <w:szCs w:val="22"/>
+        </w:rPr>
+        <w:t xml:space="preserve">DUKE</w:t>
+      </w:r>
+      <w:r>
+        <w:rPr>
+          <w:rFonts w:ascii="Calibri" w:cs="Calibri" w:eastAsia="Calibri" w:hAnsi="Calibri"/>
+          <w:color w:val="999999"/>
+          <w:sz w:val="14"/>
+          <w:szCs w:val="14"/>
+        </w:rPr>
+        <w:t xml:space="preserve">   DUKE_X02_OPEN_003</w:t>
+      </w:r>
+    </w:p>
+    <w:p>
+      <w:pPr>
+        <w:keepNext/>
+        <w:spacing w:after="0"/>
+        <w:ind w:left="720"/>
+      </w:pPr>
+      <w:r>
+        <w:rPr>
+          <w:rFonts w:ascii="Calibri" w:cs="Calibri" w:eastAsia="Calibri" w:hAnsi="Calibri"/>
+          <w:i/>
+          <w:iCs/>
+          <w:color w:val="777777"/>
+          <w:sz w:val="19"/>
+          <w:szCs w:val="19"/>
+        </w:rPr>
+        <w:t xml:space="preserve">(Warm.)</w:t>
+      </w:r>
+    </w:p>
+    <w:p>
+      <w:pPr>
+        <w:keepLines/>
+        <w:spacing w:after="60"/>
+        <w:ind w:left="720"/>
+      </w:pPr>
+      <w:r>
+        <w:rPr>
+          <w:rFonts w:ascii="Calibri" w:cs="Calibri" w:eastAsia="Calibri" w:hAnsi="Calibri"/>
+          <w:sz w:val="23"/>
+          <w:szCs w:val="23"/>
+        </w:rPr>
+        <w:t xml:space="preserve">Great energy. Rollo films this show for the video stream. We have four viewers.</w:t>
+      </w:r>
+    </w:p>
+    <w:p>
+      <w:pPr>
+        <w:keepNext/>
+        <w:keepLines/>
+        <w:spacing w:after="0" w:before="120"/>
+        <w:ind w:left="720"/>
+      </w:pPr>
+      <w:r>
+        <w:rPr>
+          <w:rFonts w:ascii="Calibri" w:cs="Calibri" w:eastAsia="Calibri" w:hAnsi="Calibri"/>
+          <w:b/>
+          <w:bCs/>
+          <w:sz w:val="22"/>
+          <w:szCs w:val="22"/>
+        </w:rPr>
+        <w:t xml:space="preserve">MAGS</w:t>
+      </w:r>
+      <w:r>
+        <w:rPr>
+          <w:rFonts w:ascii="Calibri" w:cs="Calibri" w:eastAsia="Calibri" w:hAnsi="Calibri"/>
+          <w:color w:val="999999"/>
+          <w:sz w:val="14"/>
+          <w:szCs w:val="14"/>
+        </w:rPr>
+        <w:t xml:space="preserve">   MAGS_X02_OPEN_001</w:t>
+      </w:r>
+    </w:p>
+    <w:p>
+      <w:pPr>
+        <w:keepNext/>
+        <w:spacing w:after="0"/>
+        <w:ind w:left="720"/>
+      </w:pPr>
+      <w:r>
+        <w:rPr>
+          <w:rFonts w:ascii="Calibri" w:cs="Calibri" w:eastAsia="Calibri" w:hAnsi="Calibri"/>
+          <w:i/>
+          <w:iCs/>
+          <w:color w:val="777777"/>
+          <w:sz w:val="19"/>
+          <w:szCs w:val="19"/>
+        </w:rPr>
+        <w:t xml:space="preserve">(Brisk, the voice of someone with three other jobs. Typing as she talks.)</w:t>
+      </w:r>
+    </w:p>
+    <w:p>
+      <w:pPr>
+        <w:keepLines/>
+        <w:spacing w:after="60"/>
+        <w:ind w:left="720"/>
+      </w:pPr>
+      <w:r>
+        <w:rPr>
+          <w:rFonts w:ascii="Calibri" w:cs="Calibri" w:eastAsia="Calibri" w:hAnsi="Calibri"/>
+          <w:sz w:val="23"/>
+          <w:szCs w:val="23"/>
+        </w:rPr>
+        <w:t xml:space="preserve">Two are me. One is my other phone.</w:t>
+      </w:r>
+    </w:p>
+    <w:p>
+      <w:pPr>
+        <w:keepNext/>
+        <w:keepLines/>
+        <w:spacing w:after="0" w:before="120"/>
+        <w:ind w:left="720"/>
+      </w:pPr>
+      <w:r>
+        <w:rPr>
+          <w:rFonts w:ascii="Calibri" w:cs="Calibri" w:eastAsia="Calibri" w:hAnsi="Calibri"/>
+          <w:b/>
+          <w:bCs/>
+          <w:sz w:val="22"/>
+          <w:szCs w:val="22"/>
+        </w:rPr>
+        <w:t xml:space="preserve">DUKE</w:t>
+      </w:r>
+      <w:r>
+        <w:rPr>
+          <w:rFonts w:ascii="Calibri" w:cs="Calibri" w:eastAsia="Calibri" w:hAnsi="Calibri"/>
+          <w:color w:val="999999"/>
+          <w:sz w:val="14"/>
+          <w:szCs w:val="14"/>
+        </w:rPr>
+        <w:t xml:space="preserve">   DUKE_X02_OPEN_004</w:t>
+      </w:r>
+    </w:p>
+    <w:p>
+      <w:pPr>
+        <w:keepNext/>
+        <w:spacing w:after="0"/>
+        <w:ind w:left="720"/>
+      </w:pPr>
+      <w:r>
+        <w:rPr>
+          <w:rFonts w:ascii="Calibri" w:cs="Calibri" w:eastAsia="Calibri" w:hAnsi="Calibri"/>
+          <w:i/>
+          <w:iCs/>
+          <w:color w:val="777777"/>
+          <w:sz w:val="19"/>
+          <w:szCs w:val="19"/>
+        </w:rPr>
+        <w:t xml:space="preserve">(Grave.)</w:t>
+      </w:r>
+    </w:p>
+    <w:p>
+      <w:pPr>
+        <w:keepLines/>
+        <w:spacing w:after="60"/>
+        <w:ind w:left="720"/>
+      </w:pPr>
+      <w:r>
+        <w:rPr>
+          <w:rFonts w:ascii="Calibri" w:cs="Calibri" w:eastAsia="Calibri" w:hAnsi="Calibri"/>
+          <w:sz w:val="23"/>
+          <w:szCs w:val="23"/>
+        </w:rPr>
+        <w:t xml:space="preserve">And one is a man in Duluth who I believe is lost.</w:t>
+      </w:r>
+    </w:p>
+    <w:p>
+      <w:pPr>
+        <w:keepNext/>
+        <w:keepLines/>
+        <w:spacing w:after="0" w:before="120"/>
+        <w:ind w:left="720"/>
+      </w:pPr>
+      <w:r>
+        <w:rPr>
+          <w:rFonts w:ascii="Calibri" w:cs="Calibri" w:eastAsia="Calibri" w:hAnsi="Calibri"/>
+          <w:b/>
+          <w:bCs/>
+          <w:sz w:val="22"/>
+          <w:szCs w:val="22"/>
+        </w:rPr>
+        <w:t xml:space="preserve">MAGS</w:t>
+      </w:r>
+      <w:r>
+        <w:rPr>
+          <w:rFonts w:ascii="Calibri" w:cs="Calibri" w:eastAsia="Calibri" w:hAnsi="Calibri"/>
+          <w:color w:val="999999"/>
+          <w:sz w:val="14"/>
+          <w:szCs w:val="14"/>
+        </w:rPr>
+        <w:t xml:space="preserve">   MAGS_X02_OPEN_002</w:t>
+      </w:r>
+    </w:p>
+    <w:p>
+      <w:pPr>
+        <w:keepNext/>
+        <w:spacing w:after="0"/>
+        <w:ind w:left="720"/>
+      </w:pPr>
+      <w:r>
+        <w:rPr>
+          <w:rFonts w:ascii="Calibri" w:cs="Calibri" w:eastAsia="Calibri" w:hAnsi="Calibri"/>
+          <w:i/>
+          <w:iCs/>
+          <w:color w:val="777777"/>
+          <w:sz w:val="19"/>
+          <w:szCs w:val="19"/>
+        </w:rPr>
+        <w:t xml:space="preserve">(Reading off a screen.)</w:t>
+      </w:r>
+    </w:p>
+    <w:p>
+      <w:pPr>
+        <w:keepLines/>
+        <w:spacing w:after="60"/>
+        <w:ind w:left="720"/>
+      </w:pPr>
+      <w:r>
+        <w:rPr>
+          <w:rFonts w:ascii="Calibri" w:cs="Calibri" w:eastAsia="Calibri" w:hAnsi="Calibri"/>
+          <w:sz w:val="23"/>
+          <w:szCs w:val="23"/>
+        </w:rPr>
+        <w:t xml:space="preserve">He left a comment. It says "where is this."</w:t>
+      </w:r>
+    </w:p>
+    <w:p>
+      <w:pPr>
+        <w:keepNext/>
+        <w:keepLines/>
+        <w:spacing w:after="0" w:before="120"/>
+        <w:ind w:left="720"/>
+      </w:pPr>
+      <w:r>
+        <w:rPr>
+          <w:rFonts w:ascii="Calibri" w:cs="Calibri" w:eastAsia="Calibri" w:hAnsi="Calibri"/>
+          <w:b/>
+          <w:bCs/>
+          <w:sz w:val="22"/>
+          <w:szCs w:val="22"/>
+        </w:rPr>
+        <w:t xml:space="preserve">DUKE</w:t>
+      </w:r>
+      <w:r>
+        <w:rPr>
+          <w:rFonts w:ascii="Calibri" w:cs="Calibri" w:eastAsia="Calibri" w:hAnsi="Calibri"/>
+          <w:color w:val="999999"/>
+          <w:sz w:val="14"/>
+          <w:szCs w:val="14"/>
+        </w:rPr>
+        <w:t xml:space="preserve">   DUKE_X02_OPEN_005</w:t>
+      </w:r>
+    </w:p>
+    <w:p>
+      <w:pPr>
+        <w:keepNext/>
+        <w:spacing w:after="0"/>
+        <w:ind w:left="720"/>
+      </w:pPr>
+      <w:r>
+        <w:rPr>
+          <w:rFonts w:ascii="Calibri" w:cs="Calibri" w:eastAsia="Calibri" w:hAnsi="Calibri"/>
+          <w:i/>
+          <w:iCs/>
+          <w:color w:val="777777"/>
+          <w:sz w:val="19"/>
+          <w:szCs w:val="19"/>
+        </w:rPr>
+        <w:t xml:space="preserve">(Leaning into the mic, tender, as if to the man himself.)</w:t>
+      </w:r>
+    </w:p>
+    <w:p>
+      <w:pPr>
+        <w:keepLines/>
+        <w:spacing w:after="60"/>
+        <w:ind w:left="720"/>
+      </w:pPr>
+      <w:r>
+        <w:rPr>
+          <w:rFonts w:ascii="Calibri" w:cs="Calibri" w:eastAsia="Calibri" w:hAnsi="Calibri"/>
+          <w:sz w:val="23"/>
+          <w:szCs w:val="23"/>
+        </w:rPr>
+        <w:t xml:space="preserve">Everybody's asking, Duluth. Everybody's asking.</w:t>
+      </w:r>
+    </w:p>
+    <w:p>
+      <w:pPr>
+        <w:keepNext/>
+        <w:pBdr>
+          <w:bottom w:val="single" w:color="BBBBBB" w:sz="4" w:space="2"/>
+        </w:pBdr>
+        <w:spacing w:after="60" w:before="280"/>
+      </w:pPr>
+      <w:r>
+        <w:rPr>
+          <w:rFonts w:ascii="Calibri" w:cs="Calibri" w:eastAsia="Calibri" w:hAnsi="Calibri"/>
+          <w:b/>
+          <w:bCs/>
+          <w:sz w:val="25"/>
+          <w:szCs w:val="25"/>
+        </w:rPr>
+        <w:t xml:space="preserve">GULL</w:t>
+      </w:r>
+      <w:r>
+        <w:rPr>
+          <w:rFonts w:ascii="Calibri" w:cs="Calibri" w:eastAsia="Calibri" w:hAnsi="Calibri"/>
+          <w:color w:val="888888"/>
+          <w:sz w:val="18"/>
+          <w:szCs w:val="18"/>
+        </w:rPr>
+        <w:t xml:space="preserve">   over the radio</w:t>
+      </w:r>
+    </w:p>
+    <w:p>
+      <w:pPr>
+        <w:keepNext/>
+        <w:keepLines/>
+        <w:spacing w:after="0" w:before="120"/>
+        <w:ind w:left="720"/>
+      </w:pPr>
+      <w:r>
+        <w:rPr>
+          <w:rFonts w:ascii="Calibri" w:cs="Calibri" w:eastAsia="Calibri" w:hAnsi="Calibri"/>
+          <w:b/>
+          <w:bCs/>
+          <w:sz w:val="22"/>
+          <w:szCs w:val="22"/>
+        </w:rPr>
+        <w:t xml:space="preserve">DUKE</w:t>
+      </w:r>
+      <w:r>
+        <w:rPr>
+          <w:rFonts w:ascii="Calibri" w:cs="Calibri" w:eastAsia="Calibri" w:hAnsi="Calibri"/>
+          <w:color w:val="999999"/>
+          <w:sz w:val="14"/>
+          <w:szCs w:val="14"/>
+        </w:rPr>
+        <w:t xml:space="preserve">   DUKE_X02_GULL_001</w:t>
+      </w:r>
+    </w:p>
+    <w:p>
+      <w:pPr>
+        <w:keepNext/>
+        <w:spacing w:after="0"/>
+        <w:ind w:left="720"/>
+      </w:pPr>
+      <w:r>
+        <w:rPr>
+          <w:rFonts w:ascii="Calibri" w:cs="Calibri" w:eastAsia="Calibri" w:hAnsi="Calibri"/>
+          <w:i/>
+          <w:iCs/>
+          <w:color w:val="777777"/>
+          <w:sz w:val="19"/>
+          <w:szCs w:val="19"/>
+        </w:rPr>
+        <w:t xml:space="preserve">(Wounded. A man about to explain a grudge.)</w:t>
+      </w:r>
+    </w:p>
+    <w:p>
+      <w:pPr>
+        <w:keepLines/>
+        <w:spacing w:after="60"/>
+        <w:ind w:left="720"/>
+      </w:pPr>
+      <w:r>
+        <w:rPr>
+          <w:rFonts w:ascii="Calibri" w:cs="Calibri" w:eastAsia="Calibri" w:hAnsi="Calibri"/>
+          <w:sz w:val="23"/>
+          <w:szCs w:val="23"/>
+        </w:rPr>
+        <w:t xml:space="preserve">Quick personal update. This morning on the quay, a seagull took my entire sandwich. Not a bite. The sandwich, the wax paper, my dignity.</w:t>
+      </w:r>
+    </w:p>
+    <w:p>
+      <w:pPr>
+        <w:keepNext/>
+        <w:keepLines/>
+        <w:spacing w:after="0" w:before="120"/>
+        <w:ind w:left="720"/>
+      </w:pPr>
+      <w:r>
+        <w:rPr>
+          <w:rFonts w:ascii="Calibri" w:cs="Calibri" w:eastAsia="Calibri" w:hAnsi="Calibri"/>
+          <w:b/>
+          <w:bCs/>
+          <w:sz w:val="22"/>
+          <w:szCs w:val="22"/>
+        </w:rPr>
+        <w:t xml:space="preserve">ROLLO</w:t>
+      </w:r>
+      <w:r>
+        <w:rPr>
+          <w:rFonts w:ascii="Calibri" w:cs="Calibri" w:eastAsia="Calibri" w:hAnsi="Calibri"/>
+          <w:color w:val="999999"/>
+          <w:sz w:val="14"/>
+          <w:szCs w:val="14"/>
+        </w:rPr>
+        <w:t xml:space="preserve">   ROLLO_X02_GULL_001</w:t>
+      </w:r>
+    </w:p>
+    <w:p>
+      <w:pPr>
+        <w:keepNext/>
+        <w:spacing w:after="0"/>
+        <w:ind w:left="720"/>
+      </w:pPr>
+      <w:r>
+        <w:rPr>
+          <w:rFonts w:ascii="Calibri" w:cs="Calibri" w:eastAsia="Calibri" w:hAnsi="Calibri"/>
+          <w:i/>
+          <w:iCs/>
+          <w:color w:val="777777"/>
+          <w:sz w:val="19"/>
+          <w:szCs w:val="19"/>
+        </w:rPr>
+        <w:t xml:space="preserve">(Dry.)</w:t>
+      </w:r>
+    </w:p>
+    <w:p>
+      <w:pPr>
+        <w:keepLines/>
+        <w:spacing w:after="60"/>
+        <w:ind w:left="720"/>
+      </w:pPr>
+      <w:r>
+        <w:rPr>
+          <w:rFonts w:ascii="Calibri" w:cs="Calibri" w:eastAsia="Calibri" w:hAnsi="Calibri"/>
+          <w:sz w:val="23"/>
+          <w:szCs w:val="23"/>
+        </w:rPr>
+        <w:t xml:space="preserve">You fed him a chip first.</w:t>
+      </w:r>
+    </w:p>
+    <w:p>
+      <w:pPr>
+        <w:keepNext/>
+        <w:keepLines/>
+        <w:spacing w:after="0" w:before="120"/>
+        <w:ind w:left="720"/>
+      </w:pPr>
+      <w:r>
+        <w:rPr>
+          <w:rFonts w:ascii="Calibri" w:cs="Calibri" w:eastAsia="Calibri" w:hAnsi="Calibri"/>
+          <w:b/>
+          <w:bCs/>
+          <w:sz w:val="22"/>
+          <w:szCs w:val="22"/>
+        </w:rPr>
+        <w:t xml:space="preserve">DUKE</w:t>
+      </w:r>
+      <w:r>
+        <w:rPr>
+          <w:rFonts w:ascii="Calibri" w:cs="Calibri" w:eastAsia="Calibri" w:hAnsi="Calibri"/>
+          <w:color w:val="999999"/>
+          <w:sz w:val="14"/>
+          <w:szCs w:val="14"/>
+        </w:rPr>
+        <w:t xml:space="preserve">   DUKE_X02_GULL_002</w:t>
+      </w:r>
+    </w:p>
+    <w:p>
+      <w:pPr>
+        <w:keepNext/>
+        <w:spacing w:after="0"/>
+        <w:ind w:left="720"/>
+      </w:pPr>
+      <w:r>
+        <w:rPr>
+          <w:rFonts w:ascii="Calibri" w:cs="Calibri" w:eastAsia="Calibri" w:hAnsi="Calibri"/>
+          <w:i/>
+          <w:iCs/>
+          <w:color w:val="777777"/>
+          <w:sz w:val="19"/>
+          <w:szCs w:val="19"/>
+        </w:rPr>
+        <w:t xml:space="preserve">(Offended, rising.)</w:t>
+      </w:r>
+    </w:p>
+    <w:p>
+      <w:pPr>
+        <w:keepLines/>
+        <w:spacing w:after="60"/>
+        <w:ind w:left="720"/>
+      </w:pPr>
+      <w:r>
+        <w:rPr>
+          <w:rFonts w:ascii="Calibri" w:cs="Calibri" w:eastAsia="Calibri" w:hAnsi="Calibri"/>
+          <w:sz w:val="23"/>
+          <w:szCs w:val="23"/>
+        </w:rPr>
+        <w:t xml:space="preserve">I extended a hand of friendship, Rollo, and he responded with a hostile takeover.</w:t>
+      </w:r>
+    </w:p>
+    <w:p>
+      <w:pPr>
+        <w:keepNext/>
+        <w:keepLines/>
+        <w:spacing w:after="0" w:before="120"/>
+        <w:ind w:left="720"/>
+      </w:pPr>
+      <w:r>
+        <w:rPr>
+          <w:rFonts w:ascii="Calibri" w:cs="Calibri" w:eastAsia="Calibri" w:hAnsi="Calibri"/>
+          <w:b/>
+          <w:bCs/>
+          <w:sz w:val="22"/>
+          <w:szCs w:val="22"/>
+        </w:rPr>
+        <w:t xml:space="preserve">MAGS</w:t>
+      </w:r>
+      <w:r>
+        <w:rPr>
+          <w:rFonts w:ascii="Calibri" w:cs="Calibri" w:eastAsia="Calibri" w:hAnsi="Calibri"/>
+          <w:color w:val="999999"/>
+          <w:sz w:val="14"/>
+          <w:szCs w:val="14"/>
+        </w:rPr>
+        <w:t xml:space="preserve">   MAGS_X02_GULL_001</w:t>
+      </w:r>
+    </w:p>
+    <w:p>
+      <w:pPr>
+        <w:keepNext/>
+        <w:spacing w:after="0"/>
+        <w:ind w:left="720"/>
+      </w:pPr>
+      <w:r>
+        <w:rPr>
+          <w:rFonts w:ascii="Calibri" w:cs="Calibri" w:eastAsia="Calibri" w:hAnsi="Calibri"/>
+          <w:i/>
+          <w:iCs/>
+          <w:color w:val="777777"/>
+          <w:sz w:val="19"/>
+          <w:szCs w:val="19"/>
+        </w:rPr>
+        <w:t xml:space="preserve">(Not looking up.)</w:t>
+      </w:r>
+    </w:p>
+    <w:p>
+      <w:pPr>
+        <w:keepLines/>
+        <w:spacing w:after="60"/>
+        <w:ind w:left="720"/>
+      </w:pPr>
+      <w:r>
+        <w:rPr>
+          <w:rFonts w:ascii="Calibri" w:cs="Calibri" w:eastAsia="Calibri" w:hAnsi="Calibri"/>
+          <w:sz w:val="23"/>
+          <w:szCs w:val="23"/>
+        </w:rPr>
+        <w:t xml:space="preserve">The harbor commission says gulls are "a protected local community." So technically you owe him.</w:t>
+      </w:r>
+    </w:p>
+    <w:p>
+      <w:pPr>
+        <w:keepNext/>
+        <w:keepLines/>
+        <w:spacing w:after="0" w:before="120"/>
+        <w:ind w:left="720"/>
+      </w:pPr>
+      <w:r>
+        <w:rPr>
+          <w:rFonts w:ascii="Calibri" w:cs="Calibri" w:eastAsia="Calibri" w:hAnsi="Calibri"/>
+          <w:b/>
+          <w:bCs/>
+          <w:sz w:val="22"/>
+          <w:szCs w:val="22"/>
+        </w:rPr>
+        <w:t xml:space="preserve">DUKE</w:t>
+      </w:r>
+      <w:r>
+        <w:rPr>
+          <w:rFonts w:ascii="Calibri" w:cs="Calibri" w:eastAsia="Calibri" w:hAnsi="Calibri"/>
+          <w:color w:val="999999"/>
+          <w:sz w:val="14"/>
+          <w:szCs w:val="14"/>
+        </w:rPr>
+        <w:t xml:space="preserve">   DUKE_X02_GULL_003</w:t>
+      </w:r>
+    </w:p>
+    <w:p>
+      <w:pPr>
+        <w:keepNext/>
+        <w:spacing w:after="0"/>
+        <w:ind w:left="720"/>
+      </w:pPr>
+      <w:r>
+        <w:rPr>
+          <w:rFonts w:ascii="Calibri" w:cs="Calibri" w:eastAsia="Calibri" w:hAnsi="Calibri"/>
+          <w:i/>
+          <w:iCs/>
+          <w:color w:val="777777"/>
+          <w:sz w:val="19"/>
+          <w:szCs w:val="19"/>
+        </w:rPr>
+        <w:t xml:space="preserve">(Stunned, slow.)</w:t>
+      </w:r>
+    </w:p>
+    <w:p>
+      <w:pPr>
+        <w:keepLines/>
+        <w:spacing w:after="60"/>
+        <w:ind w:left="720"/>
+      </w:pPr>
+      <w:r>
+        <w:rPr>
+          <w:rFonts w:ascii="Calibri" w:cs="Calibri" w:eastAsia="Calibri" w:hAnsi="Calibri"/>
+          <w:sz w:val="23"/>
+          <w:szCs w:val="23"/>
+        </w:rPr>
+        <w:t xml:space="preserve">I owe a bird. Folks, sit with that. I sat with it for six hours, and I came out the other side a changed man. No. Same man. Angrier at bread.</w:t>
+      </w:r>
+    </w:p>
+    <w:p>
+      <w:pPr>
+        <w:keepNext/>
+        <w:keepLines/>
+        <w:spacing w:after="0" w:before="120"/>
+        <w:ind w:left="720"/>
+      </w:pPr>
+      <w:r>
+        <w:rPr>
+          <w:rFonts w:ascii="Calibri" w:cs="Calibri" w:eastAsia="Calibri" w:hAnsi="Calibri"/>
+          <w:b/>
+          <w:bCs/>
+          <w:sz w:val="22"/>
+          <w:szCs w:val="22"/>
+        </w:rPr>
+        <w:t xml:space="preserve">ROLLO</w:t>
+      </w:r>
+      <w:r>
+        <w:rPr>
+          <w:rFonts w:ascii="Calibri" w:cs="Calibri" w:eastAsia="Calibri" w:hAnsi="Calibri"/>
+          <w:color w:val="999999"/>
+          <w:sz w:val="14"/>
+          <w:szCs w:val="14"/>
+        </w:rPr>
+        <w:t xml:space="preserve">   ROLLO_X02_GULL_002</w:t>
+      </w:r>
+    </w:p>
+    <w:p>
+      <w:pPr>
+        <w:keepNext/>
+        <w:spacing w:after="0"/>
+        <w:ind w:left="720"/>
+      </w:pPr>
+      <w:r>
+        <w:rPr>
+          <w:rFonts w:ascii="Calibri" w:cs="Calibri" w:eastAsia="Calibri" w:hAnsi="Calibri"/>
+          <w:i/>
+          <w:iCs/>
+          <w:color w:val="777777"/>
+          <w:sz w:val="19"/>
+          <w:szCs w:val="19"/>
+        </w:rPr>
+        <w:t xml:space="preserve">(Flat.)</w:t>
+      </w:r>
+    </w:p>
+    <w:p>
+      <w:pPr>
+        <w:keepLines/>
+        <w:spacing w:after="60"/>
+        <w:ind w:left="720"/>
+      </w:pPr>
+      <w:r>
+        <w:rPr>
+          <w:rFonts w:ascii="Calibri" w:cs="Calibri" w:eastAsia="Calibri" w:hAnsi="Calibri"/>
+          <w:sz w:val="23"/>
+          <w:szCs w:val="23"/>
+        </w:rPr>
+        <w:t xml:space="preserve">He's been filing paperwork.</w:t>
+      </w:r>
+    </w:p>
+    <w:p>
+      <w:pPr>
+        <w:keepNext/>
+        <w:keepLines/>
+        <w:spacing w:after="0" w:before="120"/>
+        <w:ind w:left="720"/>
+      </w:pPr>
+      <w:r>
+        <w:rPr>
+          <w:rFonts w:ascii="Calibri" w:cs="Calibri" w:eastAsia="Calibri" w:hAnsi="Calibri"/>
+          <w:b/>
+          <w:bCs/>
+          <w:sz w:val="22"/>
+          <w:szCs w:val="22"/>
+        </w:rPr>
+        <w:t xml:space="preserve">DUKE</w:t>
+      </w:r>
+      <w:r>
+        <w:rPr>
+          <w:rFonts w:ascii="Calibri" w:cs="Calibri" w:eastAsia="Calibri" w:hAnsi="Calibri"/>
+          <w:color w:val="999999"/>
+          <w:sz w:val="14"/>
+          <w:szCs w:val="14"/>
+        </w:rPr>
+        <w:t xml:space="preserve">   DUKE_X02_GULL_004</w:t>
+      </w:r>
+    </w:p>
+    <w:p>
+      <w:pPr>
+        <w:keepNext/>
+        <w:spacing w:after="0"/>
+        <w:ind w:left="720"/>
+      </w:pPr>
+      <w:r>
+        <w:rPr>
+          <w:rFonts w:ascii="Calibri" w:cs="Calibri" w:eastAsia="Calibri" w:hAnsi="Calibri"/>
+          <w:i/>
+          <w:iCs/>
+          <w:color w:val="777777"/>
+          <w:sz w:val="19"/>
+          <w:szCs w:val="19"/>
+        </w:rPr>
+        <w:t xml:space="preserve">(Proud and furious.)</w:t>
+      </w:r>
+    </w:p>
+    <w:p>
+      <w:pPr>
+        <w:keepLines/>
+        <w:spacing w:after="60"/>
+        <w:ind w:left="720"/>
+      </w:pPr>
+      <w:r>
+        <w:rPr>
+          <w:rFonts w:ascii="Calibri" w:cs="Calibri" w:eastAsia="Calibri" w:hAnsi="Calibri"/>
+          <w:sz w:val="23"/>
+          <w:szCs w:val="23"/>
+        </w:rPr>
+        <w:t xml:space="preserve">Form eleven-B, "Complaint Against Wildlife With A Union." They're represented, folks. They have a rep. His name is Gerald. He is also a gull.</w:t>
+      </w:r>
+    </w:p>
+    <w:p>
+      <w:pPr>
+        <w:keepNext/>
+        <w:keepLines/>
+        <w:spacing w:after="0" w:before="120"/>
+        <w:ind w:left="720"/>
+      </w:pPr>
+      <w:r>
+        <w:rPr>
+          <w:rFonts w:ascii="Calibri" w:cs="Calibri" w:eastAsia="Calibri" w:hAnsi="Calibri"/>
+          <w:b/>
+          <w:bCs/>
+          <w:sz w:val="22"/>
+          <w:szCs w:val="22"/>
+        </w:rPr>
+        <w:t xml:space="preserve">MAGS</w:t>
+      </w:r>
+      <w:r>
+        <w:rPr>
+          <w:rFonts w:ascii="Calibri" w:cs="Calibri" w:eastAsia="Calibri" w:hAnsi="Calibri"/>
+          <w:color w:val="999999"/>
+          <w:sz w:val="14"/>
+          <w:szCs w:val="14"/>
+        </w:rPr>
+        <w:t xml:space="preserve">   MAGS_X02_GULL_002</w:t>
+      </w:r>
+    </w:p>
+    <w:p>
+      <w:pPr>
+        <w:keepNext/>
+        <w:spacing w:after="0"/>
+        <w:ind w:left="720"/>
+      </w:pPr>
+      <w:r>
+        <w:rPr>
+          <w:rFonts w:ascii="Calibri" w:cs="Calibri" w:eastAsia="Calibri" w:hAnsi="Calibri"/>
+          <w:i/>
+          <w:iCs/>
+          <w:color w:val="777777"/>
+          <w:sz w:val="19"/>
+          <w:szCs w:val="19"/>
+        </w:rPr>
+        <w:t xml:space="preserve">(Without conviction.)</w:t>
+      </w:r>
+    </w:p>
+    <w:p>
+      <w:pPr>
+        <w:keepLines/>
+        <w:spacing w:after="60"/>
+        <w:ind w:left="720"/>
+      </w:pPr>
+      <w:r>
+        <w:rPr>
+          <w:rFonts w:ascii="Calibri" w:cs="Calibri" w:eastAsia="Calibri" w:hAnsi="Calibri"/>
+          <w:sz w:val="23"/>
+          <w:szCs w:val="23"/>
+        </w:rPr>
+        <w:t xml:space="preserve">That's not confirmed.</w:t>
+      </w:r>
+    </w:p>
+    <w:p>
+      <w:pPr>
+        <w:keepNext/>
+        <w:keepLines/>
+        <w:spacing w:after="0" w:before="120"/>
+        <w:ind w:left="720"/>
+      </w:pPr>
+      <w:r>
+        <w:rPr>
+          <w:rFonts w:ascii="Calibri" w:cs="Calibri" w:eastAsia="Calibri" w:hAnsi="Calibri"/>
+          <w:b/>
+          <w:bCs/>
+          <w:sz w:val="22"/>
+          <w:szCs w:val="22"/>
+        </w:rPr>
+        <w:t xml:space="preserve">DUKE</w:t>
+      </w:r>
+      <w:r>
+        <w:rPr>
+          <w:rFonts w:ascii="Calibri" w:cs="Calibri" w:eastAsia="Calibri" w:hAnsi="Calibri"/>
+          <w:color w:val="999999"/>
+          <w:sz w:val="14"/>
+          <w:szCs w:val="14"/>
+        </w:rPr>
+        <w:t xml:space="preserve">   DUKE_X02_GULL_005</w:t>
+      </w:r>
+    </w:p>
+    <w:p>
+      <w:pPr>
+        <w:keepNext/>
+        <w:spacing w:after="0"/>
+        <w:ind w:left="720"/>
+      </w:pPr>
+      <w:r>
+        <w:rPr>
+          <w:rFonts w:ascii="Calibri" w:cs="Calibri" w:eastAsia="Calibri" w:hAnsi="Calibri"/>
+          <w:i/>
+          <w:iCs/>
+          <w:color w:val="777777"/>
+          <w:sz w:val="19"/>
+          <w:szCs w:val="19"/>
+        </w:rPr>
+        <w:t xml:space="preserve">(Hushed.)</w:t>
+      </w:r>
+    </w:p>
+    <w:p>
+      <w:pPr>
+        <w:keepLines/>
+        <w:spacing w:after="60"/>
+        <w:ind w:left="720"/>
+      </w:pPr>
+      <w:r>
+        <w:rPr>
+          <w:rFonts w:ascii="Calibri" w:cs="Calibri" w:eastAsia="Calibri" w:hAnsi="Calibri"/>
+          <w:sz w:val="23"/>
+          <w:szCs w:val="23"/>
+        </w:rPr>
+        <w:t xml:space="preserve">He looked at me like a man who bills by the hour.</w:t>
+      </w:r>
+    </w:p>
+    <w:p>
+      <w:pPr>
+        <w:keepNext/>
+        <w:pBdr>
+          <w:bottom w:val="single" w:color="BBBBBB" w:sz="4" w:space="2"/>
+        </w:pBdr>
+        <w:spacing w:after="60" w:before="280"/>
+      </w:pPr>
+      <w:r>
+        <w:rPr>
+          <w:rFonts w:ascii="Calibri" w:cs="Calibri" w:eastAsia="Calibri" w:hAnsi="Calibri"/>
+          <w:b/>
+          <w:bCs/>
+          <w:sz w:val="25"/>
+          <w:szCs w:val="25"/>
+        </w:rPr>
+        <w:t xml:space="preserve">FOG</w:t>
+      </w:r>
+      <w:r>
+        <w:rPr>
+          <w:rFonts w:ascii="Calibri" w:cs="Calibri" w:eastAsia="Calibri" w:hAnsi="Calibri"/>
+          <w:color w:val="888888"/>
+          <w:sz w:val="18"/>
+          <w:szCs w:val="18"/>
+        </w:rPr>
+        <w:t xml:space="preserve">   over the radio</w:t>
+      </w:r>
+    </w:p>
+    <w:p>
+      <w:pPr>
+        <w:keepNext/>
+        <w:keepLines/>
+        <w:spacing w:after="0" w:before="120"/>
+        <w:ind w:left="720"/>
+      </w:pPr>
+      <w:r>
+        <w:rPr>
+          <w:rFonts w:ascii="Calibri" w:cs="Calibri" w:eastAsia="Calibri" w:hAnsi="Calibri"/>
+          <w:b/>
+          <w:bCs/>
+          <w:sz w:val="22"/>
+          <w:szCs w:val="22"/>
+        </w:rPr>
+        <w:t xml:space="preserve">DUKE</w:t>
+      </w:r>
+      <w:r>
+        <w:rPr>
+          <w:rFonts w:ascii="Calibri" w:cs="Calibri" w:eastAsia="Calibri" w:hAnsi="Calibri"/>
+          <w:color w:val="999999"/>
+          <w:sz w:val="14"/>
+          <w:szCs w:val="14"/>
+        </w:rPr>
+        <w:t xml:space="preserve">   DUKE_X02_FOG_001</w:t>
+      </w:r>
+    </w:p>
+    <w:p>
+      <w:pPr>
+        <w:keepNext/>
+        <w:spacing w:after="0"/>
+        <w:ind w:left="720"/>
+      </w:pPr>
+      <w:r>
+        <w:rPr>
+          <w:rFonts w:ascii="Calibri" w:cs="Calibri" w:eastAsia="Calibri" w:hAnsi="Calibri"/>
+          <w:i/>
+          <w:iCs/>
+          <w:color w:val="777777"/>
+          <w:sz w:val="19"/>
+          <w:szCs w:val="19"/>
+        </w:rPr>
+        <w:t xml:space="preserve">(Booming, scandalised.)</w:t>
+      </w:r>
+    </w:p>
+    <w:p>
+      <w:pPr>
+        <w:keepLines/>
+        <w:spacing w:after="60"/>
+        <w:ind w:left="720"/>
+      </w:pPr>
+      <w:r>
+        <w:rPr>
+          <w:rFonts w:ascii="Calibri" w:cs="Calibri" w:eastAsia="Calibri" w:hAnsi="Calibri"/>
+          <w:sz w:val="23"/>
+          <w:szCs w:val="23"/>
+        </w:rPr>
+        <w:t xml:space="preserve">Now, the city council, bless their laminated hearts, is floating a fog tax.</w:t>
+      </w:r>
+    </w:p>
+    <w:p>
+      <w:pPr>
+        <w:keepNext/>
+        <w:keepLines/>
+        <w:spacing w:after="0" w:before="120"/>
+        <w:ind w:left="720"/>
+      </w:pPr>
+      <w:r>
+        <w:rPr>
+          <w:rFonts w:ascii="Calibri" w:cs="Calibri" w:eastAsia="Calibri" w:hAnsi="Calibri"/>
+          <w:b/>
+          <w:bCs/>
+          <w:sz w:val="22"/>
+          <w:szCs w:val="22"/>
+        </w:rPr>
+        <w:t xml:space="preserve">MAGS</w:t>
+      </w:r>
+      <w:r>
+        <w:rPr>
+          <w:rFonts w:ascii="Calibri" w:cs="Calibri" w:eastAsia="Calibri" w:hAnsi="Calibri"/>
+          <w:color w:val="999999"/>
+          <w:sz w:val="14"/>
+          <w:szCs w:val="14"/>
+        </w:rPr>
+        <w:t xml:space="preserve">   MAGS_X02_FOG_001</w:t>
+      </w:r>
+    </w:p>
+    <w:p>
+      <w:pPr>
+        <w:keepNext/>
+        <w:spacing w:after="0"/>
+        <w:ind w:left="720"/>
+      </w:pPr>
+      <w:r>
+        <w:rPr>
+          <w:rFonts w:ascii="Calibri" w:cs="Calibri" w:eastAsia="Calibri" w:hAnsi="Calibri"/>
+          <w:i/>
+          <w:iCs/>
+          <w:color w:val="777777"/>
+          <w:sz w:val="19"/>
+          <w:szCs w:val="19"/>
+        </w:rPr>
+        <w:t xml:space="preserve">(Correcting, bored.)</w:t>
+      </w:r>
+    </w:p>
+    <w:p>
+      <w:pPr>
+        <w:keepLines/>
+        <w:spacing w:after="60"/>
+        <w:ind w:left="720"/>
+      </w:pPr>
+      <w:r>
+        <w:rPr>
+          <w:rFonts w:ascii="Calibri" w:cs="Calibri" w:eastAsia="Calibri" w:hAnsi="Calibri"/>
+          <w:sz w:val="23"/>
+          <w:szCs w:val="23"/>
+        </w:rPr>
+        <w:t xml:space="preserve">A fog assessment fee.</w:t>
+      </w:r>
+    </w:p>
+    <w:p>
+      <w:pPr>
+        <w:keepNext/>
+        <w:keepLines/>
+        <w:spacing w:after="0" w:before="120"/>
+        <w:ind w:left="720"/>
+      </w:pPr>
+      <w:r>
+        <w:rPr>
+          <w:rFonts w:ascii="Calibri" w:cs="Calibri" w:eastAsia="Calibri" w:hAnsi="Calibri"/>
+          <w:b/>
+          <w:bCs/>
+          <w:sz w:val="22"/>
+          <w:szCs w:val="22"/>
+        </w:rPr>
+        <w:t xml:space="preserve">DUKE</w:t>
+      </w:r>
+      <w:r>
+        <w:rPr>
+          <w:rFonts w:ascii="Calibri" w:cs="Calibri" w:eastAsia="Calibri" w:hAnsi="Calibri"/>
+          <w:color w:val="999999"/>
+          <w:sz w:val="14"/>
+          <w:szCs w:val="14"/>
+        </w:rPr>
+        <w:t xml:space="preserve">   DUKE_X02_FOG_002</w:t>
+      </w:r>
+    </w:p>
+    <w:p>
+      <w:pPr>
+        <w:keepNext/>
+        <w:spacing w:after="0"/>
+        <w:ind w:left="720"/>
+      </w:pPr>
+      <w:r>
+        <w:rPr>
+          <w:rFonts w:ascii="Calibri" w:cs="Calibri" w:eastAsia="Calibri" w:hAnsi="Calibri"/>
+          <w:i/>
+          <w:iCs/>
+          <w:color w:val="777777"/>
+          <w:sz w:val="19"/>
+          <w:szCs w:val="19"/>
+        </w:rPr>
+        <w:t xml:space="preserve">(Waving it off.)</w:t>
+      </w:r>
+    </w:p>
+    <w:p>
+      <w:pPr>
+        <w:keepLines/>
+        <w:spacing w:after="60"/>
+        <w:ind w:left="720"/>
+      </w:pPr>
+      <w:r>
+        <w:rPr>
+          <w:rFonts w:ascii="Calibri" w:cs="Calibri" w:eastAsia="Calibri" w:hAnsi="Calibri"/>
+          <w:sz w:val="23"/>
+          <w:szCs w:val="23"/>
+        </w:rPr>
+        <w:t xml:space="preserve">Fee, tax, fog. Same shape. Residents who "benefit from fog" will pay eleven dollars a month.</w:t>
+      </w:r>
+    </w:p>
+    <w:p>
+      <w:pPr>
+        <w:keepNext/>
+        <w:keepLines/>
+        <w:spacing w:after="0" w:before="120"/>
+        <w:ind w:left="720"/>
+      </w:pPr>
+      <w:r>
+        <w:rPr>
+          <w:rFonts w:ascii="Calibri" w:cs="Calibri" w:eastAsia="Calibri" w:hAnsi="Calibri"/>
+          <w:b/>
+          <w:bCs/>
+          <w:sz w:val="22"/>
+          <w:szCs w:val="22"/>
+        </w:rPr>
+        <w:t xml:space="preserve">ROLLO</w:t>
+      </w:r>
+      <w:r>
+        <w:rPr>
+          <w:rFonts w:ascii="Calibri" w:cs="Calibri" w:eastAsia="Calibri" w:hAnsi="Calibri"/>
+          <w:color w:val="999999"/>
+          <w:sz w:val="14"/>
+          <w:szCs w:val="14"/>
+        </w:rPr>
+        <w:t xml:space="preserve">   ROLLO_X02_FOG_001</w:t>
+      </w:r>
+    </w:p>
+    <w:p>
+      <w:pPr>
+        <w:keepNext/>
+        <w:spacing w:after="0"/>
+        <w:ind w:left="720"/>
+      </w:pPr>
+      <w:r>
+        <w:rPr>
+          <w:rFonts w:ascii="Calibri" w:cs="Calibri" w:eastAsia="Calibri" w:hAnsi="Calibri"/>
+          <w:i/>
+          <w:iCs/>
+          <w:color w:val="777777"/>
+          <w:sz w:val="19"/>
+          <w:szCs w:val="19"/>
+        </w:rPr>
+        <w:t xml:space="preserve">(Genuinely curious, for him.)</w:t>
+      </w:r>
+    </w:p>
+    <w:p>
+      <w:pPr>
+        <w:keepLines/>
+        <w:spacing w:after="60"/>
+        <w:ind w:left="720"/>
+      </w:pPr>
+      <w:r>
+        <w:rPr>
+          <w:rFonts w:ascii="Calibri" w:cs="Calibri" w:eastAsia="Calibri" w:hAnsi="Calibri"/>
+          <w:sz w:val="23"/>
+          <w:szCs w:val="23"/>
+        </w:rPr>
+        <w:t xml:space="preserve">What's the benefit?</w:t>
+      </w:r>
+    </w:p>
+    <w:p>
+      <w:pPr>
+        <w:keepNext/>
+        <w:keepLines/>
+        <w:spacing w:after="0" w:before="120"/>
+        <w:ind w:left="720"/>
+      </w:pPr>
+      <w:r>
+        <w:rPr>
+          <w:rFonts w:ascii="Calibri" w:cs="Calibri" w:eastAsia="Calibri" w:hAnsi="Calibri"/>
+          <w:b/>
+          <w:bCs/>
+          <w:sz w:val="22"/>
+          <w:szCs w:val="22"/>
+        </w:rPr>
+        <w:t xml:space="preserve">DUKE</w:t>
+      </w:r>
+      <w:r>
+        <w:rPr>
+          <w:rFonts w:ascii="Calibri" w:cs="Calibri" w:eastAsia="Calibri" w:hAnsi="Calibri"/>
+          <w:color w:val="999999"/>
+          <w:sz w:val="14"/>
+          <w:szCs w:val="14"/>
+        </w:rPr>
+        <w:t xml:space="preserve">   DUKE_X02_FOG_003</w:t>
+      </w:r>
+    </w:p>
+    <w:p>
+      <w:pPr>
+        <w:keepNext/>
+        <w:spacing w:after="0"/>
+        <w:ind w:left="720"/>
+      </w:pPr>
+      <w:r>
+        <w:rPr>
+          <w:rFonts w:ascii="Calibri" w:cs="Calibri" w:eastAsia="Calibri" w:hAnsi="Calibri"/>
+          <w:i/>
+          <w:iCs/>
+          <w:color w:val="777777"/>
+          <w:sz w:val="19"/>
+          <w:szCs w:val="19"/>
+        </w:rPr>
+        <w:t xml:space="preserve">(Counting on his fingers.)</w:t>
+      </w:r>
+    </w:p>
+    <w:p>
+      <w:pPr>
+        <w:keepLines/>
+        <w:spacing w:after="60"/>
+        <w:ind w:left="720"/>
+      </w:pPr>
+      <w:r>
+        <w:rPr>
+          <w:rFonts w:ascii="Calibri" w:cs="Calibri" w:eastAsia="Calibri" w:hAnsi="Calibri"/>
+          <w:sz w:val="23"/>
+          <w:szCs w:val="23"/>
+        </w:rPr>
+        <w:t xml:space="preserve">Ambience. Mystery. Plausible deniability when you miss your exit. Councilman Tibbets says fog is, quote, "a municipal asset we've been giving away for free."</w:t>
+      </w:r>
+    </w:p>
+    <w:p>
+      <w:pPr>
+        <w:keepNext/>
+        <w:keepLines/>
+        <w:spacing w:after="0" w:before="120"/>
+        <w:ind w:left="720"/>
+      </w:pPr>
+      <w:r>
+        <w:rPr>
+          <w:rFonts w:ascii="Calibri" w:cs="Calibri" w:eastAsia="Calibri" w:hAnsi="Calibri"/>
+          <w:b/>
+          <w:bCs/>
+          <w:sz w:val="22"/>
+          <w:szCs w:val="22"/>
+        </w:rPr>
+        <w:t xml:space="preserve">MAGS</w:t>
+      </w:r>
+      <w:r>
+        <w:rPr>
+          <w:rFonts w:ascii="Calibri" w:cs="Calibri" w:eastAsia="Calibri" w:hAnsi="Calibri"/>
+          <w:color w:val="999999"/>
+          <w:sz w:val="14"/>
+          <w:szCs w:val="14"/>
+        </w:rPr>
+        <w:t xml:space="preserve">   MAGS_X02_FOG_002</w:t>
+      </w:r>
+    </w:p>
+    <w:p>
+      <w:pPr>
+        <w:keepNext/>
+        <w:spacing w:after="0"/>
+        <w:ind w:left="720"/>
+      </w:pPr>
+      <w:r>
+        <w:rPr>
+          <w:rFonts w:ascii="Calibri" w:cs="Calibri" w:eastAsia="Calibri" w:hAnsi="Calibri"/>
+          <w:i/>
+          <w:iCs/>
+          <w:color w:val="777777"/>
+          <w:sz w:val="19"/>
+          <w:szCs w:val="19"/>
+        </w:rPr>
+        <w:t xml:space="preserve">(Flat.)</w:t>
+      </w:r>
+    </w:p>
+    <w:p>
+      <w:pPr>
+        <w:keepLines/>
+        <w:spacing w:after="60"/>
+        <w:ind w:left="720"/>
+      </w:pPr>
+      <w:r>
+        <w:rPr>
+          <w:rFonts w:ascii="Calibri" w:cs="Calibri" w:eastAsia="Calibri" w:hAnsi="Calibri"/>
+          <w:sz w:val="23"/>
+          <w:szCs w:val="23"/>
+        </w:rPr>
+        <w:t xml:space="preserve">He also said that about Tuesdays.</w:t>
+      </w:r>
+    </w:p>
+    <w:p>
+      <w:pPr>
+        <w:keepNext/>
+        <w:keepLines/>
+        <w:spacing w:after="0" w:before="120"/>
+        <w:ind w:left="720"/>
+      </w:pPr>
+      <w:r>
+        <w:rPr>
+          <w:rFonts w:ascii="Calibri" w:cs="Calibri" w:eastAsia="Calibri" w:hAnsi="Calibri"/>
+          <w:b/>
+          <w:bCs/>
+          <w:sz w:val="22"/>
+          <w:szCs w:val="22"/>
+        </w:rPr>
+        <w:t xml:space="preserve">DUKE</w:t>
+      </w:r>
+      <w:r>
+        <w:rPr>
+          <w:rFonts w:ascii="Calibri" w:cs="Calibri" w:eastAsia="Calibri" w:hAnsi="Calibri"/>
+          <w:color w:val="999999"/>
+          <w:sz w:val="14"/>
+          <w:szCs w:val="14"/>
+        </w:rPr>
+        <w:t xml:space="preserve">   DUKE_X02_FOG_004</w:t>
+      </w:r>
+    </w:p>
+    <w:p>
+      <w:pPr>
+        <w:keepNext/>
+        <w:spacing w:after="0"/>
+        <w:ind w:left="720"/>
+      </w:pPr>
+      <w:r>
+        <w:rPr>
+          <w:rFonts w:ascii="Calibri" w:cs="Calibri" w:eastAsia="Calibri" w:hAnsi="Calibri"/>
+          <w:i/>
+          <w:iCs/>
+          <w:color w:val="777777"/>
+          <w:sz w:val="19"/>
+          <w:szCs w:val="19"/>
+        </w:rPr>
+        <w:t xml:space="preserve">(Pointing at the ceiling.)</w:t>
+      </w:r>
+    </w:p>
+    <w:p>
+      <w:pPr>
+        <w:keepLines/>
+        <w:spacing w:after="60"/>
+        <w:ind w:left="720"/>
+      </w:pPr>
+      <w:r>
+        <w:rPr>
+          <w:rFonts w:ascii="Calibri" w:cs="Calibri" w:eastAsia="Calibri" w:hAnsi="Calibri"/>
+          <w:sz w:val="23"/>
+          <w:szCs w:val="23"/>
+        </w:rPr>
+        <w:t xml:space="preserve">You want to tax weather, Tibbets, start with the weather you caused. The rain that fell on my toast. Billing department, are you there.</w:t>
+      </w:r>
+    </w:p>
+    <w:p>
+      <w:pPr>
+        <w:keepNext/>
+        <w:keepLines/>
+        <w:spacing w:after="0" w:before="120"/>
+        <w:ind w:left="720"/>
+      </w:pPr>
+      <w:r>
+        <w:rPr>
+          <w:rFonts w:ascii="Calibri" w:cs="Calibri" w:eastAsia="Calibri" w:hAnsi="Calibri"/>
+          <w:b/>
+          <w:bCs/>
+          <w:sz w:val="22"/>
+          <w:szCs w:val="22"/>
+        </w:rPr>
+        <w:t xml:space="preserve">ROLLO</w:t>
+      </w:r>
+      <w:r>
+        <w:rPr>
+          <w:rFonts w:ascii="Calibri" w:cs="Calibri" w:eastAsia="Calibri" w:hAnsi="Calibri"/>
+          <w:color w:val="999999"/>
+          <w:sz w:val="14"/>
+          <w:szCs w:val="14"/>
+        </w:rPr>
+        <w:t xml:space="preserve">   ROLLO_X02_FOG_002</w:t>
+      </w:r>
+    </w:p>
+    <w:p>
+      <w:pPr>
+        <w:keepNext/>
+        <w:spacing w:after="0"/>
+        <w:ind w:left="720"/>
+      </w:pPr>
+      <w:r>
+        <w:rPr>
+          <w:rFonts w:ascii="Calibri" w:cs="Calibri" w:eastAsia="Calibri" w:hAnsi="Calibri"/>
+          <w:i/>
+          <w:iCs/>
+          <w:color w:val="777777"/>
+          <w:sz w:val="19"/>
+          <w:szCs w:val="19"/>
+        </w:rPr>
+        <w:t xml:space="preserve">(Quiet.)</w:t>
+      </w:r>
+    </w:p>
+    <w:p>
+      <w:pPr>
+        <w:keepLines/>
+        <w:spacing w:after="60"/>
+        <w:ind w:left="720"/>
+      </w:pPr>
+      <w:r>
+        <w:rPr>
+          <w:rFonts w:ascii="Calibri" w:cs="Calibri" w:eastAsia="Calibri" w:hAnsi="Calibri"/>
+          <w:sz w:val="23"/>
+          <w:szCs w:val="23"/>
+        </w:rPr>
+        <w:t xml:space="preserve">There's no billing department. It's a drawer.</w:t>
+      </w:r>
+    </w:p>
+    <w:p>
+      <w:pPr>
+        <w:keepNext/>
+        <w:keepLines/>
+        <w:spacing w:after="0" w:before="120"/>
+        <w:ind w:left="720"/>
+      </w:pPr>
+      <w:r>
+        <w:rPr>
+          <w:rFonts w:ascii="Calibri" w:cs="Calibri" w:eastAsia="Calibri" w:hAnsi="Calibri"/>
+          <w:b/>
+          <w:bCs/>
+          <w:sz w:val="22"/>
+          <w:szCs w:val="22"/>
+        </w:rPr>
+        <w:t xml:space="preserve">DUKE</w:t>
+      </w:r>
+      <w:r>
+        <w:rPr>
+          <w:rFonts w:ascii="Calibri" w:cs="Calibri" w:eastAsia="Calibri" w:hAnsi="Calibri"/>
+          <w:color w:val="999999"/>
+          <w:sz w:val="14"/>
+          <w:szCs w:val="14"/>
+        </w:rPr>
+        <w:t xml:space="preserve">   DUKE_X02_FOG_005</w:t>
+      </w:r>
+    </w:p>
+    <w:p>
+      <w:pPr>
+        <w:keepNext/>
+        <w:spacing w:after="0"/>
+        <w:ind w:left="720"/>
+      </w:pPr>
+      <w:r>
+        <w:rPr>
+          <w:rFonts w:ascii="Calibri" w:cs="Calibri" w:eastAsia="Calibri" w:hAnsi="Calibri"/>
+          <w:i/>
+          <w:iCs/>
+          <w:color w:val="777777"/>
+          <w:sz w:val="19"/>
+          <w:szCs w:val="19"/>
+        </w:rPr>
+        <w:t xml:space="preserve">(A beat. Then, with full resolve.)</w:t>
+      </w:r>
+    </w:p>
+    <w:p>
+      <w:pPr>
+        <w:keepLines/>
+        <w:spacing w:after="60"/>
+        <w:ind w:left="720"/>
+      </w:pPr>
+      <w:r>
+        <w:rPr>
+          <w:rFonts w:ascii="Calibri" w:cs="Calibri" w:eastAsia="Calibri" w:hAnsi="Calibri"/>
+          <w:sz w:val="23"/>
+          <w:szCs w:val="23"/>
+        </w:rPr>
+        <w:t xml:space="preserve">Then we're taxing the drawer.</w:t>
+      </w:r>
+    </w:p>
+    <w:p>
+      <w:pPr>
+        <w:keepNext/>
+        <w:pBdr>
+          <w:bottom w:val="single" w:color="BBBBBB" w:sz="4" w:space="2"/>
+        </w:pBdr>
+        <w:spacing w:after="60" w:before="280"/>
+      </w:pPr>
+      <w:r>
+        <w:rPr>
+          <w:rFonts w:ascii="Calibri" w:cs="Calibri" w:eastAsia="Calibri" w:hAnsi="Calibri"/>
+          <w:b/>
+          <w:bCs/>
+          <w:sz w:val="25"/>
+          <w:szCs w:val="25"/>
+        </w:rPr>
+        <w:t xml:space="preserve">WHEEL</w:t>
+      </w:r>
+      <w:r>
+        <w:rPr>
+          <w:rFonts w:ascii="Calibri" w:cs="Calibri" w:eastAsia="Calibri" w:hAnsi="Calibri"/>
+          <w:color w:val="888888"/>
+          <w:sz w:val="18"/>
+          <w:szCs w:val="18"/>
+        </w:rPr>
+        <w:t xml:space="preserve">   over the radio</w:t>
+      </w:r>
+    </w:p>
+    <w:p>
+      <w:pPr>
+        <w:keepNext/>
+        <w:keepLines/>
+        <w:spacing w:after="0" w:before="120"/>
+        <w:ind w:left="720"/>
+      </w:pPr>
+      <w:r>
+        <w:rPr>
+          <w:rFonts w:ascii="Calibri" w:cs="Calibri" w:eastAsia="Calibri" w:hAnsi="Calibri"/>
+          <w:b/>
+          <w:bCs/>
+          <w:sz w:val="22"/>
+          <w:szCs w:val="22"/>
+        </w:rPr>
+        <w:t xml:space="preserve">DUKE</w:t>
+      </w:r>
+      <w:r>
+        <w:rPr>
+          <w:rFonts w:ascii="Calibri" w:cs="Calibri" w:eastAsia="Calibri" w:hAnsi="Calibri"/>
+          <w:color w:val="999999"/>
+          <w:sz w:val="14"/>
+          <w:szCs w:val="14"/>
+        </w:rPr>
+        <w:t xml:space="preserve">   DUKE_X02_WHEEL_001</w:t>
+      </w:r>
+    </w:p>
+    <w:p>
+      <w:pPr>
+        <w:keepNext/>
+        <w:spacing w:after="0"/>
+        <w:ind w:left="720"/>
+      </w:pPr>
+      <w:r>
+        <w:rPr>
+          <w:rFonts w:ascii="Calibri" w:cs="Calibri" w:eastAsia="Calibri" w:hAnsi="Calibri"/>
+          <w:i/>
+          <w:iCs/>
+          <w:color w:val="777777"/>
+          <w:sz w:val="19"/>
+          <w:szCs w:val="19"/>
+        </w:rPr>
+        <w:t xml:space="preserve">(Lowering his voice to a stage whisper that is louder than his normal voice.)</w:t>
+      </w:r>
+    </w:p>
+    <w:p>
+      <w:pPr>
+        <w:keepLines/>
+        <w:spacing w:after="60"/>
+        <w:ind w:left="720"/>
+      </w:pPr>
+      <w:r>
+        <w:rPr>
+          <w:rFonts w:ascii="Calibri" w:cs="Calibri" w:eastAsia="Calibri" w:hAnsi="Calibri"/>
+          <w:sz w:val="23"/>
+          <w:szCs w:val="23"/>
+        </w:rPr>
+        <w:t xml:space="preserve">Listener theory of the week. The Harbor Wheel. Is it a ride? Or is it, and I'm just asking questions, a very slow antenna?</w:t>
+      </w:r>
+    </w:p>
+    <w:p>
+      <w:pPr>
+        <w:keepNext/>
+        <w:keepLines/>
+        <w:spacing w:after="0" w:before="120"/>
+        <w:ind w:left="720"/>
+      </w:pPr>
+      <w:r>
+        <w:rPr>
+          <w:rFonts w:ascii="Calibri" w:cs="Calibri" w:eastAsia="Calibri" w:hAnsi="Calibri"/>
+          <w:b/>
+          <w:bCs/>
+          <w:sz w:val="22"/>
+          <w:szCs w:val="22"/>
+        </w:rPr>
+        <w:t xml:space="preserve">MAGS</w:t>
+      </w:r>
+      <w:r>
+        <w:rPr>
+          <w:rFonts w:ascii="Calibri" w:cs="Calibri" w:eastAsia="Calibri" w:hAnsi="Calibri"/>
+          <w:color w:val="999999"/>
+          <w:sz w:val="14"/>
+          <w:szCs w:val="14"/>
+        </w:rPr>
+        <w:t xml:space="preserve">   MAGS_X02_WHEEL_001</w:t>
+      </w:r>
+    </w:p>
+    <w:p>
+      <w:pPr>
+        <w:keepNext/>
+        <w:spacing w:after="0"/>
+        <w:ind w:left="720"/>
+      </w:pPr>
+      <w:r>
+        <w:rPr>
+          <w:rFonts w:ascii="Calibri" w:cs="Calibri" w:eastAsia="Calibri" w:hAnsi="Calibri"/>
+          <w:i/>
+          <w:iCs/>
+          <w:color w:val="777777"/>
+          <w:sz w:val="19"/>
+          <w:szCs w:val="19"/>
+        </w:rPr>
+        <w:t xml:space="preserve">(Patient.)</w:t>
+      </w:r>
+    </w:p>
+    <w:p>
+      <w:pPr>
+        <w:keepLines/>
+        <w:spacing w:after="60"/>
+        <w:ind w:left="720"/>
+      </w:pPr>
+      <w:r>
+        <w:rPr>
+          <w:rFonts w:ascii="Calibri" w:cs="Calibri" w:eastAsia="Calibri" w:hAnsi="Calibri"/>
+          <w:sz w:val="23"/>
+          <w:szCs w:val="23"/>
+        </w:rPr>
+        <w:t xml:space="preserve">It's a ride. I've been on it.</w:t>
+      </w:r>
+    </w:p>
+    <w:p>
+      <w:pPr>
+        <w:keepNext/>
+        <w:keepLines/>
+        <w:spacing w:after="0" w:before="120"/>
+        <w:ind w:left="720"/>
+      </w:pPr>
+      <w:r>
+        <w:rPr>
+          <w:rFonts w:ascii="Calibri" w:cs="Calibri" w:eastAsia="Calibri" w:hAnsi="Calibri"/>
+          <w:b/>
+          <w:bCs/>
+          <w:sz w:val="22"/>
+          <w:szCs w:val="22"/>
+        </w:rPr>
+        <w:t xml:space="preserve">DUKE</w:t>
+      </w:r>
+      <w:r>
+        <w:rPr>
+          <w:rFonts w:ascii="Calibri" w:cs="Calibri" w:eastAsia="Calibri" w:hAnsi="Calibri"/>
+          <w:color w:val="999999"/>
+          <w:sz w:val="14"/>
+          <w:szCs w:val="14"/>
+        </w:rPr>
+        <w:t xml:space="preserve">   DUKE_X02_WHEEL_002</w:t>
+      </w:r>
+    </w:p>
+    <w:p>
+      <w:pPr>
+        <w:keepNext/>
+        <w:spacing w:after="0"/>
+        <w:ind w:left="720"/>
+      </w:pPr>
+      <w:r>
+        <w:rPr>
+          <w:rFonts w:ascii="Calibri" w:cs="Calibri" w:eastAsia="Calibri" w:hAnsi="Calibri"/>
+          <w:i/>
+          <w:iCs/>
+          <w:color w:val="777777"/>
+          <w:sz w:val="19"/>
+          <w:szCs w:val="19"/>
+        </w:rPr>
+        <w:t xml:space="preserve">(Pouncing.)</w:t>
+      </w:r>
+    </w:p>
+    <w:p>
+      <w:pPr>
+        <w:keepLines/>
+        <w:spacing w:after="60"/>
+        <w:ind w:left="720"/>
+      </w:pPr>
+      <w:r>
+        <w:rPr>
+          <w:rFonts w:ascii="Calibri" w:cs="Calibri" w:eastAsia="Calibri" w:hAnsi="Calibri"/>
+          <w:sz w:val="23"/>
+          <w:szCs w:val="23"/>
+        </w:rPr>
+        <w:t xml:space="preserve">Were you looking at the city, Mags, or was the city looking at you?</w:t>
+      </w:r>
+    </w:p>
+    <w:p>
+      <w:pPr>
+        <w:keepNext/>
+        <w:keepLines/>
+        <w:spacing w:after="0" w:before="120"/>
+        <w:ind w:left="720"/>
+      </w:pPr>
+      <w:r>
+        <w:rPr>
+          <w:rFonts w:ascii="Calibri" w:cs="Calibri" w:eastAsia="Calibri" w:hAnsi="Calibri"/>
+          <w:b/>
+          <w:bCs/>
+          <w:sz w:val="22"/>
+          <w:szCs w:val="22"/>
+        </w:rPr>
+        <w:t xml:space="preserve">MAGS</w:t>
+      </w:r>
+      <w:r>
+        <w:rPr>
+          <w:rFonts w:ascii="Calibri" w:cs="Calibri" w:eastAsia="Calibri" w:hAnsi="Calibri"/>
+          <w:color w:val="999999"/>
+          <w:sz w:val="14"/>
+          <w:szCs w:val="14"/>
+        </w:rPr>
+        <w:t xml:space="preserve">   MAGS_X02_WHEEL_002</w:t>
+      </w:r>
+    </w:p>
+    <w:p>
+      <w:pPr>
+        <w:keepNext/>
+        <w:spacing w:after="0"/>
+        <w:ind w:left="720"/>
+      </w:pPr>
+      <w:r>
+        <w:rPr>
+          <w:rFonts w:ascii="Calibri" w:cs="Calibri" w:eastAsia="Calibri" w:hAnsi="Calibri"/>
+          <w:i/>
+          <w:iCs/>
+          <w:color w:val="777777"/>
+          <w:sz w:val="19"/>
+          <w:szCs w:val="19"/>
+        </w:rPr>
+        <w:t xml:space="preserve">(Deadpan.)</w:t>
+      </w:r>
+    </w:p>
+    <w:p>
+      <w:pPr>
+        <w:keepLines/>
+        <w:spacing w:after="60"/>
+        <w:ind w:left="720"/>
+      </w:pPr>
+      <w:r>
+        <w:rPr>
+          <w:rFonts w:ascii="Calibri" w:cs="Calibri" w:eastAsia="Calibri" w:hAnsi="Calibri"/>
+          <w:sz w:val="23"/>
+          <w:szCs w:val="23"/>
+        </w:rPr>
+        <w:t xml:space="preserve">I was eating a pretzel.</w:t>
+      </w:r>
+    </w:p>
+    <w:p>
+      <w:pPr>
+        <w:keepNext/>
+        <w:keepLines/>
+        <w:spacing w:after="0" w:before="120"/>
+        <w:ind w:left="720"/>
+      </w:pPr>
+      <w:r>
+        <w:rPr>
+          <w:rFonts w:ascii="Calibri" w:cs="Calibri" w:eastAsia="Calibri" w:hAnsi="Calibri"/>
+          <w:b/>
+          <w:bCs/>
+          <w:sz w:val="22"/>
+          <w:szCs w:val="22"/>
+        </w:rPr>
+        <w:t xml:space="preserve">DUKE</w:t>
+      </w:r>
+      <w:r>
+        <w:rPr>
+          <w:rFonts w:ascii="Calibri" w:cs="Calibri" w:eastAsia="Calibri" w:hAnsi="Calibri"/>
+          <w:color w:val="999999"/>
+          <w:sz w:val="14"/>
+          <w:szCs w:val="14"/>
+        </w:rPr>
+        <w:t xml:space="preserve">   DUKE_X02_WHEEL_003</w:t>
+      </w:r>
+    </w:p>
+    <w:p>
+      <w:pPr>
+        <w:keepNext/>
+        <w:spacing w:after="0"/>
+        <w:ind w:left="720"/>
+      </w:pPr>
+      <w:r>
+        <w:rPr>
+          <w:rFonts w:ascii="Calibri" w:cs="Calibri" w:eastAsia="Calibri" w:hAnsi="Calibri"/>
+          <w:i/>
+          <w:iCs/>
+          <w:color w:val="777777"/>
+          <w:sz w:val="19"/>
+          <w:szCs w:val="19"/>
+        </w:rPr>
+        <w:t xml:space="preserve">(Triumphant.)</w:t>
+      </w:r>
+    </w:p>
+    <w:p>
+      <w:pPr>
+        <w:keepLines/>
+        <w:spacing w:after="60"/>
+        <w:ind w:left="720"/>
+      </w:pPr>
+      <w:r>
+        <w:rPr>
+          <w:rFonts w:ascii="Calibri" w:cs="Calibri" w:eastAsia="Calibri" w:hAnsi="Calibri"/>
+          <w:sz w:val="23"/>
+          <w:szCs w:val="23"/>
+        </w:rPr>
+        <w:t xml:space="preserve">That's what they WANT you to be doing.</w:t>
+      </w:r>
+    </w:p>
+    <w:p>
+      <w:pPr>
+        <w:keepNext/>
+        <w:keepLines/>
+        <w:spacing w:after="0" w:before="120"/>
+        <w:ind w:left="720"/>
+      </w:pPr>
+      <w:r>
+        <w:rPr>
+          <w:rFonts w:ascii="Calibri" w:cs="Calibri" w:eastAsia="Calibri" w:hAnsi="Calibri"/>
+          <w:b/>
+          <w:bCs/>
+          <w:sz w:val="22"/>
+          <w:szCs w:val="22"/>
+        </w:rPr>
+        <w:t xml:space="preserve">ROLLO</w:t>
+      </w:r>
+      <w:r>
+        <w:rPr>
+          <w:rFonts w:ascii="Calibri" w:cs="Calibri" w:eastAsia="Calibri" w:hAnsi="Calibri"/>
+          <w:color w:val="999999"/>
+          <w:sz w:val="14"/>
+          <w:szCs w:val="14"/>
+        </w:rPr>
+        <w:t xml:space="preserve">   ROLLO_X02_WHEEL_001</w:t>
+      </w:r>
+    </w:p>
+    <w:p>
+      <w:pPr>
+        <w:keepNext/>
+        <w:spacing w:after="0"/>
+        <w:ind w:left="720"/>
+      </w:pPr>
+      <w:r>
+        <w:rPr>
+          <w:rFonts w:ascii="Calibri" w:cs="Calibri" w:eastAsia="Calibri" w:hAnsi="Calibri"/>
+          <w:i/>
+          <w:iCs/>
+          <w:color w:val="777777"/>
+          <w:sz w:val="19"/>
+          <w:szCs w:val="19"/>
+        </w:rPr>
+        <w:t xml:space="preserve">(Flat, from behind the camera.)</w:t>
+      </w:r>
+    </w:p>
+    <w:p>
+      <w:pPr>
+        <w:keepLines/>
+        <w:spacing w:after="60"/>
+        <w:ind w:left="720"/>
+      </w:pPr>
+      <w:r>
+        <w:rPr>
+          <w:rFonts w:ascii="Calibri" w:cs="Calibri" w:eastAsia="Calibri" w:hAnsi="Calibri"/>
+          <w:sz w:val="23"/>
+          <w:szCs w:val="23"/>
+        </w:rPr>
+        <w:t xml:space="preserve">The pretzel guy is the same guy who runs the wheel.</w:t>
+      </w:r>
+    </w:p>
+    <w:p>
+      <w:pPr>
+        <w:keepNext/>
+        <w:keepLines/>
+        <w:spacing w:after="0" w:before="120"/>
+        <w:ind w:left="720"/>
+      </w:pPr>
+      <w:r>
+        <w:rPr>
+          <w:rFonts w:ascii="Calibri" w:cs="Calibri" w:eastAsia="Calibri" w:hAnsi="Calibri"/>
+          <w:b/>
+          <w:bCs/>
+          <w:sz w:val="22"/>
+          <w:szCs w:val="22"/>
+        </w:rPr>
+        <w:t xml:space="preserve">DUKE</w:t>
+      </w:r>
+      <w:r>
+        <w:rPr>
+          <w:rFonts w:ascii="Calibri" w:cs="Calibri" w:eastAsia="Calibri" w:hAnsi="Calibri"/>
+          <w:color w:val="999999"/>
+          <w:sz w:val="14"/>
+          <w:szCs w:val="14"/>
+        </w:rPr>
+        <w:t xml:space="preserve">   DUKE_X02_WHEEL_004</w:t>
+      </w:r>
+    </w:p>
+    <w:p>
+      <w:pPr>
+        <w:keepNext/>
+        <w:spacing w:after="0"/>
+        <w:ind w:left="720"/>
+      </w:pPr>
+      <w:r>
+        <w:rPr>
+          <w:rFonts w:ascii="Calibri" w:cs="Calibri" w:eastAsia="Calibri" w:hAnsi="Calibri"/>
+          <w:i/>
+          <w:iCs/>
+          <w:color w:val="777777"/>
+          <w:sz w:val="19"/>
+          <w:szCs w:val="19"/>
+        </w:rPr>
+        <w:t xml:space="preserve">(Astonished, delighted.)</w:t>
+      </w:r>
+    </w:p>
+    <w:p>
+      <w:pPr>
+        <w:keepLines/>
+        <w:spacing w:after="60"/>
+        <w:ind w:left="720"/>
+      </w:pPr>
+      <w:r>
+        <w:rPr>
+          <w:rFonts w:ascii="Calibri" w:cs="Calibri" w:eastAsia="Calibri" w:hAnsi="Calibri"/>
+          <w:sz w:val="23"/>
+          <w:szCs w:val="23"/>
+        </w:rPr>
+        <w:t xml:space="preserve">Rollo. Rollo, that is a conspiracy with a MENU. Mags, put that on a mug.</w:t>
+      </w:r>
+    </w:p>
+    <w:p>
+      <w:pPr>
+        <w:keepNext/>
+        <w:keepLines/>
+        <w:spacing w:after="0" w:before="120"/>
+        <w:ind w:left="720"/>
+      </w:pPr>
+      <w:r>
+        <w:rPr>
+          <w:rFonts w:ascii="Calibri" w:cs="Calibri" w:eastAsia="Calibri" w:hAnsi="Calibri"/>
+          <w:b/>
+          <w:bCs/>
+          <w:sz w:val="22"/>
+          <w:szCs w:val="22"/>
+        </w:rPr>
+        <w:t xml:space="preserve">MAGS</w:t>
+      </w:r>
+      <w:r>
+        <w:rPr>
+          <w:rFonts w:ascii="Calibri" w:cs="Calibri" w:eastAsia="Calibri" w:hAnsi="Calibri"/>
+          <w:color w:val="999999"/>
+          <w:sz w:val="14"/>
+          <w:szCs w:val="14"/>
+        </w:rPr>
+        <w:t xml:space="preserve">   MAGS_X02_WHEEL_003</w:t>
+      </w:r>
+    </w:p>
+    <w:p>
+      <w:pPr>
+        <w:keepNext/>
+        <w:spacing w:after="0"/>
+        <w:ind w:left="720"/>
+      </w:pPr>
+      <w:r>
+        <w:rPr>
+          <w:rFonts w:ascii="Calibri" w:cs="Calibri" w:eastAsia="Calibri" w:hAnsi="Calibri"/>
+          <w:i/>
+          <w:iCs/>
+          <w:color w:val="777777"/>
+          <w:sz w:val="19"/>
+          <w:szCs w:val="19"/>
+        </w:rPr>
+        <w:t xml:space="preserve">(Typing.)</w:t>
+      </w:r>
+    </w:p>
+    <w:p>
+      <w:pPr>
+        <w:keepLines/>
+        <w:spacing w:after="60"/>
+        <w:ind w:left="720"/>
+      </w:pPr>
+      <w:r>
+        <w:rPr>
+          <w:rFonts w:ascii="Calibri" w:cs="Calibri" w:eastAsia="Calibri" w:hAnsi="Calibri"/>
+          <w:sz w:val="23"/>
+          <w:szCs w:val="23"/>
+        </w:rPr>
+        <w:t xml:space="preserve">We don't have mugs.</w:t>
+      </w:r>
+    </w:p>
+    <w:p>
+      <w:pPr>
+        <w:keepNext/>
+        <w:keepLines/>
+        <w:spacing w:after="0" w:before="120"/>
+        <w:ind w:left="720"/>
+      </w:pPr>
+      <w:r>
+        <w:rPr>
+          <w:rFonts w:ascii="Calibri" w:cs="Calibri" w:eastAsia="Calibri" w:hAnsi="Calibri"/>
+          <w:b/>
+          <w:bCs/>
+          <w:sz w:val="22"/>
+          <w:szCs w:val="22"/>
+        </w:rPr>
+        <w:t xml:space="preserve">DUKE</w:t>
+      </w:r>
+      <w:r>
+        <w:rPr>
+          <w:rFonts w:ascii="Calibri" w:cs="Calibri" w:eastAsia="Calibri" w:hAnsi="Calibri"/>
+          <w:color w:val="999999"/>
+          <w:sz w:val="14"/>
+          <w:szCs w:val="14"/>
+        </w:rPr>
+        <w:t xml:space="preserve">   DUKE_X02_WHEEL_005</w:t>
+      </w:r>
+    </w:p>
+    <w:p>
+      <w:pPr>
+        <w:keepNext/>
+        <w:spacing w:after="0"/>
+        <w:ind w:left="720"/>
+      </w:pPr>
+      <w:r>
+        <w:rPr>
+          <w:rFonts w:ascii="Calibri" w:cs="Calibri" w:eastAsia="Calibri" w:hAnsi="Calibri"/>
+          <w:i/>
+          <w:iCs/>
+          <w:color w:val="777777"/>
+          <w:sz w:val="19"/>
+          <w:szCs w:val="19"/>
+        </w:rPr>
+        <w:t xml:space="preserve">(Resolute.)</w:t>
+      </w:r>
+    </w:p>
+    <w:p>
+      <w:pPr>
+        <w:keepLines/>
+        <w:spacing w:after="60"/>
+        <w:ind w:left="720"/>
+      </w:pPr>
+      <w:r>
+        <w:rPr>
+          <w:rFonts w:ascii="Calibri" w:cs="Calibri" w:eastAsia="Calibri" w:hAnsi="Calibri"/>
+          <w:sz w:val="23"/>
+          <w:szCs w:val="23"/>
+        </w:rPr>
+        <w:t xml:space="preserve">We have a wheel and we have a pretzel. We're a brand.</w:t>
+      </w:r>
+    </w:p>
+    <w:p>
+      <w:pPr>
+        <w:keepNext/>
+        <w:pBdr>
+          <w:bottom w:val="single" w:color="BBBBBB" w:sz="4" w:space="2"/>
+        </w:pBdr>
+        <w:spacing w:after="60" w:before="280"/>
+      </w:pPr>
+      <w:r>
+        <w:rPr>
+          <w:rFonts w:ascii="Calibri" w:cs="Calibri" w:eastAsia="Calibri" w:hAnsi="Calibri"/>
+          <w:b/>
+          <w:bCs/>
+          <w:sz w:val="25"/>
+          <w:szCs w:val="25"/>
+        </w:rPr>
+        <w:t xml:space="preserve">CALLER</w:t>
+      </w:r>
+      <w:r>
+        <w:rPr>
+          <w:rFonts w:ascii="Calibri" w:cs="Calibri" w:eastAsia="Calibri" w:hAnsi="Calibri"/>
+          <w:color w:val="888888"/>
+          <w:sz w:val="18"/>
+          <w:szCs w:val="18"/>
+        </w:rPr>
+        <w:t xml:space="preserve">   over the radio</w:t>
+      </w:r>
+    </w:p>
+    <w:p>
+      <w:pPr>
+        <w:keepNext/>
+        <w:keepLines/>
+        <w:spacing w:after="0" w:before="120"/>
+        <w:ind w:left="720"/>
+      </w:pPr>
+      <w:r>
+        <w:rPr>
+          <w:rFonts w:ascii="Calibri" w:cs="Calibri" w:eastAsia="Calibri" w:hAnsi="Calibri"/>
+          <w:b/>
+          <w:bCs/>
+          <w:sz w:val="22"/>
+          <w:szCs w:val="22"/>
+        </w:rPr>
+        <w:t xml:space="preserve">MAGS</w:t>
+      </w:r>
+      <w:r>
+        <w:rPr>
+          <w:rFonts w:ascii="Calibri" w:cs="Calibri" w:eastAsia="Calibri" w:hAnsi="Calibri"/>
+          <w:color w:val="999999"/>
+          <w:sz w:val="14"/>
+          <w:szCs w:val="14"/>
+        </w:rPr>
+        <w:t xml:space="preserve">   MAGS_X02_CALLER_001</w:t>
+      </w:r>
+    </w:p>
+    <w:p>
+      <w:pPr>
+        <w:keepNext/>
+        <w:spacing w:after="0"/>
+        <w:ind w:left="720"/>
+      </w:pPr>
+      <w:r>
+        <w:rPr>
+          <w:rFonts w:ascii="Calibri" w:cs="Calibri" w:eastAsia="Calibri" w:hAnsi="Calibri"/>
+          <w:i/>
+          <w:iCs/>
+          <w:color w:val="777777"/>
+          <w:sz w:val="19"/>
+          <w:szCs w:val="19"/>
+        </w:rPr>
+        <w:t xml:space="preserve">(Bright, professional, the studio voice.)</w:t>
+      </w:r>
+    </w:p>
+    <w:p>
+      <w:pPr>
+        <w:keepLines/>
+        <w:spacing w:after="60"/>
+        <w:ind w:left="720"/>
+      </w:pPr>
+      <w:r>
+        <w:rPr>
+          <w:rFonts w:ascii="Calibri" w:cs="Calibri" w:eastAsia="Calibri" w:hAnsi="Calibri"/>
+          <w:sz w:val="23"/>
+          <w:szCs w:val="23"/>
+        </w:rPr>
+        <w:t xml:space="preserve">Line two, we have Lorraine from Cedar Street.</w:t>
+      </w:r>
+    </w:p>
+    <w:p>
+      <w:pPr>
+        <w:keepNext/>
+        <w:keepLines/>
+        <w:spacing w:after="0" w:before="120"/>
+        <w:ind w:left="720"/>
+      </w:pPr>
+      <w:r>
+        <w:rPr>
+          <w:rFonts w:ascii="Calibri" w:cs="Calibri" w:eastAsia="Calibri" w:hAnsi="Calibri"/>
+          <w:b/>
+          <w:bCs/>
+          <w:sz w:val="22"/>
+          <w:szCs w:val="22"/>
+        </w:rPr>
+        <w:t xml:space="preserve">MAGS</w:t>
+      </w:r>
+      <w:r>
+        <w:rPr>
+          <w:rFonts w:ascii="Calibri" w:cs="Calibri" w:eastAsia="Calibri" w:hAnsi="Calibri"/>
+          <w:color w:val="999999"/>
+          <w:sz w:val="14"/>
+          <w:szCs w:val="14"/>
+        </w:rPr>
+        <w:t xml:space="preserve">   MAGS_X02_CALLER_002</w:t>
+      </w:r>
+    </w:p>
+    <w:p>
+      <w:pPr>
+        <w:keepNext/>
+        <w:spacing w:after="0"/>
+        <w:ind w:left="720"/>
+      </w:pPr>
+      <w:r>
+        <w:rPr>
+          <w:rFonts w:ascii="Calibri" w:cs="Calibri" w:eastAsia="Calibri" w:hAnsi="Calibri"/>
+          <w:i/>
+          <w:iCs/>
+          <w:color w:val="777777"/>
+          <w:sz w:val="19"/>
+          <w:szCs w:val="19"/>
+        </w:rPr>
+        <w:t xml:space="preserve">(Now an extremely unconvincing high, quavering older lady. She is clearly doing a voice and is not trying very hard.)</w:t>
+      </w:r>
+    </w:p>
+    <w:p>
+      <w:pPr>
+        <w:keepLines/>
+        <w:spacing w:after="60"/>
+        <w:ind w:left="720"/>
+      </w:pPr>
+      <w:r>
+        <w:rPr>
+          <w:rFonts w:ascii="Calibri" w:cs="Calibri" w:eastAsia="Calibri" w:hAnsi="Calibri"/>
+          <w:sz w:val="23"/>
+          <w:szCs w:val="23"/>
+        </w:rPr>
+        <w:t xml:space="preserve">Hi, Duke, long-time listener, first-time caller.</w:t>
+      </w:r>
+    </w:p>
+    <w:p>
+      <w:pPr>
+        <w:keepNext/>
+        <w:keepLines/>
+        <w:spacing w:after="0" w:before="120"/>
+        <w:ind w:left="720"/>
+      </w:pPr>
+      <w:r>
+        <w:rPr>
+          <w:rFonts w:ascii="Calibri" w:cs="Calibri" w:eastAsia="Calibri" w:hAnsi="Calibri"/>
+          <w:b/>
+          <w:bCs/>
+          <w:sz w:val="22"/>
+          <w:szCs w:val="22"/>
+        </w:rPr>
+        <w:t xml:space="preserve">DUKE</w:t>
+      </w:r>
+      <w:r>
+        <w:rPr>
+          <w:rFonts w:ascii="Calibri" w:cs="Calibri" w:eastAsia="Calibri" w:hAnsi="Calibri"/>
+          <w:color w:val="999999"/>
+          <w:sz w:val="14"/>
+          <w:szCs w:val="14"/>
+        </w:rPr>
+        <w:t xml:space="preserve">   DUKE_X02_CALLER_001</w:t>
+      </w:r>
+    </w:p>
+    <w:p>
+      <w:pPr>
+        <w:keepNext/>
+        <w:spacing w:after="0"/>
+        <w:ind w:left="720"/>
+      </w:pPr>
+      <w:r>
+        <w:rPr>
+          <w:rFonts w:ascii="Calibri" w:cs="Calibri" w:eastAsia="Calibri" w:hAnsi="Calibri"/>
+          <w:i/>
+          <w:iCs/>
+          <w:color w:val="777777"/>
+          <w:sz w:val="19"/>
+          <w:szCs w:val="19"/>
+        </w:rPr>
+        <w:t xml:space="preserve">(Slowly, suspicious.)</w:t>
+      </w:r>
+    </w:p>
+    <w:p>
+      <w:pPr>
+        <w:keepLines/>
+        <w:spacing w:after="60"/>
+        <w:ind w:left="720"/>
+      </w:pPr>
+      <w:r>
+        <w:rPr>
+          <w:rFonts w:ascii="Calibri" w:cs="Calibri" w:eastAsia="Calibri" w:hAnsi="Calibri"/>
+          <w:sz w:val="23"/>
+          <w:szCs w:val="23"/>
+        </w:rPr>
+        <w:t xml:space="preserve">Lorraine. You sound exactly like Mags.</w:t>
+      </w:r>
+    </w:p>
+    <w:p>
+      <w:pPr>
+        <w:keepNext/>
+        <w:keepLines/>
+        <w:spacing w:after="0" w:before="120"/>
+        <w:ind w:left="720"/>
+      </w:pPr>
+      <w:r>
+        <w:rPr>
+          <w:rFonts w:ascii="Calibri" w:cs="Calibri" w:eastAsia="Calibri" w:hAnsi="Calibri"/>
+          <w:b/>
+          <w:bCs/>
+          <w:sz w:val="22"/>
+          <w:szCs w:val="22"/>
+        </w:rPr>
+        <w:t xml:space="preserve">MAGS</w:t>
+      </w:r>
+      <w:r>
+        <w:rPr>
+          <w:rFonts w:ascii="Calibri" w:cs="Calibri" w:eastAsia="Calibri" w:hAnsi="Calibri"/>
+          <w:color w:val="999999"/>
+          <w:sz w:val="14"/>
+          <w:szCs w:val="14"/>
+        </w:rPr>
+        <w:t xml:space="preserve">   MAGS_X02_CALLER_003</w:t>
+      </w:r>
+    </w:p>
+    <w:p>
+      <w:pPr>
+        <w:keepNext/>
+        <w:spacing w:after="0"/>
+        <w:ind w:left="720"/>
+      </w:pPr>
+      <w:r>
+        <w:rPr>
+          <w:rFonts w:ascii="Calibri" w:cs="Calibri" w:eastAsia="Calibri" w:hAnsi="Calibri"/>
+          <w:i/>
+          <w:iCs/>
+          <w:color w:val="777777"/>
+          <w:sz w:val="19"/>
+          <w:szCs w:val="19"/>
+        </w:rPr>
+        <w:t xml:space="preserve">(Back to herself, instantly.)</w:t>
+      </w:r>
+    </w:p>
+    <w:p>
+      <w:pPr>
+        <w:keepLines/>
+        <w:spacing w:after="60"/>
+        <w:ind w:left="720"/>
+      </w:pPr>
+      <w:r>
+        <w:rPr>
+          <w:rFonts w:ascii="Calibri" w:cs="Calibri" w:eastAsia="Calibri" w:hAnsi="Calibri"/>
+          <w:sz w:val="23"/>
+          <w:szCs w:val="23"/>
+        </w:rPr>
+        <w:t xml:space="preserve">It's a very bad line.</w:t>
+      </w:r>
+    </w:p>
+    <w:p>
+      <w:pPr>
+        <w:keepNext/>
+        <w:keepLines/>
+        <w:spacing w:after="0" w:before="120"/>
+        <w:ind w:left="720"/>
+      </w:pPr>
+      <w:r>
+        <w:rPr>
+          <w:rFonts w:ascii="Calibri" w:cs="Calibri" w:eastAsia="Calibri" w:hAnsi="Calibri"/>
+          <w:b/>
+          <w:bCs/>
+          <w:sz w:val="22"/>
+          <w:szCs w:val="22"/>
+        </w:rPr>
+        <w:t xml:space="preserve">DUKE</w:t>
+      </w:r>
+      <w:r>
+        <w:rPr>
+          <w:rFonts w:ascii="Calibri" w:cs="Calibri" w:eastAsia="Calibri" w:hAnsi="Calibri"/>
+          <w:color w:val="999999"/>
+          <w:sz w:val="14"/>
+          <w:szCs w:val="14"/>
+        </w:rPr>
+        <w:t xml:space="preserve">   DUKE_X02_CALLER_002</w:t>
+      </w:r>
+    </w:p>
+    <w:p>
+      <w:pPr>
+        <w:keepNext/>
+        <w:spacing w:after="0"/>
+        <w:ind w:left="720"/>
+      </w:pPr>
+      <w:r>
+        <w:rPr>
+          <w:rFonts w:ascii="Calibri" w:cs="Calibri" w:eastAsia="Calibri" w:hAnsi="Calibri"/>
+          <w:i/>
+          <w:iCs/>
+          <w:color w:val="777777"/>
+          <w:sz w:val="19"/>
+          <w:szCs w:val="19"/>
+        </w:rPr>
+        <w:t xml:space="preserve">(Generous.)</w:t>
+      </w:r>
+    </w:p>
+    <w:p>
+      <w:pPr>
+        <w:keepLines/>
+        <w:spacing w:after="60"/>
+        <w:ind w:left="720"/>
+      </w:pPr>
+      <w:r>
+        <w:rPr>
+          <w:rFonts w:ascii="Calibri" w:cs="Calibri" w:eastAsia="Calibri" w:hAnsi="Calibri"/>
+          <w:sz w:val="23"/>
+          <w:szCs w:val="23"/>
+        </w:rPr>
+        <w:t xml:space="preserve">Lorraine, what's on your mind tonight?</w:t>
+      </w:r>
+    </w:p>
+    <w:p>
+      <w:pPr>
+        <w:keepNext/>
+        <w:keepLines/>
+        <w:spacing w:after="0" w:before="120"/>
+        <w:ind w:left="720"/>
+      </w:pPr>
+      <w:r>
+        <w:rPr>
+          <w:rFonts w:ascii="Calibri" w:cs="Calibri" w:eastAsia="Calibri" w:hAnsi="Calibri"/>
+          <w:b/>
+          <w:bCs/>
+          <w:sz w:val="22"/>
+          <w:szCs w:val="22"/>
+        </w:rPr>
+        <w:t xml:space="preserve">MAGS</w:t>
+      </w:r>
+      <w:r>
+        <w:rPr>
+          <w:rFonts w:ascii="Calibri" w:cs="Calibri" w:eastAsia="Calibri" w:hAnsi="Calibri"/>
+          <w:color w:val="999999"/>
+          <w:sz w:val="14"/>
+          <w:szCs w:val="14"/>
+        </w:rPr>
+        <w:t xml:space="preserve">   MAGS_X02_CALLER_004</w:t>
+      </w:r>
+    </w:p>
+    <w:p>
+      <w:pPr>
+        <w:keepNext/>
+        <w:spacing w:after="0"/>
+        <w:ind w:left="720"/>
+      </w:pPr>
+      <w:r>
+        <w:rPr>
+          <w:rFonts w:ascii="Calibri" w:cs="Calibri" w:eastAsia="Calibri" w:hAnsi="Calibri"/>
+          <w:i/>
+          <w:iCs/>
+          <w:color w:val="777777"/>
+          <w:sz w:val="19"/>
+          <w:szCs w:val="19"/>
+        </w:rPr>
+        <w:t xml:space="preserve">(The voice again, a little too close to the mic.)</w:t>
+      </w:r>
+    </w:p>
+    <w:p>
+      <w:pPr>
+        <w:keepLines/>
+        <w:spacing w:after="60"/>
+        <w:ind w:left="720"/>
+      </w:pPr>
+      <w:r>
+        <w:rPr>
+          <w:rFonts w:ascii="Calibri" w:cs="Calibri" w:eastAsia="Calibri" w:hAnsi="Calibri"/>
+          <w:sz w:val="23"/>
+          <w:szCs w:val="23"/>
+        </w:rPr>
+        <w:t xml:space="preserve">I just think pigeons should have to carry ID.</w:t>
+      </w:r>
+    </w:p>
+    <w:p>
+      <w:pPr>
+        <w:keepNext/>
+        <w:keepLines/>
+        <w:spacing w:after="0" w:before="120"/>
+        <w:ind w:left="720"/>
+      </w:pPr>
+      <w:r>
+        <w:rPr>
+          <w:rFonts w:ascii="Calibri" w:cs="Calibri" w:eastAsia="Calibri" w:hAnsi="Calibri"/>
+          <w:b/>
+          <w:bCs/>
+          <w:sz w:val="22"/>
+          <w:szCs w:val="22"/>
+        </w:rPr>
+        <w:t xml:space="preserve">DUKE</w:t>
+      </w:r>
+      <w:r>
+        <w:rPr>
+          <w:rFonts w:ascii="Calibri" w:cs="Calibri" w:eastAsia="Calibri" w:hAnsi="Calibri"/>
+          <w:color w:val="999999"/>
+          <w:sz w:val="14"/>
+          <w:szCs w:val="14"/>
+        </w:rPr>
+        <w:t xml:space="preserve">   DUKE_X02_CALLER_003</w:t>
+      </w:r>
+    </w:p>
+    <w:p>
+      <w:pPr>
+        <w:keepNext/>
+        <w:spacing w:after="0"/>
+        <w:ind w:left="720"/>
+      </w:pPr>
+      <w:r>
+        <w:rPr>
+          <w:rFonts w:ascii="Calibri" w:cs="Calibri" w:eastAsia="Calibri" w:hAnsi="Calibri"/>
+          <w:i/>
+          <w:iCs/>
+          <w:color w:val="777777"/>
+          <w:sz w:val="19"/>
+          <w:szCs w:val="19"/>
+        </w:rPr>
+        <w:t xml:space="preserve">(Moved.)</w:t>
+      </w:r>
+    </w:p>
+    <w:p>
+      <w:pPr>
+        <w:keepLines/>
+        <w:spacing w:after="60"/>
+        <w:ind w:left="720"/>
+      </w:pPr>
+      <w:r>
+        <w:rPr>
+          <w:rFonts w:ascii="Calibri" w:cs="Calibri" w:eastAsia="Calibri" w:hAnsi="Calibri"/>
+          <w:sz w:val="23"/>
+          <w:szCs w:val="23"/>
+        </w:rPr>
+        <w:t xml:space="preserve">Controversial. Bold. Lorraine, you are a brave woman, and a possibly invented one.</w:t>
+      </w:r>
+    </w:p>
+    <w:p>
+      <w:pPr>
+        <w:keepNext/>
+        <w:keepLines/>
+        <w:spacing w:after="0" w:before="120"/>
+        <w:ind w:left="720"/>
+      </w:pPr>
+      <w:r>
+        <w:rPr>
+          <w:rFonts w:ascii="Calibri" w:cs="Calibri" w:eastAsia="Calibri" w:hAnsi="Calibri"/>
+          <w:b/>
+          <w:bCs/>
+          <w:sz w:val="22"/>
+          <w:szCs w:val="22"/>
+        </w:rPr>
+        <w:t xml:space="preserve">ROLLO</w:t>
+      </w:r>
+      <w:r>
+        <w:rPr>
+          <w:rFonts w:ascii="Calibri" w:cs="Calibri" w:eastAsia="Calibri" w:hAnsi="Calibri"/>
+          <w:color w:val="999999"/>
+          <w:sz w:val="14"/>
+          <w:szCs w:val="14"/>
+        </w:rPr>
+        <w:t xml:space="preserve">   ROLLO_X02_CALLER_001</w:t>
+      </w:r>
+    </w:p>
+    <w:p>
+      <w:pPr>
+        <w:keepNext/>
+        <w:spacing w:after="0"/>
+        <w:ind w:left="720"/>
+      </w:pPr>
+      <w:r>
+        <w:rPr>
+          <w:rFonts w:ascii="Calibri" w:cs="Calibri" w:eastAsia="Calibri" w:hAnsi="Calibri"/>
+          <w:i/>
+          <w:iCs/>
+          <w:color w:val="777777"/>
+          <w:sz w:val="19"/>
+          <w:szCs w:val="19"/>
+        </w:rPr>
+        <w:t xml:space="preserve">(Flat.)</w:t>
+      </w:r>
+    </w:p>
+    <w:p>
+      <w:pPr>
+        <w:keepLines/>
+        <w:spacing w:after="60"/>
+        <w:ind w:left="720"/>
+      </w:pPr>
+      <w:r>
+        <w:rPr>
+          <w:rFonts w:ascii="Calibri" w:cs="Calibri" w:eastAsia="Calibri" w:hAnsi="Calibri"/>
+          <w:sz w:val="23"/>
+          <w:szCs w:val="23"/>
+        </w:rPr>
+        <w:t xml:space="preserve">Her number is the studio number.</w:t>
+      </w:r>
+    </w:p>
+    <w:p>
+      <w:pPr>
+        <w:keepNext/>
+        <w:keepLines/>
+        <w:spacing w:after="0" w:before="120"/>
+        <w:ind w:left="720"/>
+      </w:pPr>
+      <w:r>
+        <w:rPr>
+          <w:rFonts w:ascii="Calibri" w:cs="Calibri" w:eastAsia="Calibri" w:hAnsi="Calibri"/>
+          <w:b/>
+          <w:bCs/>
+          <w:sz w:val="22"/>
+          <w:szCs w:val="22"/>
+        </w:rPr>
+        <w:t xml:space="preserve">DUKE</w:t>
+      </w:r>
+      <w:r>
+        <w:rPr>
+          <w:rFonts w:ascii="Calibri" w:cs="Calibri" w:eastAsia="Calibri" w:hAnsi="Calibri"/>
+          <w:color w:val="999999"/>
+          <w:sz w:val="14"/>
+          <w:szCs w:val="14"/>
+        </w:rPr>
+        <w:t xml:space="preserve">   DUKE_X02_CALLER_004</w:t>
+      </w:r>
+    </w:p>
+    <w:p>
+      <w:pPr>
+        <w:keepNext/>
+        <w:spacing w:after="0"/>
+        <w:ind w:left="720"/>
+      </w:pPr>
+      <w:r>
+        <w:rPr>
+          <w:rFonts w:ascii="Calibri" w:cs="Calibri" w:eastAsia="Calibri" w:hAnsi="Calibri"/>
+          <w:i/>
+          <w:iCs/>
+          <w:color w:val="777777"/>
+          <w:sz w:val="19"/>
+          <w:szCs w:val="19"/>
+        </w:rPr>
+        <w:t xml:space="preserve">(Pressing on, regal.)</w:t>
+      </w:r>
+    </w:p>
+    <w:p>
+      <w:pPr>
+        <w:keepLines/>
+        <w:spacing w:after="60"/>
+        <w:ind w:left="720"/>
+      </w:pPr>
+      <w:r>
+        <w:rPr>
+          <w:rFonts w:ascii="Calibri" w:cs="Calibri" w:eastAsia="Calibri" w:hAnsi="Calibri"/>
+          <w:sz w:val="23"/>
+          <w:szCs w:val="23"/>
+        </w:rPr>
+        <w:t xml:space="preserve">Lorraine, hold, please. ... We lost Lorraine. She's gone where all the good callers go. The other line.</w:t>
+      </w:r>
+    </w:p>
+    <w:p>
+      <w:pPr>
+        <w:keepNext/>
+        <w:pBdr>
+          <w:bottom w:val="single" w:color="BBBBBB" w:sz="4" w:space="2"/>
+        </w:pBdr>
+        <w:spacing w:after="60" w:before="280"/>
+      </w:pPr>
+      <w:r>
+        <w:rPr>
+          <w:rFonts w:ascii="Calibri" w:cs="Calibri" w:eastAsia="Calibri" w:hAnsi="Calibri"/>
+          <w:b/>
+          <w:bCs/>
+          <w:sz w:val="25"/>
+          <w:szCs w:val="25"/>
+        </w:rPr>
+        <w:t xml:space="preserve">SPONSOR</w:t>
+      </w:r>
+      <w:r>
+        <w:rPr>
+          <w:rFonts w:ascii="Calibri" w:cs="Calibri" w:eastAsia="Calibri" w:hAnsi="Calibri"/>
+          <w:color w:val="888888"/>
+          <w:sz w:val="18"/>
+          <w:szCs w:val="18"/>
+        </w:rPr>
+        <w:t xml:space="preserve">   over the radio</w:t>
+      </w:r>
+    </w:p>
+    <w:p>
+      <w:pPr>
+        <w:keepNext/>
+        <w:keepLines/>
+        <w:spacing w:after="0" w:before="120"/>
+        <w:ind w:left="720"/>
+      </w:pPr>
+      <w:r>
+        <w:rPr>
+          <w:rFonts w:ascii="Calibri" w:cs="Calibri" w:eastAsia="Calibri" w:hAnsi="Calibri"/>
+          <w:b/>
+          <w:bCs/>
+          <w:sz w:val="22"/>
+          <w:szCs w:val="22"/>
+        </w:rPr>
+        <w:t xml:space="preserve">DUKE</w:t>
+      </w:r>
+      <w:r>
+        <w:rPr>
+          <w:rFonts w:ascii="Calibri" w:cs="Calibri" w:eastAsia="Calibri" w:hAnsi="Calibri"/>
+          <w:color w:val="999999"/>
+          <w:sz w:val="14"/>
+          <w:szCs w:val="14"/>
+        </w:rPr>
+        <w:t xml:space="preserve">   DUKE_X02_SPONSOR_001</w:t>
+      </w:r>
+    </w:p>
+    <w:p>
+      <w:pPr>
+        <w:keepNext/>
+        <w:spacing w:after="0"/>
+        <w:ind w:left="720"/>
+      </w:pPr>
+      <w:r>
+        <w:rPr>
+          <w:rFonts w:ascii="Calibri" w:cs="Calibri" w:eastAsia="Calibri" w:hAnsi="Calibri"/>
+          <w:i/>
+          <w:iCs/>
+          <w:color w:val="777777"/>
+          <w:sz w:val="19"/>
+          <w:szCs w:val="19"/>
+        </w:rPr>
+        <w:t xml:space="preserve">(The golden, trusted voice of a man reading something he has never read before.)</w:t>
+      </w:r>
+    </w:p>
+    <w:p>
+      <w:pPr>
+        <w:keepLines/>
+        <w:spacing w:after="60"/>
+        <w:ind w:left="720"/>
+      </w:pPr>
+      <w:r>
+        <w:rPr>
+          <w:rFonts w:ascii="Calibri" w:cs="Calibri" w:eastAsia="Calibri" w:hAnsi="Calibri"/>
+          <w:sz w:val="23"/>
+          <w:szCs w:val="23"/>
+        </w:rPr>
+        <w:t xml:space="preserve">This segment is brought to you by Gulliver's Discount Mattresses. Do you sleep? Gulliver's has a mattress for that. Do you not sleep? Gulliver's has a mattress for THAT.</w:t>
+      </w:r>
+    </w:p>
+    <w:p>
+      <w:pPr>
+        <w:keepNext/>
+        <w:keepLines/>
+        <w:spacing w:after="0" w:before="120"/>
+        <w:ind w:left="720"/>
+      </w:pPr>
+      <w:r>
+        <w:rPr>
+          <w:rFonts w:ascii="Calibri" w:cs="Calibri" w:eastAsia="Calibri" w:hAnsi="Calibri"/>
+          <w:b/>
+          <w:bCs/>
+          <w:sz w:val="22"/>
+          <w:szCs w:val="22"/>
+        </w:rPr>
+        <w:t xml:space="preserve">MAGS</w:t>
+      </w:r>
+      <w:r>
+        <w:rPr>
+          <w:rFonts w:ascii="Calibri" w:cs="Calibri" w:eastAsia="Calibri" w:hAnsi="Calibri"/>
+          <w:color w:val="999999"/>
+          <w:sz w:val="14"/>
+          <w:szCs w:val="14"/>
+        </w:rPr>
+        <w:t xml:space="preserve">   MAGS_X02_SPONSOR_001</w:t>
+      </w:r>
+    </w:p>
+    <w:p>
+      <w:pPr>
+        <w:keepNext/>
+        <w:spacing w:after="0"/>
+        <w:ind w:left="720"/>
+      </w:pPr>
+      <w:r>
+        <w:rPr>
+          <w:rFonts w:ascii="Calibri" w:cs="Calibri" w:eastAsia="Calibri" w:hAnsi="Calibri"/>
+          <w:i/>
+          <w:iCs/>
+          <w:color w:val="777777"/>
+          <w:sz w:val="19"/>
+          <w:szCs w:val="19"/>
+        </w:rPr>
+        <w:t xml:space="preserve">(Reading from a card.)</w:t>
+      </w:r>
+    </w:p>
+    <w:p>
+      <w:pPr>
+        <w:keepLines/>
+        <w:spacing w:after="60"/>
+        <w:ind w:left="720"/>
+      </w:pPr>
+      <w:r>
+        <w:rPr>
+          <w:rFonts w:ascii="Calibri" w:cs="Calibri" w:eastAsia="Calibri" w:hAnsi="Calibri"/>
+          <w:sz w:val="23"/>
+          <w:szCs w:val="23"/>
+        </w:rPr>
+        <w:t xml:space="preserve">Legal wants me to say they're "previously enjoyed."</w:t>
+      </w:r>
+    </w:p>
+    <w:p>
+      <w:pPr>
+        <w:keepNext/>
+        <w:keepLines/>
+        <w:spacing w:after="0" w:before="120"/>
+        <w:ind w:left="720"/>
+      </w:pPr>
+      <w:r>
+        <w:rPr>
+          <w:rFonts w:ascii="Calibri" w:cs="Calibri" w:eastAsia="Calibri" w:hAnsi="Calibri"/>
+          <w:b/>
+          <w:bCs/>
+          <w:sz w:val="22"/>
+          <w:szCs w:val="22"/>
+        </w:rPr>
+        <w:t xml:space="preserve">DUKE</w:t>
+      </w:r>
+      <w:r>
+        <w:rPr>
+          <w:rFonts w:ascii="Calibri" w:cs="Calibri" w:eastAsia="Calibri" w:hAnsi="Calibri"/>
+          <w:color w:val="999999"/>
+          <w:sz w:val="14"/>
+          <w:szCs w:val="14"/>
+        </w:rPr>
+        <w:t xml:space="preserve">   DUKE_X02_SPONSOR_002</w:t>
+      </w:r>
+    </w:p>
+    <w:p>
+      <w:pPr>
+        <w:keepNext/>
+        <w:spacing w:after="0"/>
+        <w:ind w:left="720"/>
+      </w:pPr>
+      <w:r>
+        <w:rPr>
+          <w:rFonts w:ascii="Calibri" w:cs="Calibri" w:eastAsia="Calibri" w:hAnsi="Calibri"/>
+          <w:i/>
+          <w:iCs/>
+          <w:color w:val="777777"/>
+          <w:sz w:val="19"/>
+          <w:szCs w:val="19"/>
+        </w:rPr>
+        <w:t xml:space="preserve">(Appalled.)</w:t>
+      </w:r>
+    </w:p>
+    <w:p>
+      <w:pPr>
+        <w:keepLines/>
+        <w:spacing w:after="60"/>
+        <w:ind w:left="720"/>
+      </w:pPr>
+      <w:r>
+        <w:rPr>
+          <w:rFonts w:ascii="Calibri" w:cs="Calibri" w:eastAsia="Calibri" w:hAnsi="Calibri"/>
+          <w:sz w:val="23"/>
+          <w:szCs w:val="23"/>
+        </w:rPr>
+        <w:t xml:space="preserve">Enjoyed by WHO, Mags? That is a love story I did not ask for.</w:t>
+      </w:r>
+    </w:p>
+    <w:p>
+      <w:pPr>
+        <w:keepNext/>
+        <w:keepLines/>
+        <w:spacing w:after="0" w:before="120"/>
+        <w:ind w:left="720"/>
+      </w:pPr>
+      <w:r>
+        <w:rPr>
+          <w:rFonts w:ascii="Calibri" w:cs="Calibri" w:eastAsia="Calibri" w:hAnsi="Calibri"/>
+          <w:b/>
+          <w:bCs/>
+          <w:sz w:val="22"/>
+          <w:szCs w:val="22"/>
+        </w:rPr>
+        <w:t xml:space="preserve">ROLLO</w:t>
+      </w:r>
+      <w:r>
+        <w:rPr>
+          <w:rFonts w:ascii="Calibri" w:cs="Calibri" w:eastAsia="Calibri" w:hAnsi="Calibri"/>
+          <w:color w:val="999999"/>
+          <w:sz w:val="14"/>
+          <w:szCs w:val="14"/>
+        </w:rPr>
+        <w:t xml:space="preserve">   ROLLO_X02_SPONSOR_001</w:t>
+      </w:r>
+    </w:p>
+    <w:p>
+      <w:pPr>
+        <w:keepNext/>
+        <w:spacing w:after="0"/>
+        <w:ind w:left="720"/>
+      </w:pPr>
+      <w:r>
+        <w:rPr>
+          <w:rFonts w:ascii="Calibri" w:cs="Calibri" w:eastAsia="Calibri" w:hAnsi="Calibri"/>
+          <w:i/>
+          <w:iCs/>
+          <w:color w:val="777777"/>
+          <w:sz w:val="19"/>
+          <w:szCs w:val="19"/>
+        </w:rPr>
+        <w:t xml:space="preserve">(Dry.)</w:t>
+      </w:r>
+    </w:p>
+    <w:p>
+      <w:pPr>
+        <w:keepLines/>
+        <w:spacing w:after="60"/>
+        <w:ind w:left="720"/>
+      </w:pPr>
+      <w:r>
+        <w:rPr>
+          <w:rFonts w:ascii="Calibri" w:cs="Calibri" w:eastAsia="Calibri" w:hAnsi="Calibri"/>
+          <w:sz w:val="23"/>
+          <w:szCs w:val="23"/>
+        </w:rPr>
+        <w:t xml:space="preserve">Mine has a water stain shaped like Ohio.</w:t>
+      </w:r>
+    </w:p>
+    <w:p>
+      <w:pPr>
+        <w:keepNext/>
+        <w:keepLines/>
+        <w:spacing w:after="0" w:before="120"/>
+        <w:ind w:left="720"/>
+      </w:pPr>
+      <w:r>
+        <w:rPr>
+          <w:rFonts w:ascii="Calibri" w:cs="Calibri" w:eastAsia="Calibri" w:hAnsi="Calibri"/>
+          <w:b/>
+          <w:bCs/>
+          <w:sz w:val="22"/>
+          <w:szCs w:val="22"/>
+        </w:rPr>
+        <w:t xml:space="preserve">DUKE</w:t>
+      </w:r>
+      <w:r>
+        <w:rPr>
+          <w:rFonts w:ascii="Calibri" w:cs="Calibri" w:eastAsia="Calibri" w:hAnsi="Calibri"/>
+          <w:color w:val="999999"/>
+          <w:sz w:val="14"/>
+          <w:szCs w:val="14"/>
+        </w:rPr>
+        <w:t xml:space="preserve">   DUKE_X02_SPONSOR_003</w:t>
+      </w:r>
+    </w:p>
+    <w:p>
+      <w:pPr>
+        <w:keepNext/>
+        <w:spacing w:after="0"/>
+        <w:ind w:left="720"/>
+      </w:pPr>
+      <w:r>
+        <w:rPr>
+          <w:rFonts w:ascii="Calibri" w:cs="Calibri" w:eastAsia="Calibri" w:hAnsi="Calibri"/>
+          <w:i/>
+          <w:iCs/>
+          <w:color w:val="777777"/>
+          <w:sz w:val="19"/>
+          <w:szCs w:val="19"/>
+        </w:rPr>
+        <w:t xml:space="preserve">(Triumphant.)</w:t>
+      </w:r>
+    </w:p>
+    <w:p>
+      <w:pPr>
+        <w:keepLines/>
+        <w:spacing w:after="60"/>
+        <w:ind w:left="720"/>
+      </w:pPr>
+      <w:r>
+        <w:rPr>
+          <w:rFonts w:ascii="Calibri" w:cs="Calibri" w:eastAsia="Calibri" w:hAnsi="Calibri"/>
+          <w:sz w:val="23"/>
+          <w:szCs w:val="23"/>
+        </w:rPr>
+        <w:t xml:space="preserve">That's not a flaw, that's a feature. Gulliver's. Lie Down Somewhere. Offer not valid in fog.</w:t>
+      </w:r>
+    </w:p>
+    <w:p>
+      <w:pPr>
+        <w:keepNext/>
+        <w:pBdr>
+          <w:bottom w:val="single" w:color="BBBBBB" w:sz="4" w:space="2"/>
+        </w:pBdr>
+        <w:spacing w:after="60" w:before="280"/>
+      </w:pPr>
+      <w:r>
+        <w:rPr>
+          <w:rFonts w:ascii="Calibri" w:cs="Calibri" w:eastAsia="Calibri" w:hAnsi="Calibri"/>
+          <w:b/>
+          <w:bCs/>
+          <w:sz w:val="25"/>
+          <w:szCs w:val="25"/>
+        </w:rPr>
+        <w:t xml:space="preserve">ROOM</w:t>
+      </w:r>
+      <w:r>
+        <w:rPr>
+          <w:rFonts w:ascii="Calibri" w:cs="Calibri" w:eastAsia="Calibri" w:hAnsi="Calibri"/>
+          <w:color w:val="888888"/>
+          <w:sz w:val="18"/>
+          <w:szCs w:val="18"/>
+        </w:rPr>
+        <w:t xml:space="preserve">   over the radio; only if done:M00</w:t>
+      </w:r>
+    </w:p>
+    <w:p>
+      <w:pPr>
+        <w:keepNext/>
+        <w:keepLines/>
+        <w:spacing w:after="0" w:before="120"/>
+        <w:ind w:left="720"/>
+      </w:pPr>
+      <w:r>
+        <w:rPr>
+          <w:rFonts w:ascii="Calibri" w:cs="Calibri" w:eastAsia="Calibri" w:hAnsi="Calibri"/>
+          <w:b/>
+          <w:bCs/>
+          <w:sz w:val="22"/>
+          <w:szCs w:val="22"/>
+        </w:rPr>
+        <w:t xml:space="preserve">DUKE</w:t>
+      </w:r>
+      <w:r>
+        <w:rPr>
+          <w:rFonts w:ascii="Calibri" w:cs="Calibri" w:eastAsia="Calibri" w:hAnsi="Calibri"/>
+          <w:color w:val="999999"/>
+          <w:sz w:val="14"/>
+          <w:szCs w:val="14"/>
+        </w:rPr>
+        <w:t xml:space="preserve">   DUKE_X02_ROOM_001</w:t>
+      </w:r>
+    </w:p>
+    <w:p>
+      <w:pPr>
+        <w:keepNext/>
+        <w:spacing w:after="0"/>
+        <w:ind w:left="720"/>
+      </w:pPr>
+      <w:r>
+        <w:rPr>
+          <w:rFonts w:ascii="Calibri" w:cs="Calibri" w:eastAsia="Calibri" w:hAnsi="Calibri"/>
+          <w:i/>
+          <w:iCs/>
+          <w:color w:val="777777"/>
+          <w:sz w:val="19"/>
+          <w:szCs w:val="19"/>
+        </w:rPr>
+        <w:t xml:space="preserve">(Gleeful, the way a man is when a story contains a villain he can pronounce.)</w:t>
+      </w:r>
+    </w:p>
+    <w:p>
+      <w:pPr>
+        <w:keepLines/>
+        <w:spacing w:after="60"/>
+        <w:ind w:left="720"/>
+      </w:pPr>
+      <w:r>
+        <w:rPr>
+          <w:rFonts w:ascii="Calibri" w:cs="Calibri" w:eastAsia="Calibri" w:hAnsi="Calibri"/>
+          <w:sz w:val="23"/>
+          <w:szCs w:val="23"/>
+        </w:rPr>
+        <w:t xml:space="preserve">Housing news. A landlord on Cedar Street named Dale rented the same room to two different people. And a cousin.</w:t>
+      </w:r>
+    </w:p>
+    <w:p>
+      <w:pPr>
+        <w:keepNext/>
+        <w:keepLines/>
+        <w:spacing w:after="0" w:before="120"/>
+        <w:ind w:left="720"/>
+      </w:pPr>
+      <w:r>
+        <w:rPr>
+          <w:rFonts w:ascii="Calibri" w:cs="Calibri" w:eastAsia="Calibri" w:hAnsi="Calibri"/>
+          <w:b/>
+          <w:bCs/>
+          <w:sz w:val="22"/>
+          <w:szCs w:val="22"/>
+        </w:rPr>
+        <w:t xml:space="preserve">MAGS</w:t>
+      </w:r>
+      <w:r>
+        <w:rPr>
+          <w:rFonts w:ascii="Calibri" w:cs="Calibri" w:eastAsia="Calibri" w:hAnsi="Calibri"/>
+          <w:color w:val="999999"/>
+          <w:sz w:val="14"/>
+          <w:szCs w:val="14"/>
+        </w:rPr>
+        <w:t xml:space="preserve">   MAGS_X02_ROOM_001</w:t>
+      </w:r>
+    </w:p>
+    <w:p>
+      <w:pPr>
+        <w:keepNext/>
+        <w:spacing w:after="0"/>
+        <w:ind w:left="720"/>
+      </w:pPr>
+      <w:r>
+        <w:rPr>
+          <w:rFonts w:ascii="Calibri" w:cs="Calibri" w:eastAsia="Calibri" w:hAnsi="Calibri"/>
+          <w:i/>
+          <w:iCs/>
+          <w:color w:val="777777"/>
+          <w:sz w:val="19"/>
+          <w:szCs w:val="19"/>
+        </w:rPr>
+        <w:t xml:space="preserve">(Reading from a screen.)</w:t>
+      </w:r>
+    </w:p>
+    <w:p>
+      <w:pPr>
+        <w:keepLines/>
+        <w:spacing w:after="60"/>
+        <w:ind w:left="720"/>
+      </w:pPr>
+      <w:r>
+        <w:rPr>
+          <w:rFonts w:ascii="Calibri" w:cs="Calibri" w:eastAsia="Calibri" w:hAnsi="Calibri"/>
+          <w:sz w:val="23"/>
+          <w:szCs w:val="23"/>
+        </w:rPr>
+        <w:t xml:space="preserve">He's calling it, quote, "a hybrid arrangement."</w:t>
+      </w:r>
+    </w:p>
+    <w:p>
+      <w:pPr>
+        <w:keepNext/>
+        <w:keepLines/>
+        <w:spacing w:after="0" w:before="120"/>
+        <w:ind w:left="720"/>
+      </w:pPr>
+      <w:r>
+        <w:rPr>
+          <w:rFonts w:ascii="Calibri" w:cs="Calibri" w:eastAsia="Calibri" w:hAnsi="Calibri"/>
+          <w:b/>
+          <w:bCs/>
+          <w:sz w:val="22"/>
+          <w:szCs w:val="22"/>
+        </w:rPr>
+        <w:t xml:space="preserve">DUKE</w:t>
+      </w:r>
+      <w:r>
+        <w:rPr>
+          <w:rFonts w:ascii="Calibri" w:cs="Calibri" w:eastAsia="Calibri" w:hAnsi="Calibri"/>
+          <w:color w:val="999999"/>
+          <w:sz w:val="14"/>
+          <w:szCs w:val="14"/>
+        </w:rPr>
+        <w:t xml:space="preserve">   DUKE_X02_ROOM_002</w:t>
+      </w:r>
+    </w:p>
+    <w:p>
+      <w:pPr>
+        <w:keepNext/>
+        <w:spacing w:after="0"/>
+        <w:ind w:left="720"/>
+      </w:pPr>
+      <w:r>
+        <w:rPr>
+          <w:rFonts w:ascii="Calibri" w:cs="Calibri" w:eastAsia="Calibri" w:hAnsi="Calibri"/>
+          <w:i/>
+          <w:iCs/>
+          <w:color w:val="777777"/>
+          <w:sz w:val="19"/>
+          <w:szCs w:val="19"/>
+        </w:rPr>
+        <w:t xml:space="preserve">(Wheezing.)</w:t>
+      </w:r>
+    </w:p>
+    <w:p>
+      <w:pPr>
+        <w:keepLines/>
+        <w:spacing w:after="60"/>
+        <w:ind w:left="720"/>
+      </w:pPr>
+      <w:r>
+        <w:rPr>
+          <w:rFonts w:ascii="Calibri" w:cs="Calibri" w:eastAsia="Calibri" w:hAnsi="Calibri"/>
+          <w:sz w:val="23"/>
+          <w:szCs w:val="23"/>
+        </w:rPr>
+        <w:t xml:space="preserve">A hybrid arrangement. It's a room, Dale! It's a room with three people in it and a lie!</w:t>
+      </w:r>
+    </w:p>
+    <w:p>
+      <w:pPr>
+        <w:keepNext/>
+        <w:keepLines/>
+        <w:spacing w:after="0" w:before="120"/>
+        <w:ind w:left="720"/>
+      </w:pPr>
+      <w:r>
+        <w:rPr>
+          <w:rFonts w:ascii="Calibri" w:cs="Calibri" w:eastAsia="Calibri" w:hAnsi="Calibri"/>
+          <w:b/>
+          <w:bCs/>
+          <w:sz w:val="22"/>
+          <w:szCs w:val="22"/>
+        </w:rPr>
+        <w:t xml:space="preserve">ROLLO</w:t>
+      </w:r>
+      <w:r>
+        <w:rPr>
+          <w:rFonts w:ascii="Calibri" w:cs="Calibri" w:eastAsia="Calibri" w:hAnsi="Calibri"/>
+          <w:color w:val="999999"/>
+          <w:sz w:val="14"/>
+          <w:szCs w:val="14"/>
+        </w:rPr>
+        <w:t xml:space="preserve">   ROLLO_X02_ROOM_001</w:t>
+      </w:r>
+    </w:p>
+    <w:p>
+      <w:pPr>
+        <w:keepNext/>
+        <w:spacing w:after="0"/>
+        <w:ind w:left="720"/>
+      </w:pPr>
+      <w:r>
+        <w:rPr>
+          <w:rFonts w:ascii="Calibri" w:cs="Calibri" w:eastAsia="Calibri" w:hAnsi="Calibri"/>
+          <w:i/>
+          <w:iCs/>
+          <w:color w:val="777777"/>
+          <w:sz w:val="19"/>
+          <w:szCs w:val="19"/>
+        </w:rPr>
+        <w:t xml:space="preserve">(Flat.)</w:t>
+      </w:r>
+    </w:p>
+    <w:p>
+      <w:pPr>
+        <w:keepLines/>
+        <w:spacing w:after="60"/>
+        <w:ind w:left="720"/>
+      </w:pPr>
+      <w:r>
+        <w:rPr>
+          <w:rFonts w:ascii="Calibri" w:cs="Calibri" w:eastAsia="Calibri" w:hAnsi="Calibri"/>
+          <w:sz w:val="23"/>
+          <w:szCs w:val="23"/>
+        </w:rPr>
+        <w:t xml:space="preserve">I've been in that room. It has a very strong opinion about itself.</w:t>
+      </w:r>
+    </w:p>
+    <w:p>
+      <w:pPr>
+        <w:keepNext/>
+        <w:keepLines/>
+        <w:spacing w:after="0" w:before="120"/>
+        <w:ind w:left="720"/>
+      </w:pPr>
+      <w:r>
+        <w:rPr>
+          <w:rFonts w:ascii="Calibri" w:cs="Calibri" w:eastAsia="Calibri" w:hAnsi="Calibri"/>
+          <w:b/>
+          <w:bCs/>
+          <w:sz w:val="22"/>
+          <w:szCs w:val="22"/>
+        </w:rPr>
+        <w:t xml:space="preserve">DUKE</w:t>
+      </w:r>
+      <w:r>
+        <w:rPr>
+          <w:rFonts w:ascii="Calibri" w:cs="Calibri" w:eastAsia="Calibri" w:hAnsi="Calibri"/>
+          <w:color w:val="999999"/>
+          <w:sz w:val="14"/>
+          <w:szCs w:val="14"/>
+        </w:rPr>
+        <w:t xml:space="preserve">   DUKE_X02_ROOM_003</w:t>
+      </w:r>
+    </w:p>
+    <w:p>
+      <w:pPr>
+        <w:keepNext/>
+        <w:spacing w:after="0"/>
+        <w:ind w:left="720"/>
+      </w:pPr>
+      <w:r>
+        <w:rPr>
+          <w:rFonts w:ascii="Calibri" w:cs="Calibri" w:eastAsia="Calibri" w:hAnsi="Calibri"/>
+          <w:i/>
+          <w:iCs/>
+          <w:color w:val="777777"/>
+          <w:sz w:val="19"/>
+          <w:szCs w:val="19"/>
+        </w:rPr>
+        <w:t xml:space="preserve">(Fond.)</w:t>
+      </w:r>
+    </w:p>
+    <w:p>
+      <w:pPr>
+        <w:keepLines/>
+        <w:spacing w:after="60"/>
+        <w:ind w:left="720"/>
+      </w:pPr>
+      <w:r>
+        <w:rPr>
+          <w:rFonts w:ascii="Calibri" w:cs="Calibri" w:eastAsia="Calibri" w:hAnsi="Calibri"/>
+          <w:sz w:val="23"/>
+          <w:szCs w:val="23"/>
+        </w:rPr>
+        <w:t xml:space="preserve">Port Alder real estate, folks. If you can find it, you can lose it to a cousin.</w:t>
+      </w:r>
+    </w:p>
+    <w:p>
+      <w:pPr>
+        <w:keepNext/>
+        <w:pBdr>
+          <w:bottom w:val="single" w:color="BBBBBB" w:sz="4" w:space="2"/>
+        </w:pBdr>
+        <w:spacing w:after="60" w:before="280"/>
+      </w:pPr>
+      <w:r>
+        <w:rPr>
+          <w:rFonts w:ascii="Calibri" w:cs="Calibri" w:eastAsia="Calibri" w:hAnsi="Calibri"/>
+          <w:b/>
+          <w:bCs/>
+          <w:sz w:val="25"/>
+          <w:szCs w:val="25"/>
+        </w:rPr>
+        <w:t xml:space="preserve">TRUCKS</w:t>
+      </w:r>
+      <w:r>
+        <w:rPr>
+          <w:rFonts w:ascii="Calibri" w:cs="Calibri" w:eastAsia="Calibri" w:hAnsi="Calibri"/>
+          <w:color w:val="888888"/>
+          <w:sz w:val="18"/>
+          <w:szCs w:val="18"/>
+        </w:rPr>
+        <w:t xml:space="preserve">   over the radio; only if done:M02  and  !done:M05</w:t>
+      </w:r>
+    </w:p>
+    <w:p>
+      <w:pPr>
+        <w:keepNext/>
+        <w:keepLines/>
+        <w:spacing w:after="0" w:before="120"/>
+        <w:ind w:left="720"/>
+      </w:pPr>
+      <w:r>
+        <w:rPr>
+          <w:rFonts w:ascii="Calibri" w:cs="Calibri" w:eastAsia="Calibri" w:hAnsi="Calibri"/>
+          <w:b/>
+          <w:bCs/>
+          <w:sz w:val="22"/>
+          <w:szCs w:val="22"/>
+        </w:rPr>
+        <w:t xml:space="preserve">DUKE</w:t>
+      </w:r>
+      <w:r>
+        <w:rPr>
+          <w:rFonts w:ascii="Calibri" w:cs="Calibri" w:eastAsia="Calibri" w:hAnsi="Calibri"/>
+          <w:color w:val="999999"/>
+          <w:sz w:val="14"/>
+          <w:szCs w:val="14"/>
+        </w:rPr>
+        <w:t xml:space="preserve">   DUKE_X02_TRUCKS_001</w:t>
+      </w:r>
+    </w:p>
+    <w:p>
+      <w:pPr>
+        <w:keepNext/>
+        <w:spacing w:after="0"/>
+        <w:ind w:left="720"/>
+      </w:pPr>
+      <w:r>
+        <w:rPr>
+          <w:rFonts w:ascii="Calibri" w:cs="Calibri" w:eastAsia="Calibri" w:hAnsi="Calibri"/>
+          <w:i/>
+          <w:iCs/>
+          <w:color w:val="777777"/>
+          <w:sz w:val="19"/>
+          <w:szCs w:val="19"/>
+        </w:rPr>
+        <w:t xml:space="preserve">(Conspiratorial.)</w:t>
+      </w:r>
+    </w:p>
+    <w:p>
+      <w:pPr>
+        <w:keepLines/>
+        <w:spacing w:after="60"/>
+        <w:ind w:left="720"/>
+      </w:pPr>
+      <w:r>
+        <w:rPr>
+          <w:rFonts w:ascii="Calibri" w:cs="Calibri" w:eastAsia="Calibri" w:hAnsi="Calibri"/>
+          <w:sz w:val="23"/>
+          <w:szCs w:val="23"/>
+        </w:rPr>
+        <w:t xml:space="preserve">Listener mail. A caller points out there are far too many grey sedans in Port Alder. Not variety. Not color. Sedans, grey.</w:t>
+      </w:r>
+    </w:p>
+    <w:p>
+      <w:pPr>
+        <w:keepNext/>
+        <w:keepLines/>
+        <w:spacing w:after="0" w:before="120"/>
+        <w:ind w:left="720"/>
+      </w:pPr>
+      <w:r>
+        <w:rPr>
+          <w:rFonts w:ascii="Calibri" w:cs="Calibri" w:eastAsia="Calibri" w:hAnsi="Calibri"/>
+          <w:b/>
+          <w:bCs/>
+          <w:sz w:val="22"/>
+          <w:szCs w:val="22"/>
+        </w:rPr>
+        <w:t xml:space="preserve">MAGS</w:t>
+      </w:r>
+      <w:r>
+        <w:rPr>
+          <w:rFonts w:ascii="Calibri" w:cs="Calibri" w:eastAsia="Calibri" w:hAnsi="Calibri"/>
+          <w:color w:val="999999"/>
+          <w:sz w:val="14"/>
+          <w:szCs w:val="14"/>
+        </w:rPr>
+        <w:t xml:space="preserve">   MAGS_X02_TRUCKS_001</w:t>
+      </w:r>
+    </w:p>
+    <w:p>
+      <w:pPr>
+        <w:keepNext/>
+        <w:spacing w:after="0"/>
+        <w:ind w:left="720"/>
+      </w:pPr>
+      <w:r>
+        <w:rPr>
+          <w:rFonts w:ascii="Calibri" w:cs="Calibri" w:eastAsia="Calibri" w:hAnsi="Calibri"/>
+          <w:i/>
+          <w:iCs/>
+          <w:color w:val="777777"/>
+          <w:sz w:val="19"/>
+          <w:szCs w:val="19"/>
+        </w:rPr>
+        <w:t xml:space="preserve">(Shrugging audibly.)</w:t>
+      </w:r>
+    </w:p>
+    <w:p>
+      <w:pPr>
+        <w:keepLines/>
+        <w:spacing w:after="60"/>
+        <w:ind w:left="720"/>
+      </w:pPr>
+      <w:r>
+        <w:rPr>
+          <w:rFonts w:ascii="Calibri" w:cs="Calibri" w:eastAsia="Calibri" w:hAnsi="Calibri"/>
+          <w:sz w:val="23"/>
+          <w:szCs w:val="23"/>
+        </w:rPr>
+        <w:t xml:space="preserve">It's the most common car.</w:t>
+      </w:r>
+    </w:p>
+    <w:p>
+      <w:pPr>
+        <w:keepNext/>
+        <w:keepLines/>
+        <w:spacing w:after="0" w:before="120"/>
+        <w:ind w:left="720"/>
+      </w:pPr>
+      <w:r>
+        <w:rPr>
+          <w:rFonts w:ascii="Calibri" w:cs="Calibri" w:eastAsia="Calibri" w:hAnsi="Calibri"/>
+          <w:b/>
+          <w:bCs/>
+          <w:sz w:val="22"/>
+          <w:szCs w:val="22"/>
+        </w:rPr>
+        <w:t xml:space="preserve">DUKE</w:t>
+      </w:r>
+      <w:r>
+        <w:rPr>
+          <w:rFonts w:ascii="Calibri" w:cs="Calibri" w:eastAsia="Calibri" w:hAnsi="Calibri"/>
+          <w:color w:val="999999"/>
+          <w:sz w:val="14"/>
+          <w:szCs w:val="14"/>
+        </w:rPr>
+        <w:t xml:space="preserve">   DUKE_X02_TRUCKS_002</w:t>
+      </w:r>
+    </w:p>
+    <w:p>
+      <w:pPr>
+        <w:keepNext/>
+        <w:spacing w:after="0"/>
+        <w:ind w:left="720"/>
+      </w:pPr>
+      <w:r>
+        <w:rPr>
+          <w:rFonts w:ascii="Calibri" w:cs="Calibri" w:eastAsia="Calibri" w:hAnsi="Calibri"/>
+          <w:i/>
+          <w:iCs/>
+          <w:color w:val="777777"/>
+          <w:sz w:val="19"/>
+          <w:szCs w:val="19"/>
+        </w:rPr>
+        <w:t xml:space="preserve">(A man cracking open a case.)</w:t>
+      </w:r>
+    </w:p>
+    <w:p>
+      <w:pPr>
+        <w:keepLines/>
+        <w:spacing w:after="60"/>
+        <w:ind w:left="720"/>
+      </w:pPr>
+      <w:r>
+        <w:rPr>
+          <w:rFonts w:ascii="Calibri" w:cs="Calibri" w:eastAsia="Calibri" w:hAnsi="Calibri"/>
+          <w:sz w:val="23"/>
+          <w:szCs w:val="23"/>
+        </w:rPr>
+        <w:t xml:space="preserve">Is it? Or is it ONE car, in a trench coat, going around very fast?</w:t>
+      </w:r>
+    </w:p>
+    <w:p>
+      <w:pPr>
+        <w:keepNext/>
+        <w:keepLines/>
+        <w:spacing w:after="0" w:before="120"/>
+        <w:ind w:left="720"/>
+      </w:pPr>
+      <w:r>
+        <w:rPr>
+          <w:rFonts w:ascii="Calibri" w:cs="Calibri" w:eastAsia="Calibri" w:hAnsi="Calibri"/>
+          <w:b/>
+          <w:bCs/>
+          <w:sz w:val="22"/>
+          <w:szCs w:val="22"/>
+        </w:rPr>
+        <w:t xml:space="preserve">ROLLO</w:t>
+      </w:r>
+      <w:r>
+        <w:rPr>
+          <w:rFonts w:ascii="Calibri" w:cs="Calibri" w:eastAsia="Calibri" w:hAnsi="Calibri"/>
+          <w:color w:val="999999"/>
+          <w:sz w:val="14"/>
+          <w:szCs w:val="14"/>
+        </w:rPr>
+        <w:t xml:space="preserve">   ROLLO_X02_TRUCKS_001</w:t>
+      </w:r>
+    </w:p>
+    <w:p>
+      <w:pPr>
+        <w:keepNext/>
+        <w:spacing w:after="0"/>
+        <w:ind w:left="720"/>
+      </w:pPr>
+      <w:r>
+        <w:rPr>
+          <w:rFonts w:ascii="Calibri" w:cs="Calibri" w:eastAsia="Calibri" w:hAnsi="Calibri"/>
+          <w:i/>
+          <w:iCs/>
+          <w:color w:val="777777"/>
+          <w:sz w:val="19"/>
+          <w:szCs w:val="19"/>
+        </w:rPr>
+        <w:t xml:space="preserve">(Quiet.)</w:t>
+      </w:r>
+    </w:p>
+    <w:p>
+      <w:pPr>
+        <w:keepLines/>
+        <w:spacing w:after="60"/>
+        <w:ind w:left="720"/>
+      </w:pPr>
+      <w:r>
+        <w:rPr>
+          <w:rFonts w:ascii="Calibri" w:cs="Calibri" w:eastAsia="Calibri" w:hAnsi="Calibri"/>
+          <w:sz w:val="23"/>
+          <w:szCs w:val="23"/>
+        </w:rPr>
+        <w:t xml:space="preserve">Cars don't wear trench coats.</w:t>
+      </w:r>
+    </w:p>
+    <w:p>
+      <w:pPr>
+        <w:keepNext/>
+        <w:keepLines/>
+        <w:spacing w:after="0" w:before="120"/>
+        <w:ind w:left="720"/>
+      </w:pPr>
+      <w:r>
+        <w:rPr>
+          <w:rFonts w:ascii="Calibri" w:cs="Calibri" w:eastAsia="Calibri" w:hAnsi="Calibri"/>
+          <w:b/>
+          <w:bCs/>
+          <w:sz w:val="22"/>
+          <w:szCs w:val="22"/>
+        </w:rPr>
+        <w:t xml:space="preserve">DUKE</w:t>
+      </w:r>
+      <w:r>
+        <w:rPr>
+          <w:rFonts w:ascii="Calibri" w:cs="Calibri" w:eastAsia="Calibri" w:hAnsi="Calibri"/>
+          <w:color w:val="999999"/>
+          <w:sz w:val="14"/>
+          <w:szCs w:val="14"/>
+        </w:rPr>
+        <w:t xml:space="preserve">   DUKE_X02_TRUCKS_003</w:t>
+      </w:r>
+    </w:p>
+    <w:p>
+      <w:pPr>
+        <w:keepNext/>
+        <w:spacing w:after="0"/>
+        <w:ind w:left="720"/>
+      </w:pPr>
+      <w:r>
+        <w:rPr>
+          <w:rFonts w:ascii="Calibri" w:cs="Calibri" w:eastAsia="Calibri" w:hAnsi="Calibri"/>
+          <w:i/>
+          <w:iCs/>
+          <w:color w:val="777777"/>
+          <w:sz w:val="19"/>
+          <w:szCs w:val="19"/>
+        </w:rPr>
+        <w:t xml:space="preserve">(Delighted.)</w:t>
+      </w:r>
+    </w:p>
+    <w:p>
+      <w:pPr>
+        <w:keepLines/>
+        <w:spacing w:after="60"/>
+        <w:ind w:left="720"/>
+      </w:pPr>
+      <w:r>
+        <w:rPr>
+          <w:rFonts w:ascii="Calibri" w:cs="Calibri" w:eastAsia="Calibri" w:hAnsi="Calibri"/>
+          <w:sz w:val="23"/>
+          <w:szCs w:val="23"/>
+        </w:rPr>
+        <w:t xml:space="preserve">That is exactly what the car wants you to say.</w:t>
+      </w:r>
+    </w:p>
+    <w:p>
+      <w:pPr>
+        <w:keepNext/>
+        <w:keepLines/>
+        <w:spacing w:after="0" w:before="120"/>
+        <w:ind w:left="720"/>
+      </w:pPr>
+      <w:r>
+        <w:rPr>
+          <w:rFonts w:ascii="Calibri" w:cs="Calibri" w:eastAsia="Calibri" w:hAnsi="Calibri"/>
+          <w:b/>
+          <w:bCs/>
+          <w:sz w:val="22"/>
+          <w:szCs w:val="22"/>
+        </w:rPr>
+        <w:t xml:space="preserve">MAGS</w:t>
+      </w:r>
+      <w:r>
+        <w:rPr>
+          <w:rFonts w:ascii="Calibri" w:cs="Calibri" w:eastAsia="Calibri" w:hAnsi="Calibri"/>
+          <w:color w:val="999999"/>
+          <w:sz w:val="14"/>
+          <w:szCs w:val="14"/>
+        </w:rPr>
+        <w:t xml:space="preserve">   MAGS_X02_TRUCKS_002</w:t>
+      </w:r>
+    </w:p>
+    <w:p>
+      <w:pPr>
+        <w:keepNext/>
+        <w:spacing w:after="0"/>
+        <w:ind w:left="720"/>
+      </w:pPr>
+      <w:r>
+        <w:rPr>
+          <w:rFonts w:ascii="Calibri" w:cs="Calibri" w:eastAsia="Calibri" w:hAnsi="Calibri"/>
+          <w:i/>
+          <w:iCs/>
+          <w:color w:val="777777"/>
+          <w:sz w:val="19"/>
+          <w:szCs w:val="19"/>
+        </w:rPr>
+        <w:t xml:space="preserve">(Scrolling.)</w:t>
+      </w:r>
+    </w:p>
+    <w:p>
+      <w:pPr>
+        <w:keepLines/>
+        <w:spacing w:after="60"/>
+        <w:ind w:left="720"/>
+      </w:pPr>
+      <w:r>
+        <w:rPr>
+          <w:rFonts w:ascii="Calibri" w:cs="Calibri" w:eastAsia="Calibri" w:hAnsi="Calibri"/>
+          <w:sz w:val="23"/>
+          <w:szCs w:val="23"/>
+        </w:rPr>
+        <w:t xml:space="preserve">Another caller says a plate near the King Haulage depot ends in four-four-seven-one.</w:t>
+      </w:r>
+    </w:p>
+    <w:p>
+      <w:pPr>
+        <w:keepNext/>
+        <w:keepLines/>
+        <w:spacing w:after="0" w:before="120"/>
+        <w:ind w:left="720"/>
+      </w:pPr>
+      <w:r>
+        <w:rPr>
+          <w:rFonts w:ascii="Calibri" w:cs="Calibri" w:eastAsia="Calibri" w:hAnsi="Calibri"/>
+          <w:b/>
+          <w:bCs/>
+          <w:sz w:val="22"/>
+          <w:szCs w:val="22"/>
+        </w:rPr>
+        <w:t xml:space="preserve">DUKE</w:t>
+      </w:r>
+      <w:r>
+        <w:rPr>
+          <w:rFonts w:ascii="Calibri" w:cs="Calibri" w:eastAsia="Calibri" w:hAnsi="Calibri"/>
+          <w:color w:val="999999"/>
+          <w:sz w:val="14"/>
+          <w:szCs w:val="14"/>
+        </w:rPr>
+        <w:t xml:space="preserve">   DUKE_X02_TRUCKS_004</w:t>
+      </w:r>
+    </w:p>
+    <w:p>
+      <w:pPr>
+        <w:keepNext/>
+        <w:spacing w:after="0"/>
+        <w:ind w:left="720"/>
+      </w:pPr>
+      <w:r>
+        <w:rPr>
+          <w:rFonts w:ascii="Calibri" w:cs="Calibri" w:eastAsia="Calibri" w:hAnsi="Calibri"/>
+          <w:i/>
+          <w:iCs/>
+          <w:color w:val="777777"/>
+          <w:sz w:val="19"/>
+          <w:szCs w:val="19"/>
+        </w:rPr>
+        <w:t xml:space="preserve">(Rubbing his temples.)</w:t>
+      </w:r>
+    </w:p>
+    <w:p>
+      <w:pPr>
+        <w:keepLines/>
+        <w:spacing w:after="60"/>
+        <w:ind w:left="720"/>
+      </w:pPr>
+      <w:r>
+        <w:rPr>
+          <w:rFonts w:ascii="Calibri" w:cs="Calibri" w:eastAsia="Calibri" w:hAnsi="Calibri"/>
+          <w:sz w:val="23"/>
+          <w:szCs w:val="23"/>
+        </w:rPr>
+        <w:t xml:space="preserve">Four-four-seven-one. That's twice this week. That is either a clue or my birthday.</w:t>
+      </w:r>
+    </w:p>
+    <w:p>
+      <w:pPr>
+        <w:keepNext/>
+        <w:keepLines/>
+        <w:spacing w:after="0" w:before="120"/>
+        <w:ind w:left="720"/>
+      </w:pPr>
+      <w:r>
+        <w:rPr>
+          <w:rFonts w:ascii="Calibri" w:cs="Calibri" w:eastAsia="Calibri" w:hAnsi="Calibri"/>
+          <w:b/>
+          <w:bCs/>
+          <w:sz w:val="22"/>
+          <w:szCs w:val="22"/>
+        </w:rPr>
+        <w:t xml:space="preserve">ROLLO</w:t>
+      </w:r>
+      <w:r>
+        <w:rPr>
+          <w:rFonts w:ascii="Calibri" w:cs="Calibri" w:eastAsia="Calibri" w:hAnsi="Calibri"/>
+          <w:color w:val="999999"/>
+          <w:sz w:val="14"/>
+          <w:szCs w:val="14"/>
+        </w:rPr>
+        <w:t xml:space="preserve">   ROLLO_X02_TRUCKS_002</w:t>
+      </w:r>
+    </w:p>
+    <w:p>
+      <w:pPr>
+        <w:keepNext/>
+        <w:spacing w:after="0"/>
+        <w:ind w:left="720"/>
+      </w:pPr>
+      <w:r>
+        <w:rPr>
+          <w:rFonts w:ascii="Calibri" w:cs="Calibri" w:eastAsia="Calibri" w:hAnsi="Calibri"/>
+          <w:i/>
+          <w:iCs/>
+          <w:color w:val="777777"/>
+          <w:sz w:val="19"/>
+          <w:szCs w:val="19"/>
+        </w:rPr>
+        <w:t xml:space="preserve">(Flat.)</w:t>
+      </w:r>
+    </w:p>
+    <w:p>
+      <w:pPr>
+        <w:keepLines/>
+        <w:spacing w:after="60"/>
+        <w:ind w:left="720"/>
+      </w:pPr>
+      <w:r>
+        <w:rPr>
+          <w:rFonts w:ascii="Calibri" w:cs="Calibri" w:eastAsia="Calibri" w:hAnsi="Calibri"/>
+          <w:sz w:val="23"/>
+          <w:szCs w:val="23"/>
+        </w:rPr>
+        <w:t xml:space="preserve">It's not your birthday.</w:t>
+      </w:r>
+    </w:p>
+    <w:p>
+      <w:pPr>
+        <w:keepNext/>
+        <w:keepLines/>
+        <w:spacing w:after="0" w:before="120"/>
+        <w:ind w:left="720"/>
+      </w:pPr>
+      <w:r>
+        <w:rPr>
+          <w:rFonts w:ascii="Calibri" w:cs="Calibri" w:eastAsia="Calibri" w:hAnsi="Calibri"/>
+          <w:b/>
+          <w:bCs/>
+          <w:sz w:val="22"/>
+          <w:szCs w:val="22"/>
+        </w:rPr>
+        <w:t xml:space="preserve">DUKE</w:t>
+      </w:r>
+      <w:r>
+        <w:rPr>
+          <w:rFonts w:ascii="Calibri" w:cs="Calibri" w:eastAsia="Calibri" w:hAnsi="Calibri"/>
+          <w:color w:val="999999"/>
+          <w:sz w:val="14"/>
+          <w:szCs w:val="14"/>
+        </w:rPr>
+        <w:t xml:space="preserve">   DUKE_X02_TRUCKS_005</w:t>
+      </w:r>
+    </w:p>
+    <w:p>
+      <w:pPr>
+        <w:keepNext/>
+        <w:spacing w:after="0"/>
+        <w:ind w:left="720"/>
+      </w:pPr>
+      <w:r>
+        <w:rPr>
+          <w:rFonts w:ascii="Calibri" w:cs="Calibri" w:eastAsia="Calibri" w:hAnsi="Calibri"/>
+          <w:i/>
+          <w:iCs/>
+          <w:color w:val="777777"/>
+          <w:sz w:val="19"/>
+          <w:szCs w:val="19"/>
+        </w:rPr>
+        <w:t xml:space="preserve">(Pointing, victorious.)</w:t>
+      </w:r>
+    </w:p>
+    <w:p>
+      <w:pPr>
+        <w:keepLines/>
+        <w:spacing w:after="60"/>
+        <w:ind w:left="720"/>
+      </w:pPr>
+      <w:r>
+        <w:rPr>
+          <w:rFonts w:ascii="Calibri" w:cs="Calibri" w:eastAsia="Calibri" w:hAnsi="Calibri"/>
+          <w:sz w:val="23"/>
+          <w:szCs w:val="23"/>
+        </w:rPr>
+        <w:t xml:space="preserve">Then it's a clue!</w:t>
+      </w:r>
+    </w:p>
+    <w:p>
+      <w:pPr>
+        <w:keepNext/>
+        <w:pBdr>
+          <w:bottom w:val="single" w:color="BBBBBB" w:sz="4" w:space="2"/>
+        </w:pBdr>
+        <w:spacing w:after="60" w:before="280"/>
+      </w:pPr>
+      <w:r>
+        <w:rPr>
+          <w:rFonts w:ascii="Calibri" w:cs="Calibri" w:eastAsia="Calibri" w:hAnsi="Calibri"/>
+          <w:b/>
+          <w:bCs/>
+          <w:sz w:val="25"/>
+          <w:szCs w:val="25"/>
+        </w:rPr>
+        <w:t xml:space="preserve">WAREHOUSE</w:t>
+      </w:r>
+      <w:r>
+        <w:rPr>
+          <w:rFonts w:ascii="Calibri" w:cs="Calibri" w:eastAsia="Calibri" w:hAnsi="Calibri"/>
+          <w:color w:val="888888"/>
+          <w:sz w:val="18"/>
+          <w:szCs w:val="18"/>
+        </w:rPr>
+        <w:t xml:space="preserve">   over the radio; only if done:M03  and  !done:M06</w:t>
+      </w:r>
+    </w:p>
+    <w:p>
+      <w:pPr>
+        <w:keepNext/>
+        <w:keepLines/>
+        <w:spacing w:after="0" w:before="120"/>
+        <w:ind w:left="720"/>
+      </w:pPr>
+      <w:r>
+        <w:rPr>
+          <w:rFonts w:ascii="Calibri" w:cs="Calibri" w:eastAsia="Calibri" w:hAnsi="Calibri"/>
+          <w:b/>
+          <w:bCs/>
+          <w:sz w:val="22"/>
+          <w:szCs w:val="22"/>
+        </w:rPr>
+        <w:t xml:space="preserve">DUKE</w:t>
+      </w:r>
+      <w:r>
+        <w:rPr>
+          <w:rFonts w:ascii="Calibri" w:cs="Calibri" w:eastAsia="Calibri" w:hAnsi="Calibri"/>
+          <w:color w:val="999999"/>
+          <w:sz w:val="14"/>
+          <w:szCs w:val="14"/>
+        </w:rPr>
+        <w:t xml:space="preserve">   DUKE_X02_WAREHOUSE_001</w:t>
+      </w:r>
+    </w:p>
+    <w:p>
+      <w:pPr>
+        <w:keepNext/>
+        <w:spacing w:after="0"/>
+        <w:ind w:left="720"/>
+      </w:pPr>
+      <w:r>
+        <w:rPr>
+          <w:rFonts w:ascii="Calibri" w:cs="Calibri" w:eastAsia="Calibri" w:hAnsi="Calibri"/>
+          <w:i/>
+          <w:iCs/>
+          <w:color w:val="777777"/>
+          <w:sz w:val="19"/>
+          <w:szCs w:val="19"/>
+        </w:rPr>
+        <w:t xml:space="preserve">(Newsreader voice, badly worn.)</w:t>
+      </w:r>
+    </w:p>
+    <w:p>
+      <w:pPr>
+        <w:keepLines/>
+        <w:spacing w:after="60"/>
+        <w:ind w:left="720"/>
+      </w:pPr>
+      <w:r>
+        <w:rPr>
+          <w:rFonts w:ascii="Calibri" w:cs="Calibri" w:eastAsia="Calibri" w:hAnsi="Calibri"/>
+          <w:sz w:val="23"/>
+          <w:szCs w:val="23"/>
+        </w:rPr>
+        <w:t xml:space="preserve">Breaking news. Which I am legally required to say is not breaking, it's lightly cracking. Port police responded to a silent alarm at the Port Warehouse complex in ninety seconds.</w:t>
+      </w:r>
+    </w:p>
+    <w:p>
+      <w:pPr>
+        <w:keepNext/>
+        <w:keepLines/>
+        <w:spacing w:after="0" w:before="120"/>
+        <w:ind w:left="720"/>
+      </w:pPr>
+      <w:r>
+        <w:rPr>
+          <w:rFonts w:ascii="Calibri" w:cs="Calibri" w:eastAsia="Calibri" w:hAnsi="Calibri"/>
+          <w:b/>
+          <w:bCs/>
+          <w:sz w:val="22"/>
+          <w:szCs w:val="22"/>
+        </w:rPr>
+        <w:t xml:space="preserve">MAGS</w:t>
+      </w:r>
+      <w:r>
+        <w:rPr>
+          <w:rFonts w:ascii="Calibri" w:cs="Calibri" w:eastAsia="Calibri" w:hAnsi="Calibri"/>
+          <w:color w:val="999999"/>
+          <w:sz w:val="14"/>
+          <w:szCs w:val="14"/>
+        </w:rPr>
+        <w:t xml:space="preserve">   MAGS_X02_WAREHOUSE_001</w:t>
+      </w:r>
+    </w:p>
+    <w:p>
+      <w:pPr>
+        <w:keepNext/>
+        <w:spacing w:after="0"/>
+        <w:ind w:left="720"/>
+      </w:pPr>
+      <w:r>
+        <w:rPr>
+          <w:rFonts w:ascii="Calibri" w:cs="Calibri" w:eastAsia="Calibri" w:hAnsi="Calibri"/>
+          <w:i/>
+          <w:iCs/>
+          <w:color w:val="777777"/>
+          <w:sz w:val="19"/>
+          <w:szCs w:val="19"/>
+        </w:rPr>
+        <w:t xml:space="preserve">(Reading it again, in case it was a typo.)</w:t>
+      </w:r>
+    </w:p>
+    <w:p>
+      <w:pPr>
+        <w:keepLines/>
+        <w:spacing w:after="60"/>
+        <w:ind w:left="720"/>
+      </w:pPr>
+      <w:r>
+        <w:rPr>
+          <w:rFonts w:ascii="Calibri" w:cs="Calibri" w:eastAsia="Calibri" w:hAnsi="Calibri"/>
+          <w:sz w:val="23"/>
+          <w:szCs w:val="23"/>
+        </w:rPr>
+        <w:t xml:space="preserve">Ninety.</w:t>
+      </w:r>
+    </w:p>
+    <w:p>
+      <w:pPr>
+        <w:keepNext/>
+        <w:keepLines/>
+        <w:spacing w:after="0" w:before="120"/>
+        <w:ind w:left="720"/>
+      </w:pPr>
+      <w:r>
+        <w:rPr>
+          <w:rFonts w:ascii="Calibri" w:cs="Calibri" w:eastAsia="Calibri" w:hAnsi="Calibri"/>
+          <w:b/>
+          <w:bCs/>
+          <w:sz w:val="22"/>
+          <w:szCs w:val="22"/>
+        </w:rPr>
+        <w:t xml:space="preserve">DUKE</w:t>
+      </w:r>
+      <w:r>
+        <w:rPr>
+          <w:rFonts w:ascii="Calibri" w:cs="Calibri" w:eastAsia="Calibri" w:hAnsi="Calibri"/>
+          <w:color w:val="999999"/>
+          <w:sz w:val="14"/>
+          <w:szCs w:val="14"/>
+        </w:rPr>
+        <w:t xml:space="preserve">   DUKE_X02_WAREHOUSE_002</w:t>
+      </w:r>
+    </w:p>
+    <w:p>
+      <w:pPr>
+        <w:keepNext/>
+        <w:spacing w:after="0"/>
+        <w:ind w:left="720"/>
+      </w:pPr>
+      <w:r>
+        <w:rPr>
+          <w:rFonts w:ascii="Calibri" w:cs="Calibri" w:eastAsia="Calibri" w:hAnsi="Calibri"/>
+          <w:i/>
+          <w:iCs/>
+          <w:color w:val="777777"/>
+          <w:sz w:val="19"/>
+          <w:szCs w:val="19"/>
+        </w:rPr>
+        <w:t xml:space="preserve">(Rising.)</w:t>
+      </w:r>
+    </w:p>
+    <w:p>
+      <w:pPr>
+        <w:keepLines/>
+        <w:spacing w:after="60"/>
+        <w:ind w:left="720"/>
+      </w:pPr>
+      <w:r>
+        <w:rPr>
+          <w:rFonts w:ascii="Calibri" w:cs="Calibri" w:eastAsia="Calibri" w:hAnsi="Calibri"/>
+          <w:sz w:val="23"/>
+          <w:szCs w:val="23"/>
+        </w:rPr>
+        <w:t xml:space="preserve">Ninety seconds! Folks, these are the same officers who took forty minutes to find a parade. A PARADE. It had a float.</w:t>
+      </w:r>
+    </w:p>
+    <w:p>
+      <w:pPr>
+        <w:keepNext/>
+        <w:keepLines/>
+        <w:spacing w:after="0" w:before="120"/>
+        <w:ind w:left="720"/>
+      </w:pPr>
+      <w:r>
+        <w:rPr>
+          <w:rFonts w:ascii="Calibri" w:cs="Calibri" w:eastAsia="Calibri" w:hAnsi="Calibri"/>
+          <w:b/>
+          <w:bCs/>
+          <w:sz w:val="22"/>
+          <w:szCs w:val="22"/>
+        </w:rPr>
+        <w:t xml:space="preserve">ROLLO</w:t>
+      </w:r>
+      <w:r>
+        <w:rPr>
+          <w:rFonts w:ascii="Calibri" w:cs="Calibri" w:eastAsia="Calibri" w:hAnsi="Calibri"/>
+          <w:color w:val="999999"/>
+          <w:sz w:val="14"/>
+          <w:szCs w:val="14"/>
+        </w:rPr>
+        <w:t xml:space="preserve">   ROLLO_X02_WAREHOUSE_001</w:t>
+      </w:r>
+    </w:p>
+    <w:p>
+      <w:pPr>
+        <w:keepNext/>
+        <w:spacing w:after="0"/>
+        <w:ind w:left="720"/>
+      </w:pPr>
+      <w:r>
+        <w:rPr>
+          <w:rFonts w:ascii="Calibri" w:cs="Calibri" w:eastAsia="Calibri" w:hAnsi="Calibri"/>
+          <w:i/>
+          <w:iCs/>
+          <w:color w:val="777777"/>
+          <w:sz w:val="19"/>
+          <w:szCs w:val="19"/>
+        </w:rPr>
+        <w:t xml:space="preserve">(Flat.)</w:t>
+      </w:r>
+    </w:p>
+    <w:p>
+      <w:pPr>
+        <w:keepLines/>
+        <w:spacing w:after="60"/>
+        <w:ind w:left="720"/>
+      </w:pPr>
+      <w:r>
+        <w:rPr>
+          <w:rFonts w:ascii="Calibri" w:cs="Calibri" w:eastAsia="Calibri" w:hAnsi="Calibri"/>
+          <w:sz w:val="23"/>
+          <w:szCs w:val="23"/>
+        </w:rPr>
+        <w:t xml:space="preserve">It was on a bridge. It was a hard parade to find.</w:t>
+      </w:r>
+    </w:p>
+    <w:p>
+      <w:pPr>
+        <w:keepNext/>
+        <w:keepLines/>
+        <w:spacing w:after="0" w:before="120"/>
+        <w:ind w:left="720"/>
+      </w:pPr>
+      <w:r>
+        <w:rPr>
+          <w:rFonts w:ascii="Calibri" w:cs="Calibri" w:eastAsia="Calibri" w:hAnsi="Calibri"/>
+          <w:b/>
+          <w:bCs/>
+          <w:sz w:val="22"/>
+          <w:szCs w:val="22"/>
+        </w:rPr>
+        <w:t xml:space="preserve">DUKE</w:t>
+      </w:r>
+      <w:r>
+        <w:rPr>
+          <w:rFonts w:ascii="Calibri" w:cs="Calibri" w:eastAsia="Calibri" w:hAnsi="Calibri"/>
+          <w:color w:val="999999"/>
+          <w:sz w:val="14"/>
+          <w:szCs w:val="14"/>
+        </w:rPr>
+        <w:t xml:space="preserve">   DUKE_X02_WAREHOUSE_003</w:t>
+      </w:r>
+    </w:p>
+    <w:p>
+      <w:pPr>
+        <w:keepNext/>
+        <w:spacing w:after="0"/>
+        <w:ind w:left="720"/>
+      </w:pPr>
+      <w:r>
+        <w:rPr>
+          <w:rFonts w:ascii="Calibri" w:cs="Calibri" w:eastAsia="Calibri" w:hAnsi="Calibri"/>
+          <w:i/>
+          <w:iCs/>
+          <w:color w:val="777777"/>
+          <w:sz w:val="19"/>
+          <w:szCs w:val="19"/>
+        </w:rPr>
+        <w:t xml:space="preserve">(Thoughtful, dangerous.)</w:t>
+      </w:r>
+    </w:p>
+    <w:p>
+      <w:pPr>
+        <w:keepLines/>
+        <w:spacing w:after="60"/>
+        <w:ind w:left="720"/>
+      </w:pPr>
+      <w:r>
+        <w:rPr>
+          <w:rFonts w:ascii="Calibri" w:cs="Calibri" w:eastAsia="Calibri" w:hAnsi="Calibri"/>
+          <w:sz w:val="23"/>
+          <w:szCs w:val="23"/>
+        </w:rPr>
+        <w:t xml:space="preserve">My theory: the alarm called the police itself. From the inside. Smart alarm. Woke up one morning, felt something, dialed.</w:t>
+      </w:r>
+    </w:p>
+    <w:p>
+      <w:pPr>
+        <w:keepNext/>
+        <w:keepLines/>
+        <w:spacing w:after="0" w:before="120"/>
+        <w:ind w:left="720"/>
+      </w:pPr>
+      <w:r>
+        <w:rPr>
+          <w:rFonts w:ascii="Calibri" w:cs="Calibri" w:eastAsia="Calibri" w:hAnsi="Calibri"/>
+          <w:b/>
+          <w:bCs/>
+          <w:sz w:val="22"/>
+          <w:szCs w:val="22"/>
+        </w:rPr>
+        <w:t xml:space="preserve">MAGS</w:t>
+      </w:r>
+      <w:r>
+        <w:rPr>
+          <w:rFonts w:ascii="Calibri" w:cs="Calibri" w:eastAsia="Calibri" w:hAnsi="Calibri"/>
+          <w:color w:val="999999"/>
+          <w:sz w:val="14"/>
+          <w:szCs w:val="14"/>
+        </w:rPr>
+        <w:t xml:space="preserve">   MAGS_X02_WAREHOUSE_002</w:t>
+      </w:r>
+    </w:p>
+    <w:p>
+      <w:pPr>
+        <w:keepNext/>
+        <w:spacing w:after="0"/>
+        <w:ind w:left="720"/>
+      </w:pPr>
+      <w:r>
+        <w:rPr>
+          <w:rFonts w:ascii="Calibri" w:cs="Calibri" w:eastAsia="Calibri" w:hAnsi="Calibri"/>
+          <w:i/>
+          <w:iCs/>
+          <w:color w:val="777777"/>
+          <w:sz w:val="19"/>
+          <w:szCs w:val="19"/>
+        </w:rPr>
+        <w:t xml:space="preserve">(Mild.)</w:t>
+      </w:r>
+    </w:p>
+    <w:p>
+      <w:pPr>
+        <w:keepLines/>
+        <w:spacing w:after="60"/>
+        <w:ind w:left="720"/>
+      </w:pPr>
+      <w:r>
+        <w:rPr>
+          <w:rFonts w:ascii="Calibri" w:cs="Calibri" w:eastAsia="Calibri" w:hAnsi="Calibri"/>
+          <w:sz w:val="23"/>
+          <w:szCs w:val="23"/>
+        </w:rPr>
+        <w:t xml:space="preserve">Or somebody phoned it in before anyone got there.</w:t>
+      </w:r>
+    </w:p>
+    <w:p>
+      <w:pPr>
+        <w:keepNext/>
+        <w:keepLines/>
+        <w:spacing w:after="0" w:before="120"/>
+        <w:ind w:left="720"/>
+      </w:pPr>
+      <w:r>
+        <w:rPr>
+          <w:rFonts w:ascii="Calibri" w:cs="Calibri" w:eastAsia="Calibri" w:hAnsi="Calibri"/>
+          <w:b/>
+          <w:bCs/>
+          <w:sz w:val="22"/>
+          <w:szCs w:val="22"/>
+        </w:rPr>
+        <w:t xml:space="preserve">DUKE</w:t>
+      </w:r>
+      <w:r>
+        <w:rPr>
+          <w:rFonts w:ascii="Calibri" w:cs="Calibri" w:eastAsia="Calibri" w:hAnsi="Calibri"/>
+          <w:color w:val="999999"/>
+          <w:sz w:val="14"/>
+          <w:szCs w:val="14"/>
+        </w:rPr>
+        <w:t xml:space="preserve">   DUKE_X02_WAREHOUSE_004</w:t>
+      </w:r>
+    </w:p>
+    <w:p>
+      <w:pPr>
+        <w:keepNext/>
+        <w:spacing w:after="0"/>
+        <w:ind w:left="720"/>
+      </w:pPr>
+      <w:r>
+        <w:rPr>
+          <w:rFonts w:ascii="Calibri" w:cs="Calibri" w:eastAsia="Calibri" w:hAnsi="Calibri"/>
+          <w:i/>
+          <w:iCs/>
+          <w:color w:val="777777"/>
+          <w:sz w:val="19"/>
+          <w:szCs w:val="19"/>
+        </w:rPr>
+        <w:t xml:space="preserve">(Pained.)</w:t>
+      </w:r>
+    </w:p>
+    <w:p>
+      <w:pPr>
+        <w:keepLines/>
+        <w:spacing w:after="60"/>
+        <w:ind w:left="720"/>
+      </w:pPr>
+      <w:r>
+        <w:rPr>
+          <w:rFonts w:ascii="Calibri" w:cs="Calibri" w:eastAsia="Calibri" w:hAnsi="Calibri"/>
+          <w:sz w:val="23"/>
+          <w:szCs w:val="23"/>
+        </w:rPr>
+        <w:t xml:space="preserve">Mags. You can't just say normal things. We have a format.</w:t>
+      </w:r>
+    </w:p>
+    <w:p>
+      <w:pPr>
+        <w:keepNext/>
+        <w:keepLines/>
+        <w:spacing w:after="0" w:before="120"/>
+        <w:ind w:left="720"/>
+      </w:pPr>
+      <w:r>
+        <w:rPr>
+          <w:rFonts w:ascii="Calibri" w:cs="Calibri" w:eastAsia="Calibri" w:hAnsi="Calibri"/>
+          <w:b/>
+          <w:bCs/>
+          <w:sz w:val="22"/>
+          <w:szCs w:val="22"/>
+        </w:rPr>
+        <w:t xml:space="preserve">ROLLO</w:t>
+      </w:r>
+      <w:r>
+        <w:rPr>
+          <w:rFonts w:ascii="Calibri" w:cs="Calibri" w:eastAsia="Calibri" w:hAnsi="Calibri"/>
+          <w:color w:val="999999"/>
+          <w:sz w:val="14"/>
+          <w:szCs w:val="14"/>
+        </w:rPr>
+        <w:t xml:space="preserve">   ROLLO_X02_WAREHOUSE_002</w:t>
+      </w:r>
+    </w:p>
+    <w:p>
+      <w:pPr>
+        <w:keepNext/>
+        <w:spacing w:after="0"/>
+        <w:ind w:left="720"/>
+      </w:pPr>
+      <w:r>
+        <w:rPr>
+          <w:rFonts w:ascii="Calibri" w:cs="Calibri" w:eastAsia="Calibri" w:hAnsi="Calibri"/>
+          <w:i/>
+          <w:iCs/>
+          <w:color w:val="777777"/>
+          <w:sz w:val="19"/>
+          <w:szCs w:val="19"/>
+        </w:rPr>
+        <w:t xml:space="preserve">(Reading from his phone.)</w:t>
+      </w:r>
+    </w:p>
+    <w:p>
+      <w:pPr>
+        <w:keepLines/>
+        <w:spacing w:after="60"/>
+        <w:ind w:left="720"/>
+      </w:pPr>
+      <w:r>
+        <w:rPr>
+          <w:rFonts w:ascii="Calibri" w:cs="Calibri" w:eastAsia="Calibri" w:hAnsi="Calibri"/>
+          <w:sz w:val="23"/>
+          <w:szCs w:val="23"/>
+        </w:rPr>
+        <w:t xml:space="preserve">The container number's on the news. P-A-C, four-four-seven-one.</w:t>
+      </w:r>
+    </w:p>
+    <w:p>
+      <w:pPr>
+        <w:keepNext/>
+        <w:keepLines/>
+        <w:spacing w:after="0" w:before="120"/>
+        <w:ind w:left="720"/>
+      </w:pPr>
+      <w:r>
+        <w:rPr>
+          <w:rFonts w:ascii="Calibri" w:cs="Calibri" w:eastAsia="Calibri" w:hAnsi="Calibri"/>
+          <w:b/>
+          <w:bCs/>
+          <w:sz w:val="22"/>
+          <w:szCs w:val="22"/>
+        </w:rPr>
+        <w:t xml:space="preserve">DUKE</w:t>
+      </w:r>
+      <w:r>
+        <w:rPr>
+          <w:rFonts w:ascii="Calibri" w:cs="Calibri" w:eastAsia="Calibri" w:hAnsi="Calibri"/>
+          <w:color w:val="999999"/>
+          <w:sz w:val="14"/>
+          <w:szCs w:val="14"/>
+        </w:rPr>
+        <w:t xml:space="preserve">   DUKE_X02_WAREHOUSE_005</w:t>
+      </w:r>
+    </w:p>
+    <w:p>
+      <w:pPr>
+        <w:keepNext/>
+        <w:spacing w:after="0"/>
+        <w:ind w:left="720"/>
+      </w:pPr>
+      <w:r>
+        <w:rPr>
+          <w:rFonts w:ascii="Calibri" w:cs="Calibri" w:eastAsia="Calibri" w:hAnsi="Calibri"/>
+          <w:i/>
+          <w:iCs/>
+          <w:color w:val="777777"/>
+          <w:sz w:val="19"/>
+          <w:szCs w:val="19"/>
+        </w:rPr>
+        <w:t xml:space="preserve">(Gasping, thrilled.)</w:t>
+      </w:r>
+    </w:p>
+    <w:p>
+      <w:pPr>
+        <w:keepLines/>
+        <w:spacing w:after="60"/>
+        <w:ind w:left="720"/>
+      </w:pPr>
+      <w:r>
+        <w:rPr>
+          <w:rFonts w:ascii="Calibri" w:cs="Calibri" w:eastAsia="Calibri" w:hAnsi="Calibri"/>
+          <w:sz w:val="23"/>
+          <w:szCs w:val="23"/>
+        </w:rPr>
+        <w:t xml:space="preserve">Four-four-seven-one. Which is also my locker at the Y, which I will now be checking, with a flashlight and a lawyer.</w:t>
+      </w:r>
+    </w:p>
+    <w:p>
+      <w:pPr>
+        <w:keepNext/>
+        <w:pBdr>
+          <w:bottom w:val="single" w:color="BBBBBB" w:sz="4" w:space="2"/>
+        </w:pBdr>
+        <w:spacing w:after="60" w:before="280"/>
+      </w:pPr>
+      <w:r>
+        <w:rPr>
+          <w:rFonts w:ascii="Calibri" w:cs="Calibri" w:eastAsia="Calibri" w:hAnsi="Calibri"/>
+          <w:b/>
+          <w:bCs/>
+          <w:sz w:val="25"/>
+          <w:szCs w:val="25"/>
+        </w:rPr>
+        <w:t xml:space="preserve">BADGE</w:t>
+      </w:r>
+      <w:r>
+        <w:rPr>
+          <w:rFonts w:ascii="Calibri" w:cs="Calibri" w:eastAsia="Calibri" w:hAnsi="Calibri"/>
+          <w:color w:val="888888"/>
+          <w:sz w:val="18"/>
+          <w:szCs w:val="18"/>
+        </w:rPr>
+        <w:t xml:space="preserve">   over the radio; only if done:M05  and  !done:M09</w:t>
+      </w:r>
+    </w:p>
+    <w:p>
+      <w:pPr>
+        <w:keepNext/>
+        <w:keepLines/>
+        <w:spacing w:after="0" w:before="120"/>
+        <w:ind w:left="720"/>
+      </w:pPr>
+      <w:r>
+        <w:rPr>
+          <w:rFonts w:ascii="Calibri" w:cs="Calibri" w:eastAsia="Calibri" w:hAnsi="Calibri"/>
+          <w:b/>
+          <w:bCs/>
+          <w:sz w:val="22"/>
+          <w:szCs w:val="22"/>
+        </w:rPr>
+        <w:t xml:space="preserve">DUKE</w:t>
+      </w:r>
+      <w:r>
+        <w:rPr>
+          <w:rFonts w:ascii="Calibri" w:cs="Calibri" w:eastAsia="Calibri" w:hAnsi="Calibri"/>
+          <w:color w:val="999999"/>
+          <w:sz w:val="14"/>
+          <w:szCs w:val="14"/>
+        </w:rPr>
+        <w:t xml:space="preserve">   DUKE_X02_BADGE_001</w:t>
+      </w:r>
+    </w:p>
+    <w:p>
+      <w:pPr>
+        <w:keepNext/>
+        <w:spacing w:after="0"/>
+        <w:ind w:left="720"/>
+      </w:pPr>
+      <w:r>
+        <w:rPr>
+          <w:rFonts w:ascii="Calibri" w:cs="Calibri" w:eastAsia="Calibri" w:hAnsi="Calibri"/>
+          <w:i/>
+          <w:iCs/>
+          <w:color w:val="777777"/>
+          <w:sz w:val="19"/>
+          <w:szCs w:val="19"/>
+        </w:rPr>
+        <w:t xml:space="preserve">(Hushed, enjoying himself terribly.)</w:t>
+      </w:r>
+    </w:p>
+    <w:p>
+      <w:pPr>
+        <w:keepLines/>
+        <w:spacing w:after="60"/>
+        <w:ind w:left="720"/>
+      </w:pPr>
+      <w:r>
+        <w:rPr>
+          <w:rFonts w:ascii="Calibri" w:cs="Calibri" w:eastAsia="Calibri" w:hAnsi="Calibri"/>
+          <w:sz w:val="23"/>
+          <w:szCs w:val="23"/>
+        </w:rPr>
+        <w:t xml:space="preserve">A source inside the department, whom I'll call Cheryl, because that is her name, tells me one of our detectives has been "writing his own incident reports."</w:t>
+      </w:r>
+    </w:p>
+    <w:p>
+      <w:pPr>
+        <w:keepNext/>
+        <w:keepLines/>
+        <w:spacing w:after="0" w:before="120"/>
+        <w:ind w:left="720"/>
+      </w:pPr>
+      <w:r>
+        <w:rPr>
+          <w:rFonts w:ascii="Calibri" w:cs="Calibri" w:eastAsia="Calibri" w:hAnsi="Calibri"/>
+          <w:b/>
+          <w:bCs/>
+          <w:sz w:val="22"/>
+          <w:szCs w:val="22"/>
+        </w:rPr>
+        <w:t xml:space="preserve">MAGS</w:t>
+      </w:r>
+      <w:r>
+        <w:rPr>
+          <w:rFonts w:ascii="Calibri" w:cs="Calibri" w:eastAsia="Calibri" w:hAnsi="Calibri"/>
+          <w:color w:val="999999"/>
+          <w:sz w:val="14"/>
+          <w:szCs w:val="14"/>
+        </w:rPr>
+        <w:t xml:space="preserve">   MAGS_X02_BADGE_001</w:t>
+      </w:r>
+    </w:p>
+    <w:p>
+      <w:pPr>
+        <w:keepNext/>
+        <w:spacing w:after="0"/>
+        <w:ind w:left="720"/>
+      </w:pPr>
+      <w:r>
+        <w:rPr>
+          <w:rFonts w:ascii="Calibri" w:cs="Calibri" w:eastAsia="Calibri" w:hAnsi="Calibri"/>
+          <w:i/>
+          <w:iCs/>
+          <w:color w:val="777777"/>
+          <w:sz w:val="19"/>
+          <w:szCs w:val="19"/>
+        </w:rPr>
+        <w:t xml:space="preserve">(Without looking up.)</w:t>
+      </w:r>
+    </w:p>
+    <w:p>
+      <w:pPr>
+        <w:keepLines/>
+        <w:spacing w:after="60"/>
+        <w:ind w:left="720"/>
+      </w:pPr>
+      <w:r>
+        <w:rPr>
+          <w:rFonts w:ascii="Calibri" w:cs="Calibri" w:eastAsia="Calibri" w:hAnsi="Calibri"/>
+          <w:sz w:val="23"/>
+          <w:szCs w:val="23"/>
+        </w:rPr>
+        <w:t xml:space="preserve">That's most of them.</w:t>
+      </w:r>
+    </w:p>
+    <w:p>
+      <w:pPr>
+        <w:keepNext/>
+        <w:keepLines/>
+        <w:spacing w:after="0" w:before="120"/>
+        <w:ind w:left="720"/>
+      </w:pPr>
+      <w:r>
+        <w:rPr>
+          <w:rFonts w:ascii="Calibri" w:cs="Calibri" w:eastAsia="Calibri" w:hAnsi="Calibri"/>
+          <w:b/>
+          <w:bCs/>
+          <w:sz w:val="22"/>
+          <w:szCs w:val="22"/>
+        </w:rPr>
+        <w:t xml:space="preserve">DUKE</w:t>
+      </w:r>
+      <w:r>
+        <w:rPr>
+          <w:rFonts w:ascii="Calibri" w:cs="Calibri" w:eastAsia="Calibri" w:hAnsi="Calibri"/>
+          <w:color w:val="999999"/>
+          <w:sz w:val="14"/>
+          <w:szCs w:val="14"/>
+        </w:rPr>
+        <w:t xml:space="preserve">   DUKE_X02_BADGE_002</w:t>
+      </w:r>
+    </w:p>
+    <w:p>
+      <w:pPr>
+        <w:keepNext/>
+        <w:spacing w:after="0"/>
+        <w:ind w:left="720"/>
+      </w:pPr>
+      <w:r>
+        <w:rPr>
+          <w:rFonts w:ascii="Calibri" w:cs="Calibri" w:eastAsia="Calibri" w:hAnsi="Calibri"/>
+          <w:i/>
+          <w:iCs/>
+          <w:color w:val="777777"/>
+          <w:sz w:val="19"/>
+          <w:szCs w:val="19"/>
+        </w:rPr>
+        <w:t xml:space="preserve">(Ignoring her.)</w:t>
+      </w:r>
+    </w:p>
+    <w:p>
+      <w:pPr>
+        <w:keepLines/>
+        <w:spacing w:after="60"/>
+        <w:ind w:left="720"/>
+      </w:pPr>
+      <w:r>
+        <w:rPr>
+          <w:rFonts w:ascii="Calibri" w:cs="Calibri" w:eastAsia="Calibri" w:hAnsi="Calibri"/>
+          <w:sz w:val="23"/>
+          <w:szCs w:val="23"/>
+        </w:rPr>
+        <w:t xml:space="preserve">Cheryl says this fella talks like a terms-and-conditions page. "Let's be precise." Folks, anyone who says "let's be precise" at a party has never once been invited back.</w:t>
+      </w:r>
+    </w:p>
+    <w:p>
+      <w:pPr>
+        <w:keepNext/>
+        <w:keepLines/>
+        <w:spacing w:after="0" w:before="120"/>
+        <w:ind w:left="720"/>
+      </w:pPr>
+      <w:r>
+        <w:rPr>
+          <w:rFonts w:ascii="Calibri" w:cs="Calibri" w:eastAsia="Calibri" w:hAnsi="Calibri"/>
+          <w:b/>
+          <w:bCs/>
+          <w:sz w:val="22"/>
+          <w:szCs w:val="22"/>
+        </w:rPr>
+        <w:t xml:space="preserve">ROLLO</w:t>
+      </w:r>
+      <w:r>
+        <w:rPr>
+          <w:rFonts w:ascii="Calibri" w:cs="Calibri" w:eastAsia="Calibri" w:hAnsi="Calibri"/>
+          <w:color w:val="999999"/>
+          <w:sz w:val="14"/>
+          <w:szCs w:val="14"/>
+        </w:rPr>
+        <w:t xml:space="preserve">   ROLLO_X02_BADGE_001</w:t>
+      </w:r>
+    </w:p>
+    <w:p>
+      <w:pPr>
+        <w:keepNext/>
+        <w:spacing w:after="0"/>
+        <w:ind w:left="720"/>
+      </w:pPr>
+      <w:r>
+        <w:rPr>
+          <w:rFonts w:ascii="Calibri" w:cs="Calibri" w:eastAsia="Calibri" w:hAnsi="Calibri"/>
+          <w:i/>
+          <w:iCs/>
+          <w:color w:val="777777"/>
+          <w:sz w:val="19"/>
+          <w:szCs w:val="19"/>
+        </w:rPr>
+        <w:t xml:space="preserve">(Flat.)</w:t>
+      </w:r>
+    </w:p>
+    <w:p>
+      <w:pPr>
+        <w:keepLines/>
+        <w:spacing w:after="60"/>
+        <w:ind w:left="720"/>
+      </w:pPr>
+      <w:r>
+        <w:rPr>
+          <w:rFonts w:ascii="Calibri" w:cs="Calibri" w:eastAsia="Calibri" w:hAnsi="Calibri"/>
+          <w:sz w:val="23"/>
+          <w:szCs w:val="23"/>
+        </w:rPr>
+        <w:t xml:space="preserve">I've heard him at the diner. He asked for the salt in a subordinate clause.</w:t>
+      </w:r>
+    </w:p>
+    <w:p>
+      <w:pPr>
+        <w:keepNext/>
+        <w:keepLines/>
+        <w:spacing w:after="0" w:before="120"/>
+        <w:ind w:left="720"/>
+      </w:pPr>
+      <w:r>
+        <w:rPr>
+          <w:rFonts w:ascii="Calibri" w:cs="Calibri" w:eastAsia="Calibri" w:hAnsi="Calibri"/>
+          <w:b/>
+          <w:bCs/>
+          <w:sz w:val="22"/>
+          <w:szCs w:val="22"/>
+        </w:rPr>
+        <w:t xml:space="preserve">DUKE</w:t>
+      </w:r>
+      <w:r>
+        <w:rPr>
+          <w:rFonts w:ascii="Calibri" w:cs="Calibri" w:eastAsia="Calibri" w:hAnsi="Calibri"/>
+          <w:color w:val="999999"/>
+          <w:sz w:val="14"/>
+          <w:szCs w:val="14"/>
+        </w:rPr>
+        <w:t xml:space="preserve">   DUKE_X02_BADGE_003</w:t>
+      </w:r>
+    </w:p>
+    <w:p>
+      <w:pPr>
+        <w:keepNext/>
+        <w:spacing w:after="0"/>
+        <w:ind w:left="720"/>
+      </w:pPr>
+      <w:r>
+        <w:rPr>
+          <w:rFonts w:ascii="Calibri" w:cs="Calibri" w:eastAsia="Calibri" w:hAnsi="Calibri"/>
+          <w:i/>
+          <w:iCs/>
+          <w:color w:val="777777"/>
+          <w:sz w:val="19"/>
+          <w:szCs w:val="19"/>
+        </w:rPr>
+        <w:t xml:space="preserve">(Reverent.)</w:t>
+      </w:r>
+    </w:p>
+    <w:p>
+      <w:pPr>
+        <w:keepLines/>
+        <w:spacing w:after="60"/>
+        <w:ind w:left="720"/>
+      </w:pPr>
+      <w:r>
+        <w:rPr>
+          <w:rFonts w:ascii="Calibri" w:cs="Calibri" w:eastAsia="Calibri" w:hAnsi="Calibri"/>
+          <w:sz w:val="23"/>
+          <w:szCs w:val="23"/>
+        </w:rPr>
+        <w:t xml:space="preserve">That's not a man. That is a rider on a contract. Rollo, you've said more tonight than you have since the fish thing.</w:t>
+      </w:r>
+    </w:p>
+    <w:p>
+      <w:pPr>
+        <w:keepNext/>
+        <w:keepLines/>
+        <w:spacing w:after="0" w:before="120"/>
+        <w:ind w:left="720"/>
+      </w:pPr>
+      <w:r>
+        <w:rPr>
+          <w:rFonts w:ascii="Calibri" w:cs="Calibri" w:eastAsia="Calibri" w:hAnsi="Calibri"/>
+          <w:b/>
+          <w:bCs/>
+          <w:sz w:val="22"/>
+          <w:szCs w:val="22"/>
+        </w:rPr>
+        <w:t xml:space="preserve">ROLLO</w:t>
+      </w:r>
+      <w:r>
+        <w:rPr>
+          <w:rFonts w:ascii="Calibri" w:cs="Calibri" w:eastAsia="Calibri" w:hAnsi="Calibri"/>
+          <w:color w:val="999999"/>
+          <w:sz w:val="14"/>
+          <w:szCs w:val="14"/>
+        </w:rPr>
+        <w:t xml:space="preserve">   ROLLO_X02_BADGE_002</w:t>
+      </w:r>
+    </w:p>
+    <w:p>
+      <w:pPr>
+        <w:keepNext/>
+        <w:spacing w:after="0"/>
+        <w:ind w:left="720"/>
+      </w:pPr>
+      <w:r>
+        <w:rPr>
+          <w:rFonts w:ascii="Calibri" w:cs="Calibri" w:eastAsia="Calibri" w:hAnsi="Calibri"/>
+          <w:i/>
+          <w:iCs/>
+          <w:color w:val="777777"/>
+          <w:sz w:val="19"/>
+          <w:szCs w:val="19"/>
+        </w:rPr>
+        <w:t xml:space="preserve">(Instantly, quietly alarmed.)</w:t>
+      </w:r>
+    </w:p>
+    <w:p>
+      <w:pPr>
+        <w:keepLines/>
+        <w:spacing w:after="60"/>
+        <w:ind w:left="720"/>
+      </w:pPr>
+      <w:r>
+        <w:rPr>
+          <w:rFonts w:ascii="Calibri" w:cs="Calibri" w:eastAsia="Calibri" w:hAnsi="Calibri"/>
+          <w:sz w:val="23"/>
+          <w:szCs w:val="23"/>
+        </w:rPr>
+        <w:t xml:space="preserve">I don't want to talk about the fish thing.</w:t>
+      </w:r>
+    </w:p>
+    <w:p>
+      <w:pPr>
+        <w:keepNext/>
+        <w:keepLines/>
+        <w:spacing w:after="0" w:before="120"/>
+        <w:ind w:left="720"/>
+      </w:pPr>
+      <w:r>
+        <w:rPr>
+          <w:rFonts w:ascii="Calibri" w:cs="Calibri" w:eastAsia="Calibri" w:hAnsi="Calibri"/>
+          <w:b/>
+          <w:bCs/>
+          <w:sz w:val="22"/>
+          <w:szCs w:val="22"/>
+        </w:rPr>
+        <w:t xml:space="preserve">DUKE</w:t>
+      </w:r>
+      <w:r>
+        <w:rPr>
+          <w:rFonts w:ascii="Calibri" w:cs="Calibri" w:eastAsia="Calibri" w:hAnsi="Calibri"/>
+          <w:color w:val="999999"/>
+          <w:sz w:val="14"/>
+          <w:szCs w:val="14"/>
+        </w:rPr>
+        <w:t xml:space="preserve">   DUKE_X02_BADGE_004</w:t>
+      </w:r>
+    </w:p>
+    <w:p>
+      <w:pPr>
+        <w:keepNext/>
+        <w:spacing w:after="0"/>
+        <w:ind w:left="720"/>
+      </w:pPr>
+      <w:r>
+        <w:rPr>
+          <w:rFonts w:ascii="Calibri" w:cs="Calibri" w:eastAsia="Calibri" w:hAnsi="Calibri"/>
+          <w:i/>
+          <w:iCs/>
+          <w:color w:val="777777"/>
+          <w:sz w:val="19"/>
+          <w:szCs w:val="19"/>
+        </w:rPr>
+        <w:t xml:space="preserve">(Solemn.)</w:t>
+      </w:r>
+    </w:p>
+    <w:p>
+      <w:pPr>
+        <w:keepLines/>
+        <w:spacing w:after="60"/>
+        <w:ind w:left="720"/>
+      </w:pPr>
+      <w:r>
+        <w:rPr>
+          <w:rFonts w:ascii="Calibri" w:cs="Calibri" w:eastAsia="Calibri" w:hAnsi="Calibri"/>
+          <w:sz w:val="23"/>
+          <w:szCs w:val="23"/>
+        </w:rPr>
+        <w:t xml:space="preserve">We will never talk about the fish thing.</w:t>
+      </w:r>
+    </w:p>
+    <w:p>
+      <w:pPr>
+        <w:keepNext/>
+        <w:keepLines/>
+        <w:spacing w:after="0" w:before="120"/>
+        <w:ind w:left="720"/>
+      </w:pPr>
+      <w:r>
+        <w:rPr>
+          <w:rFonts w:ascii="Calibri" w:cs="Calibri" w:eastAsia="Calibri" w:hAnsi="Calibri"/>
+          <w:b/>
+          <w:bCs/>
+          <w:sz w:val="22"/>
+          <w:szCs w:val="22"/>
+        </w:rPr>
+        <w:t xml:space="preserve">MAGS</w:t>
+      </w:r>
+      <w:r>
+        <w:rPr>
+          <w:rFonts w:ascii="Calibri" w:cs="Calibri" w:eastAsia="Calibri" w:hAnsi="Calibri"/>
+          <w:color w:val="999999"/>
+          <w:sz w:val="14"/>
+          <w:szCs w:val="14"/>
+        </w:rPr>
+        <w:t xml:space="preserve">   MAGS_X02_BADGE_002</w:t>
+      </w:r>
+    </w:p>
+    <w:p>
+      <w:pPr>
+        <w:keepNext/>
+        <w:spacing w:after="0"/>
+        <w:ind w:left="720"/>
+      </w:pPr>
+      <w:r>
+        <w:rPr>
+          <w:rFonts w:ascii="Calibri" w:cs="Calibri" w:eastAsia="Calibri" w:hAnsi="Calibri"/>
+          <w:i/>
+          <w:iCs/>
+          <w:color w:val="777777"/>
+          <w:sz w:val="19"/>
+          <w:szCs w:val="19"/>
+        </w:rPr>
+        <w:t xml:space="preserve">(Typing.)</w:t>
+      </w:r>
+    </w:p>
+    <w:p>
+      <w:pPr>
+        <w:keepLines/>
+        <w:spacing w:after="60"/>
+        <w:ind w:left="720"/>
+      </w:pPr>
+      <w:r>
+        <w:rPr>
+          <w:rFonts w:ascii="Calibri" w:cs="Calibri" w:eastAsia="Calibri" w:hAnsi="Calibri"/>
+          <w:sz w:val="23"/>
+          <w:szCs w:val="23"/>
+        </w:rPr>
+        <w:t xml:space="preserve">The fish thing is in the archive.</w:t>
+      </w:r>
+    </w:p>
+    <w:p>
+      <w:pPr>
+        <w:keepNext/>
+        <w:keepLines/>
+        <w:spacing w:after="0" w:before="120"/>
+        <w:ind w:left="720"/>
+      </w:pPr>
+      <w:r>
+        <w:rPr>
+          <w:rFonts w:ascii="Calibri" w:cs="Calibri" w:eastAsia="Calibri" w:hAnsi="Calibri"/>
+          <w:b/>
+          <w:bCs/>
+          <w:sz w:val="22"/>
+          <w:szCs w:val="22"/>
+        </w:rPr>
+        <w:t xml:space="preserve">DUKE</w:t>
+      </w:r>
+      <w:r>
+        <w:rPr>
+          <w:rFonts w:ascii="Calibri" w:cs="Calibri" w:eastAsia="Calibri" w:hAnsi="Calibri"/>
+          <w:color w:val="999999"/>
+          <w:sz w:val="14"/>
+          <w:szCs w:val="14"/>
+        </w:rPr>
+        <w:t xml:space="preserve">   DUKE_X02_BADGE_005</w:t>
+      </w:r>
+    </w:p>
+    <w:p>
+      <w:pPr>
+        <w:keepNext/>
+        <w:spacing w:after="0"/>
+        <w:ind w:left="720"/>
+      </w:pPr>
+      <w:r>
+        <w:rPr>
+          <w:rFonts w:ascii="Calibri" w:cs="Calibri" w:eastAsia="Calibri" w:hAnsi="Calibri"/>
+          <w:i/>
+          <w:iCs/>
+          <w:color w:val="777777"/>
+          <w:sz w:val="19"/>
+          <w:szCs w:val="19"/>
+        </w:rPr>
+        <w:t xml:space="preserve">(Instantly.)</w:t>
+      </w:r>
+    </w:p>
+    <w:p>
+      <w:pPr>
+        <w:keepLines/>
+        <w:spacing w:after="60"/>
+        <w:ind w:left="720"/>
+      </w:pPr>
+      <w:r>
+        <w:rPr>
+          <w:rFonts w:ascii="Calibri" w:cs="Calibri" w:eastAsia="Calibri" w:hAnsi="Calibri"/>
+          <w:sz w:val="23"/>
+          <w:szCs w:val="23"/>
+        </w:rPr>
+        <w:t xml:space="preserve">Burn the archive.</w:t>
+      </w:r>
+    </w:p>
+    <w:p>
+      <w:pPr>
+        <w:keepNext/>
+        <w:pBdr>
+          <w:bottom w:val="single" w:color="BBBBBB" w:sz="4" w:space="2"/>
+        </w:pBdr>
+        <w:spacing w:after="60" w:before="280"/>
+      </w:pPr>
+      <w:r>
+        <w:rPr>
+          <w:rFonts w:ascii="Calibri" w:cs="Calibri" w:eastAsia="Calibri" w:hAnsi="Calibri"/>
+          <w:b/>
+          <w:bCs/>
+          <w:sz w:val="25"/>
+          <w:szCs w:val="25"/>
+        </w:rPr>
+        <w:t xml:space="preserve">ALDERPOINT</w:t>
+      </w:r>
+      <w:r>
+        <w:rPr>
+          <w:rFonts w:ascii="Calibri" w:cs="Calibri" w:eastAsia="Calibri" w:hAnsi="Calibri"/>
+          <w:color w:val="888888"/>
+          <w:sz w:val="18"/>
+          <w:szCs w:val="18"/>
+        </w:rPr>
+        <w:t xml:space="preserve">   over the radio; only if done:M06  and  !done:M09</w:t>
+      </w:r>
+    </w:p>
+    <w:p>
+      <w:pPr>
+        <w:keepNext/>
+        <w:keepLines/>
+        <w:spacing w:after="0" w:before="120"/>
+        <w:ind w:left="720"/>
+      </w:pPr>
+      <w:r>
+        <w:rPr>
+          <w:rFonts w:ascii="Calibri" w:cs="Calibri" w:eastAsia="Calibri" w:hAnsi="Calibri"/>
+          <w:b/>
+          <w:bCs/>
+          <w:sz w:val="22"/>
+          <w:szCs w:val="22"/>
+        </w:rPr>
+        <w:t xml:space="preserve">DUKE</w:t>
+      </w:r>
+      <w:r>
+        <w:rPr>
+          <w:rFonts w:ascii="Calibri" w:cs="Calibri" w:eastAsia="Calibri" w:hAnsi="Calibri"/>
+          <w:color w:val="999999"/>
+          <w:sz w:val="14"/>
+          <w:szCs w:val="14"/>
+        </w:rPr>
+        <w:t xml:space="preserve">   DUKE_X02_ALDERPOINT_001</w:t>
+      </w:r>
+    </w:p>
+    <w:p>
+      <w:pPr>
+        <w:keepNext/>
+        <w:spacing w:after="0"/>
+        <w:ind w:left="720"/>
+      </w:pPr>
+      <w:r>
+        <w:rPr>
+          <w:rFonts w:ascii="Calibri" w:cs="Calibri" w:eastAsia="Calibri" w:hAnsi="Calibri"/>
+          <w:i/>
+          <w:iCs/>
+          <w:color w:val="777777"/>
+          <w:sz w:val="19"/>
+          <w:szCs w:val="19"/>
+        </w:rPr>
+        <w:t xml:space="preserve">(Rolling out the name like a man ordering wine in a haunted house.)</w:t>
+      </w:r>
+    </w:p>
+    <w:p>
+      <w:pPr>
+        <w:keepLines/>
+        <w:spacing w:after="60"/>
+        <w:ind w:left="720"/>
+      </w:pPr>
+      <w:r>
+        <w:rPr>
+          <w:rFonts w:ascii="Calibri" w:cs="Calibri" w:eastAsia="Calibri" w:hAnsi="Calibri"/>
+          <w:sz w:val="23"/>
+          <w:szCs w:val="23"/>
+        </w:rPr>
+        <w:t xml:space="preserve">Alder Point. "A waterfront for everyone." Mr. Victor Sloane, who sounds like a man you'd meet in a very expensive elevator, says it's for everyone.</w:t>
+      </w:r>
+    </w:p>
+    <w:p>
+      <w:pPr>
+        <w:keepNext/>
+        <w:keepLines/>
+        <w:spacing w:after="0" w:before="120"/>
+        <w:ind w:left="720"/>
+      </w:pPr>
+      <w:r>
+        <w:rPr>
+          <w:rFonts w:ascii="Calibri" w:cs="Calibri" w:eastAsia="Calibri" w:hAnsi="Calibri"/>
+          <w:b/>
+          <w:bCs/>
+          <w:sz w:val="22"/>
+          <w:szCs w:val="22"/>
+        </w:rPr>
+        <w:t xml:space="preserve">MAGS</w:t>
+      </w:r>
+      <w:r>
+        <w:rPr>
+          <w:rFonts w:ascii="Calibri" w:cs="Calibri" w:eastAsia="Calibri" w:hAnsi="Calibri"/>
+          <w:color w:val="999999"/>
+          <w:sz w:val="14"/>
+          <w:szCs w:val="14"/>
+        </w:rPr>
+        <w:t xml:space="preserve">   MAGS_X02_ALDERPOINT_001</w:t>
+      </w:r>
+    </w:p>
+    <w:p>
+      <w:pPr>
+        <w:keepNext/>
+        <w:spacing w:after="0"/>
+        <w:ind w:left="720"/>
+      </w:pPr>
+      <w:r>
+        <w:rPr>
+          <w:rFonts w:ascii="Calibri" w:cs="Calibri" w:eastAsia="Calibri" w:hAnsi="Calibri"/>
+          <w:i/>
+          <w:iCs/>
+          <w:color w:val="777777"/>
+          <w:sz w:val="19"/>
+          <w:szCs w:val="19"/>
+        </w:rPr>
+        <w:t xml:space="preserve">(Dry.)</w:t>
+      </w:r>
+    </w:p>
+    <w:p>
+      <w:pPr>
+        <w:keepLines/>
+        <w:spacing w:after="60"/>
+        <w:ind w:left="720"/>
+      </w:pPr>
+      <w:r>
+        <w:rPr>
+          <w:rFonts w:ascii="Calibri" w:cs="Calibri" w:eastAsia="Calibri" w:hAnsi="Calibri"/>
+          <w:sz w:val="23"/>
+          <w:szCs w:val="23"/>
+        </w:rPr>
+        <w:t xml:space="preserve">Everyone who can afford the fence.</w:t>
+      </w:r>
+    </w:p>
+    <w:p>
+      <w:pPr>
+        <w:keepNext/>
+        <w:keepLines/>
+        <w:spacing w:after="0" w:before="120"/>
+        <w:ind w:left="720"/>
+      </w:pPr>
+      <w:r>
+        <w:rPr>
+          <w:rFonts w:ascii="Calibri" w:cs="Calibri" w:eastAsia="Calibri" w:hAnsi="Calibri"/>
+          <w:b/>
+          <w:bCs/>
+          <w:sz w:val="22"/>
+          <w:szCs w:val="22"/>
+        </w:rPr>
+        <w:t xml:space="preserve">DUKE</w:t>
+      </w:r>
+      <w:r>
+        <w:rPr>
+          <w:rFonts w:ascii="Calibri" w:cs="Calibri" w:eastAsia="Calibri" w:hAnsi="Calibri"/>
+          <w:color w:val="999999"/>
+          <w:sz w:val="14"/>
+          <w:szCs w:val="14"/>
+        </w:rPr>
+        <w:t xml:space="preserve">   DUKE_X02_ALDERPOINT_002</w:t>
+      </w:r>
+    </w:p>
+    <w:p>
+      <w:pPr>
+        <w:keepNext/>
+        <w:spacing w:after="0"/>
+        <w:ind w:left="720"/>
+      </w:pPr>
+      <w:r>
+        <w:rPr>
+          <w:rFonts w:ascii="Calibri" w:cs="Calibri" w:eastAsia="Calibri" w:hAnsi="Calibri"/>
+          <w:i/>
+          <w:iCs/>
+          <w:color w:val="777777"/>
+          <w:sz w:val="19"/>
+          <w:szCs w:val="19"/>
+        </w:rPr>
+        <w:t xml:space="preserve">(Warming up.)</w:t>
+      </w:r>
+    </w:p>
+    <w:p>
+      <w:pPr>
+        <w:keepLines/>
+        <w:spacing w:after="60"/>
+        <w:ind w:left="720"/>
+      </w:pPr>
+      <w:r>
+        <w:rPr>
+          <w:rFonts w:ascii="Calibri" w:cs="Calibri" w:eastAsia="Calibri" w:hAnsi="Calibri"/>
+          <w:sz w:val="23"/>
+          <w:szCs w:val="23"/>
+        </w:rPr>
+        <w:t xml:space="preserve">Wharf Street gets "relocated," which is a word that means "a van arrives." Lucille at the corner mart has been selling milk on that street since before you could legally own a sandwich.</w:t>
+      </w:r>
+    </w:p>
+    <w:p>
+      <w:pPr>
+        <w:keepNext/>
+        <w:keepLines/>
+        <w:spacing w:after="0" w:before="120"/>
+        <w:ind w:left="720"/>
+      </w:pPr>
+      <w:r>
+        <w:rPr>
+          <w:rFonts w:ascii="Calibri" w:cs="Calibri" w:eastAsia="Calibri" w:hAnsi="Calibri"/>
+          <w:b/>
+          <w:bCs/>
+          <w:sz w:val="22"/>
+          <w:szCs w:val="22"/>
+        </w:rPr>
+        <w:t xml:space="preserve">ROLLO</w:t>
+      </w:r>
+      <w:r>
+        <w:rPr>
+          <w:rFonts w:ascii="Calibri" w:cs="Calibri" w:eastAsia="Calibri" w:hAnsi="Calibri"/>
+          <w:color w:val="999999"/>
+          <w:sz w:val="14"/>
+          <w:szCs w:val="14"/>
+        </w:rPr>
+        <w:t xml:space="preserve">   ROLLO_X02_ALDERPOINT_001</w:t>
+      </w:r>
+    </w:p>
+    <w:p>
+      <w:pPr>
+        <w:keepNext/>
+        <w:spacing w:after="0"/>
+        <w:ind w:left="720"/>
+      </w:pPr>
+      <w:r>
+        <w:rPr>
+          <w:rFonts w:ascii="Calibri" w:cs="Calibri" w:eastAsia="Calibri" w:hAnsi="Calibri"/>
+          <w:i/>
+          <w:iCs/>
+          <w:color w:val="777777"/>
+          <w:sz w:val="19"/>
+          <w:szCs w:val="19"/>
+        </w:rPr>
+        <w:t xml:space="preserve">(Quietly, for once, not joking.)</w:t>
+      </w:r>
+    </w:p>
+    <w:p>
+      <w:pPr>
+        <w:keepLines/>
+        <w:spacing w:after="60"/>
+        <w:ind w:left="720"/>
+      </w:pPr>
+      <w:r>
+        <w:rPr>
+          <w:rFonts w:ascii="Calibri" w:cs="Calibri" w:eastAsia="Calibri" w:hAnsi="Calibri"/>
+          <w:sz w:val="23"/>
+          <w:szCs w:val="23"/>
+        </w:rPr>
+        <w:t xml:space="preserve">Thirty years.</w:t>
+      </w:r>
+    </w:p>
+    <w:p>
+      <w:pPr>
+        <w:keepNext/>
+        <w:keepLines/>
+        <w:spacing w:after="0" w:before="120"/>
+        <w:ind w:left="720"/>
+      </w:pPr>
+      <w:r>
+        <w:rPr>
+          <w:rFonts w:ascii="Calibri" w:cs="Calibri" w:eastAsia="Calibri" w:hAnsi="Calibri"/>
+          <w:b/>
+          <w:bCs/>
+          <w:sz w:val="22"/>
+          <w:szCs w:val="22"/>
+        </w:rPr>
+        <w:t xml:space="preserve">DUKE</w:t>
+      </w:r>
+      <w:r>
+        <w:rPr>
+          <w:rFonts w:ascii="Calibri" w:cs="Calibri" w:eastAsia="Calibri" w:hAnsi="Calibri"/>
+          <w:color w:val="999999"/>
+          <w:sz w:val="14"/>
+          <w:szCs w:val="14"/>
+        </w:rPr>
+        <w:t xml:space="preserve">   DUKE_X02_ALDERPOINT_003</w:t>
+      </w:r>
+    </w:p>
+    <w:p>
+      <w:pPr>
+        <w:keepNext/>
+        <w:spacing w:after="0"/>
+        <w:ind w:left="720"/>
+      </w:pPr>
+      <w:r>
+        <w:rPr>
+          <w:rFonts w:ascii="Calibri" w:cs="Calibri" w:eastAsia="Calibri" w:hAnsi="Calibri"/>
+          <w:i/>
+          <w:iCs/>
+          <w:color w:val="777777"/>
+          <w:sz w:val="19"/>
+          <w:szCs w:val="19"/>
+        </w:rPr>
+        <w:t xml:space="preserve">(Indignant.)</w:t>
+      </w:r>
+    </w:p>
+    <w:p>
+      <w:pPr>
+        <w:keepLines/>
+        <w:spacing w:after="60"/>
+        <w:ind w:left="720"/>
+      </w:pPr>
+      <w:r>
+        <w:rPr>
+          <w:rFonts w:ascii="Calibri" w:cs="Calibri" w:eastAsia="Calibri" w:hAnsi="Calibri"/>
+          <w:sz w:val="23"/>
+          <w:szCs w:val="23"/>
+        </w:rPr>
+        <w:t xml:space="preserve">And Sloane sends her an ENVELOPE. You know who sends envelopes? Villains and grandmas. And my grandmother was not a villain.</w:t>
+      </w:r>
+    </w:p>
+    <w:p>
+      <w:pPr>
+        <w:keepNext/>
+        <w:keepLines/>
+        <w:spacing w:after="0" w:before="120"/>
+        <w:ind w:left="720"/>
+      </w:pPr>
+      <w:r>
+        <w:rPr>
+          <w:rFonts w:ascii="Calibri" w:cs="Calibri" w:eastAsia="Calibri" w:hAnsi="Calibri"/>
+          <w:b/>
+          <w:bCs/>
+          <w:sz w:val="22"/>
+          <w:szCs w:val="22"/>
+        </w:rPr>
+        <w:t xml:space="preserve">MAGS</w:t>
+      </w:r>
+      <w:r>
+        <w:rPr>
+          <w:rFonts w:ascii="Calibri" w:cs="Calibri" w:eastAsia="Calibri" w:hAnsi="Calibri"/>
+          <w:color w:val="999999"/>
+          <w:sz w:val="14"/>
+          <w:szCs w:val="14"/>
+        </w:rPr>
+        <w:t xml:space="preserve">   MAGS_X02_ALDERPOINT_002</w:t>
+      </w:r>
+    </w:p>
+    <w:p>
+      <w:pPr>
+        <w:keepNext/>
+        <w:spacing w:after="0"/>
+        <w:ind w:left="720"/>
+      </w:pPr>
+      <w:r>
+        <w:rPr>
+          <w:rFonts w:ascii="Calibri" w:cs="Calibri" w:eastAsia="Calibri" w:hAnsi="Calibri"/>
+          <w:i/>
+          <w:iCs/>
+          <w:color w:val="777777"/>
+          <w:sz w:val="19"/>
+          <w:szCs w:val="19"/>
+        </w:rPr>
+        <w:t xml:space="preserve">(Flat.)</w:t>
+      </w:r>
+    </w:p>
+    <w:p>
+      <w:pPr>
+        <w:keepLines/>
+        <w:spacing w:after="60"/>
+        <w:ind w:left="720"/>
+      </w:pPr>
+      <w:r>
+        <w:rPr>
+          <w:rFonts w:ascii="Calibri" w:cs="Calibri" w:eastAsia="Calibri" w:hAnsi="Calibri"/>
+          <w:sz w:val="23"/>
+          <w:szCs w:val="23"/>
+        </w:rPr>
+        <w:t xml:space="preserve">She once bit a priest.</w:t>
+      </w:r>
+    </w:p>
+    <w:p>
+      <w:pPr>
+        <w:keepNext/>
+        <w:keepLines/>
+        <w:spacing w:after="0" w:before="120"/>
+        <w:ind w:left="720"/>
+      </w:pPr>
+      <w:r>
+        <w:rPr>
+          <w:rFonts w:ascii="Calibri" w:cs="Calibri" w:eastAsia="Calibri" w:hAnsi="Calibri"/>
+          <w:b/>
+          <w:bCs/>
+          <w:sz w:val="22"/>
+          <w:szCs w:val="22"/>
+        </w:rPr>
+        <w:t xml:space="preserve">DUKE</w:t>
+      </w:r>
+      <w:r>
+        <w:rPr>
+          <w:rFonts w:ascii="Calibri" w:cs="Calibri" w:eastAsia="Calibri" w:hAnsi="Calibri"/>
+          <w:color w:val="999999"/>
+          <w:sz w:val="14"/>
+          <w:szCs w:val="14"/>
+        </w:rPr>
+        <w:t xml:space="preserve">   DUKE_X02_ALDERPOINT_004</w:t>
+      </w:r>
+    </w:p>
+    <w:p>
+      <w:pPr>
+        <w:keepNext/>
+        <w:spacing w:after="0"/>
+        <w:ind w:left="720"/>
+      </w:pPr>
+      <w:r>
+        <w:rPr>
+          <w:rFonts w:ascii="Calibri" w:cs="Calibri" w:eastAsia="Calibri" w:hAnsi="Calibri"/>
+          <w:i/>
+          <w:iCs/>
+          <w:color w:val="777777"/>
+          <w:sz w:val="19"/>
+          <w:szCs w:val="19"/>
+        </w:rPr>
+        <w:t xml:space="preserve">(Pointing at her.)</w:t>
+      </w:r>
+    </w:p>
+    <w:p>
+      <w:pPr>
+        <w:keepLines/>
+        <w:spacing w:after="60"/>
+        <w:ind w:left="720"/>
+      </w:pPr>
+      <w:r>
+        <w:rPr>
+          <w:rFonts w:ascii="Calibri" w:cs="Calibri" w:eastAsia="Calibri" w:hAnsi="Calibri"/>
+          <w:sz w:val="23"/>
+          <w:szCs w:val="23"/>
+        </w:rPr>
+        <w:t xml:space="preserve">Over a casserole. Context matters, Mags.</w:t>
+      </w:r>
+    </w:p>
+    <w:p>
+      <w:pPr>
+        <w:keepNext/>
+        <w:keepLines/>
+        <w:spacing w:after="0" w:before="120"/>
+        <w:ind w:left="720"/>
+      </w:pPr>
+      <w:r>
+        <w:rPr>
+          <w:rFonts w:ascii="Calibri" w:cs="Calibri" w:eastAsia="Calibri" w:hAnsi="Calibri"/>
+          <w:b/>
+          <w:bCs/>
+          <w:sz w:val="22"/>
+          <w:szCs w:val="22"/>
+        </w:rPr>
+        <w:t xml:space="preserve">ROLLO</w:t>
+      </w:r>
+      <w:r>
+        <w:rPr>
+          <w:rFonts w:ascii="Calibri" w:cs="Calibri" w:eastAsia="Calibri" w:hAnsi="Calibri"/>
+          <w:color w:val="999999"/>
+          <w:sz w:val="14"/>
+          <w:szCs w:val="14"/>
+        </w:rPr>
+        <w:t xml:space="preserve">   ROLLO_X02_ALDERPOINT_002</w:t>
+      </w:r>
+    </w:p>
+    <w:p>
+      <w:pPr>
+        <w:keepNext/>
+        <w:spacing w:after="0"/>
+        <w:ind w:left="720"/>
+      </w:pPr>
+      <w:r>
+        <w:rPr>
+          <w:rFonts w:ascii="Calibri" w:cs="Calibri" w:eastAsia="Calibri" w:hAnsi="Calibri"/>
+          <w:i/>
+          <w:iCs/>
+          <w:color w:val="777777"/>
+          <w:sz w:val="19"/>
+          <w:szCs w:val="19"/>
+        </w:rPr>
+        <w:t xml:space="preserve">(Dry.)</w:t>
+      </w:r>
+    </w:p>
+    <w:p>
+      <w:pPr>
+        <w:keepLines/>
+        <w:spacing w:after="60"/>
+        <w:ind w:left="720"/>
+      </w:pPr>
+      <w:r>
+        <w:rPr>
+          <w:rFonts w:ascii="Calibri" w:cs="Calibri" w:eastAsia="Calibri" w:hAnsi="Calibri"/>
+          <w:sz w:val="23"/>
+          <w:szCs w:val="23"/>
+        </w:rPr>
+        <w:t xml:space="preserve">I toured the site. They have a mascot. It's a lighthouse with arms.</w:t>
+      </w:r>
+    </w:p>
+    <w:p>
+      <w:pPr>
+        <w:keepNext/>
+        <w:keepLines/>
+        <w:spacing w:after="0" w:before="120"/>
+        <w:ind w:left="720"/>
+      </w:pPr>
+      <w:r>
+        <w:rPr>
+          <w:rFonts w:ascii="Calibri" w:cs="Calibri" w:eastAsia="Calibri" w:hAnsi="Calibri"/>
+          <w:b/>
+          <w:bCs/>
+          <w:sz w:val="22"/>
+          <w:szCs w:val="22"/>
+        </w:rPr>
+        <w:t xml:space="preserve">DUKE</w:t>
+      </w:r>
+      <w:r>
+        <w:rPr>
+          <w:rFonts w:ascii="Calibri" w:cs="Calibri" w:eastAsia="Calibri" w:hAnsi="Calibri"/>
+          <w:color w:val="999999"/>
+          <w:sz w:val="14"/>
+          <w:szCs w:val="14"/>
+        </w:rPr>
+        <w:t xml:space="preserve">   DUKE_X02_ALDERPOINT_005</w:t>
+      </w:r>
+    </w:p>
+    <w:p>
+      <w:pPr>
+        <w:keepNext/>
+        <w:spacing w:after="0"/>
+        <w:ind w:left="720"/>
+      </w:pPr>
+      <w:r>
+        <w:rPr>
+          <w:rFonts w:ascii="Calibri" w:cs="Calibri" w:eastAsia="Calibri" w:hAnsi="Calibri"/>
+          <w:i/>
+          <w:iCs/>
+          <w:color w:val="777777"/>
+          <w:sz w:val="19"/>
+          <w:szCs w:val="19"/>
+        </w:rPr>
+        <w:t xml:space="preserve">(Whispering, truly frightened.)</w:t>
+      </w:r>
+    </w:p>
+    <w:p>
+      <w:pPr>
+        <w:keepLines/>
+        <w:spacing w:after="60"/>
+        <w:ind w:left="720"/>
+      </w:pPr>
+      <w:r>
+        <w:rPr>
+          <w:rFonts w:ascii="Calibri" w:cs="Calibri" w:eastAsia="Calibri" w:hAnsi="Calibri"/>
+          <w:sz w:val="23"/>
+          <w:szCs w:val="23"/>
+        </w:rPr>
+        <w:t xml:space="preserve">A lighthouse with arms. That's not a development. That is a warning.</w:t>
+      </w:r>
+    </w:p>
+    <w:p>
+      <w:pPr>
+        <w:keepNext/>
+        <w:pBdr>
+          <w:bottom w:val="single" w:color="BBBBBB" w:sz="4" w:space="2"/>
+        </w:pBdr>
+        <w:spacing w:after="60" w:before="280"/>
+      </w:pPr>
+      <w:r>
+        <w:rPr>
+          <w:rFonts w:ascii="Calibri" w:cs="Calibri" w:eastAsia="Calibri" w:hAnsi="Calibri"/>
+          <w:b/>
+          <w:bCs/>
+          <w:sz w:val="25"/>
+          <w:szCs w:val="25"/>
+        </w:rPr>
+        <w:t xml:space="preserve">CARPARK</w:t>
+      </w:r>
+      <w:r>
+        <w:rPr>
+          <w:rFonts w:ascii="Calibri" w:cs="Calibri" w:eastAsia="Calibri" w:hAnsi="Calibri"/>
+          <w:color w:val="888888"/>
+          <w:sz w:val="18"/>
+          <w:szCs w:val="18"/>
+        </w:rPr>
+        <w:t xml:space="preserve">   over the radio; only if done:M07  and  !done:M09</w:t>
+      </w:r>
+    </w:p>
+    <w:p>
+      <w:pPr>
+        <w:keepNext/>
+        <w:keepLines/>
+        <w:spacing w:after="0" w:before="120"/>
+        <w:ind w:left="720"/>
+      </w:pPr>
+      <w:r>
+        <w:rPr>
+          <w:rFonts w:ascii="Calibri" w:cs="Calibri" w:eastAsia="Calibri" w:hAnsi="Calibri"/>
+          <w:b/>
+          <w:bCs/>
+          <w:sz w:val="22"/>
+          <w:szCs w:val="22"/>
+        </w:rPr>
+        <w:t xml:space="preserve">DUKE</w:t>
+      </w:r>
+      <w:r>
+        <w:rPr>
+          <w:rFonts w:ascii="Calibri" w:cs="Calibri" w:eastAsia="Calibri" w:hAnsi="Calibri"/>
+          <w:color w:val="999999"/>
+          <w:sz w:val="14"/>
+          <w:szCs w:val="14"/>
+        </w:rPr>
+        <w:t xml:space="preserve">   DUKE_X02_CARPARK_001</w:t>
+      </w:r>
+    </w:p>
+    <w:p>
+      <w:pPr>
+        <w:keepNext/>
+        <w:spacing w:after="0"/>
+        <w:ind w:left="720"/>
+      </w:pPr>
+      <w:r>
+        <w:rPr>
+          <w:rFonts w:ascii="Calibri" w:cs="Calibri" w:eastAsia="Calibri" w:hAnsi="Calibri"/>
+          <w:i/>
+          <w:iCs/>
+          <w:color w:val="777777"/>
+          <w:sz w:val="19"/>
+          <w:szCs w:val="19"/>
+        </w:rPr>
+        <w:t xml:space="preserve">(Reporting, magisterial.)</w:t>
+      </w:r>
+    </w:p>
+    <w:p>
+      <w:pPr>
+        <w:keepLines/>
+        <w:spacing w:after="60"/>
+        <w:ind w:left="720"/>
+      </w:pPr>
+      <w:r>
+        <w:rPr>
+          <w:rFonts w:ascii="Calibri" w:cs="Calibri" w:eastAsia="Calibri" w:hAnsi="Calibri"/>
+          <w:sz w:val="23"/>
+          <w:szCs w:val="23"/>
+        </w:rPr>
+        <w:t xml:space="preserve">Update from the public car park, where last night a gathering of gentlemen in matching dark sedans "discussed parking." Witnesses describe it as the most coordinated thing to happen in a car park since never.</w:t>
+      </w:r>
+    </w:p>
+    <w:p>
+      <w:pPr>
+        <w:keepNext/>
+        <w:keepLines/>
+        <w:spacing w:after="0" w:before="120"/>
+        <w:ind w:left="720"/>
+      </w:pPr>
+      <w:r>
+        <w:rPr>
+          <w:rFonts w:ascii="Calibri" w:cs="Calibri" w:eastAsia="Calibri" w:hAnsi="Calibri"/>
+          <w:b/>
+          <w:bCs/>
+          <w:sz w:val="22"/>
+          <w:szCs w:val="22"/>
+        </w:rPr>
+        <w:t xml:space="preserve">MAGS</w:t>
+      </w:r>
+      <w:r>
+        <w:rPr>
+          <w:rFonts w:ascii="Calibri" w:cs="Calibri" w:eastAsia="Calibri" w:hAnsi="Calibri"/>
+          <w:color w:val="999999"/>
+          <w:sz w:val="14"/>
+          <w:szCs w:val="14"/>
+        </w:rPr>
+        <w:t xml:space="preserve">   MAGS_X02_CARPARK_001</w:t>
+      </w:r>
+    </w:p>
+    <w:p>
+      <w:pPr>
+        <w:keepNext/>
+        <w:spacing w:after="0"/>
+        <w:ind w:left="720"/>
+      </w:pPr>
+      <w:r>
+        <w:rPr>
+          <w:rFonts w:ascii="Calibri" w:cs="Calibri" w:eastAsia="Calibri" w:hAnsi="Calibri"/>
+          <w:i/>
+          <w:iCs/>
+          <w:color w:val="777777"/>
+          <w:sz w:val="19"/>
+          <w:szCs w:val="19"/>
+        </w:rPr>
+        <w:t xml:space="preserve">(Reading.)</w:t>
+      </w:r>
+    </w:p>
+    <w:p>
+      <w:pPr>
+        <w:keepLines/>
+        <w:spacing w:after="60"/>
+        <w:ind w:left="720"/>
+      </w:pPr>
+      <w:r>
+        <w:rPr>
+          <w:rFonts w:ascii="Calibri" w:cs="Calibri" w:eastAsia="Calibri" w:hAnsi="Calibri"/>
+          <w:sz w:val="23"/>
+          <w:szCs w:val="23"/>
+        </w:rPr>
+        <w:t xml:space="preserve">Three cars left at once.</w:t>
+      </w:r>
+    </w:p>
+    <w:p>
+      <w:pPr>
+        <w:keepNext/>
+        <w:keepLines/>
+        <w:spacing w:after="0" w:before="120"/>
+        <w:ind w:left="720"/>
+      </w:pPr>
+      <w:r>
+        <w:rPr>
+          <w:rFonts w:ascii="Calibri" w:cs="Calibri" w:eastAsia="Calibri" w:hAnsi="Calibri"/>
+          <w:b/>
+          <w:bCs/>
+          <w:sz w:val="22"/>
+          <w:szCs w:val="22"/>
+        </w:rPr>
+        <w:t xml:space="preserve">DUKE</w:t>
+      </w:r>
+      <w:r>
+        <w:rPr>
+          <w:rFonts w:ascii="Calibri" w:cs="Calibri" w:eastAsia="Calibri" w:hAnsi="Calibri"/>
+          <w:color w:val="999999"/>
+          <w:sz w:val="14"/>
+          <w:szCs w:val="14"/>
+        </w:rPr>
+        <w:t xml:space="preserve">   DUKE_X02_CARPARK_002</w:t>
+      </w:r>
+    </w:p>
+    <w:p>
+      <w:pPr>
+        <w:keepNext/>
+        <w:spacing w:after="0"/>
+        <w:ind w:left="720"/>
+      </w:pPr>
+      <w:r>
+        <w:rPr>
+          <w:rFonts w:ascii="Calibri" w:cs="Calibri" w:eastAsia="Calibri" w:hAnsi="Calibri"/>
+          <w:i/>
+          <w:iCs/>
+          <w:color w:val="777777"/>
+          <w:sz w:val="19"/>
+          <w:szCs w:val="19"/>
+        </w:rPr>
+        <w:t xml:space="preserve">(Ecstatic.)</w:t>
+      </w:r>
+    </w:p>
+    <w:p>
+      <w:pPr>
+        <w:keepLines/>
+        <w:spacing w:after="60"/>
+        <w:ind w:left="720"/>
+      </w:pPr>
+      <w:r>
+        <w:rPr>
+          <w:rFonts w:ascii="Calibri" w:cs="Calibri" w:eastAsia="Calibri" w:hAnsi="Calibri"/>
+          <w:sz w:val="23"/>
+          <w:szCs w:val="23"/>
+        </w:rPr>
+        <w:t xml:space="preserve">IN UNISON, Mags. They signalled. That's not crime, that's choreography. I want to see the dance.</w:t>
+      </w:r>
+    </w:p>
+    <w:p>
+      <w:pPr>
+        <w:keepNext/>
+        <w:keepLines/>
+        <w:spacing w:after="0" w:before="120"/>
+        <w:ind w:left="720"/>
+      </w:pPr>
+      <w:r>
+        <w:rPr>
+          <w:rFonts w:ascii="Calibri" w:cs="Calibri" w:eastAsia="Calibri" w:hAnsi="Calibri"/>
+          <w:b/>
+          <w:bCs/>
+          <w:sz w:val="22"/>
+          <w:szCs w:val="22"/>
+        </w:rPr>
+        <w:t xml:space="preserve">ROLLO</w:t>
+      </w:r>
+      <w:r>
+        <w:rPr>
+          <w:rFonts w:ascii="Calibri" w:cs="Calibri" w:eastAsia="Calibri" w:hAnsi="Calibri"/>
+          <w:color w:val="999999"/>
+          <w:sz w:val="14"/>
+          <w:szCs w:val="14"/>
+        </w:rPr>
+        <w:t xml:space="preserve">   ROLLO_X02_CARPARK_001</w:t>
+      </w:r>
+    </w:p>
+    <w:p>
+      <w:pPr>
+        <w:keepNext/>
+        <w:spacing w:after="0"/>
+        <w:ind w:left="720"/>
+      </w:pPr>
+      <w:r>
+        <w:rPr>
+          <w:rFonts w:ascii="Calibri" w:cs="Calibri" w:eastAsia="Calibri" w:hAnsi="Calibri"/>
+          <w:i/>
+          <w:iCs/>
+          <w:color w:val="777777"/>
+          <w:sz w:val="19"/>
+          <w:szCs w:val="19"/>
+        </w:rPr>
+        <w:t xml:space="preserve">(Flat.)</w:t>
+      </w:r>
+    </w:p>
+    <w:p>
+      <w:pPr>
+        <w:keepLines/>
+        <w:spacing w:after="60"/>
+        <w:ind w:left="720"/>
+      </w:pPr>
+      <w:r>
+        <w:rPr>
+          <w:rFonts w:ascii="Calibri" w:cs="Calibri" w:eastAsia="Calibri" w:hAnsi="Calibri"/>
+          <w:sz w:val="23"/>
+          <w:szCs w:val="23"/>
+        </w:rPr>
+        <w:t xml:space="preserve">I have footage. It's dark. There's a lot of shouting about a spot.</w:t>
+      </w:r>
+    </w:p>
+    <w:p>
+      <w:pPr>
+        <w:keepNext/>
+        <w:keepLines/>
+        <w:spacing w:after="0" w:before="120"/>
+        <w:ind w:left="720"/>
+      </w:pPr>
+      <w:r>
+        <w:rPr>
+          <w:rFonts w:ascii="Calibri" w:cs="Calibri" w:eastAsia="Calibri" w:hAnsi="Calibri"/>
+          <w:b/>
+          <w:bCs/>
+          <w:sz w:val="22"/>
+          <w:szCs w:val="22"/>
+        </w:rPr>
+        <w:t xml:space="preserve">DUKE</w:t>
+      </w:r>
+      <w:r>
+        <w:rPr>
+          <w:rFonts w:ascii="Calibri" w:cs="Calibri" w:eastAsia="Calibri" w:hAnsi="Calibri"/>
+          <w:color w:val="999999"/>
+          <w:sz w:val="14"/>
+          <w:szCs w:val="14"/>
+        </w:rPr>
+        <w:t xml:space="preserve">   DUKE_X02_CARPARK_003</w:t>
+      </w:r>
+    </w:p>
+    <w:p>
+      <w:pPr>
+        <w:keepNext/>
+        <w:spacing w:after="0"/>
+        <w:ind w:left="720"/>
+      </w:pPr>
+      <w:r>
+        <w:rPr>
+          <w:rFonts w:ascii="Calibri" w:cs="Calibri" w:eastAsia="Calibri" w:hAnsi="Calibri"/>
+          <w:i/>
+          <w:iCs/>
+          <w:color w:val="777777"/>
+          <w:sz w:val="19"/>
+          <w:szCs w:val="19"/>
+        </w:rPr>
+        <w:t xml:space="preserve">(Reverent.)</w:t>
+      </w:r>
+    </w:p>
+    <w:p>
+      <w:pPr>
+        <w:keepLines/>
+        <w:spacing w:after="60"/>
+        <w:ind w:left="720"/>
+      </w:pPr>
+      <w:r>
+        <w:rPr>
+          <w:rFonts w:ascii="Calibri" w:cs="Calibri" w:eastAsia="Calibri" w:hAnsi="Calibri"/>
+          <w:sz w:val="23"/>
+          <w:szCs w:val="23"/>
+        </w:rPr>
+        <w:t xml:space="preserve">A spot! Folks, that's the oldest war in the world. "That's my spot." They've been doing it since the Romans.</w:t>
+      </w:r>
+    </w:p>
+    <w:p>
+      <w:pPr>
+        <w:keepNext/>
+        <w:keepLines/>
+        <w:spacing w:after="0" w:before="120"/>
+        <w:ind w:left="720"/>
+      </w:pPr>
+      <w:r>
+        <w:rPr>
+          <w:rFonts w:ascii="Calibri" w:cs="Calibri" w:eastAsia="Calibri" w:hAnsi="Calibri"/>
+          <w:b/>
+          <w:bCs/>
+          <w:sz w:val="22"/>
+          <w:szCs w:val="22"/>
+        </w:rPr>
+        <w:t xml:space="preserve">MAGS</w:t>
+      </w:r>
+      <w:r>
+        <w:rPr>
+          <w:rFonts w:ascii="Calibri" w:cs="Calibri" w:eastAsia="Calibri" w:hAnsi="Calibri"/>
+          <w:color w:val="999999"/>
+          <w:sz w:val="14"/>
+          <w:szCs w:val="14"/>
+        </w:rPr>
+        <w:t xml:space="preserve">   MAGS_X02_CARPARK_002</w:t>
+      </w:r>
+    </w:p>
+    <w:p>
+      <w:pPr>
+        <w:keepNext/>
+        <w:spacing w:after="0"/>
+        <w:ind w:left="720"/>
+      </w:pPr>
+      <w:r>
+        <w:rPr>
+          <w:rFonts w:ascii="Calibri" w:cs="Calibri" w:eastAsia="Calibri" w:hAnsi="Calibri"/>
+          <w:i/>
+          <w:iCs/>
+          <w:color w:val="777777"/>
+          <w:sz w:val="19"/>
+          <w:szCs w:val="19"/>
+        </w:rPr>
+        <w:t xml:space="preserve">(Reading from the report.)</w:t>
+      </w:r>
+    </w:p>
+    <w:p>
+      <w:pPr>
+        <w:keepLines/>
+        <w:spacing w:after="60"/>
+        <w:ind w:left="720"/>
+      </w:pPr>
+      <w:r>
+        <w:rPr>
+          <w:rFonts w:ascii="Calibri" w:cs="Calibri" w:eastAsia="Calibri" w:hAnsi="Calibri"/>
+          <w:sz w:val="23"/>
+          <w:szCs w:val="23"/>
+        </w:rPr>
+        <w:t xml:space="preserve">Police say the cars left at "speeds unsuitable for a car park."</w:t>
+      </w:r>
+    </w:p>
+    <w:p>
+      <w:pPr>
+        <w:keepNext/>
+        <w:keepLines/>
+        <w:spacing w:after="0" w:before="120"/>
+        <w:ind w:left="720"/>
+      </w:pPr>
+      <w:r>
+        <w:rPr>
+          <w:rFonts w:ascii="Calibri" w:cs="Calibri" w:eastAsia="Calibri" w:hAnsi="Calibri"/>
+          <w:b/>
+          <w:bCs/>
+          <w:sz w:val="22"/>
+          <w:szCs w:val="22"/>
+        </w:rPr>
+        <w:t xml:space="preserve">DUKE</w:t>
+      </w:r>
+      <w:r>
+        <w:rPr>
+          <w:rFonts w:ascii="Calibri" w:cs="Calibri" w:eastAsia="Calibri" w:hAnsi="Calibri"/>
+          <w:color w:val="999999"/>
+          <w:sz w:val="14"/>
+          <w:szCs w:val="14"/>
+        </w:rPr>
+        <w:t xml:space="preserve">   DUKE_X02_CARPARK_004</w:t>
+      </w:r>
+    </w:p>
+    <w:p>
+      <w:pPr>
+        <w:keepNext/>
+        <w:spacing w:after="0"/>
+        <w:ind w:left="720"/>
+      </w:pPr>
+      <w:r>
+        <w:rPr>
+          <w:rFonts w:ascii="Calibri" w:cs="Calibri" w:eastAsia="Calibri" w:hAnsi="Calibri"/>
+          <w:i/>
+          <w:iCs/>
+          <w:color w:val="777777"/>
+          <w:sz w:val="19"/>
+          <w:szCs w:val="19"/>
+        </w:rPr>
+        <w:t xml:space="preserve">(Honestly curious.)</w:t>
+      </w:r>
+    </w:p>
+    <w:p>
+      <w:pPr>
+        <w:keepLines/>
+        <w:spacing w:after="60"/>
+        <w:ind w:left="720"/>
+      </w:pPr>
+      <w:r>
+        <w:rPr>
+          <w:rFonts w:ascii="Calibri" w:cs="Calibri" w:eastAsia="Calibri" w:hAnsi="Calibri"/>
+          <w:sz w:val="23"/>
+          <w:szCs w:val="23"/>
+        </w:rPr>
+        <w:t xml:space="preserve">What's suitable for a car park, Mags? Four? Five? A brisk shuffle?</w:t>
+      </w:r>
+    </w:p>
+    <w:p>
+      <w:pPr>
+        <w:keepNext/>
+        <w:keepLines/>
+        <w:spacing w:after="0" w:before="120"/>
+        <w:ind w:left="720"/>
+      </w:pPr>
+      <w:r>
+        <w:rPr>
+          <w:rFonts w:ascii="Calibri" w:cs="Calibri" w:eastAsia="Calibri" w:hAnsi="Calibri"/>
+          <w:b/>
+          <w:bCs/>
+          <w:sz w:val="22"/>
+          <w:szCs w:val="22"/>
+        </w:rPr>
+        <w:t xml:space="preserve">MAGS</w:t>
+      </w:r>
+      <w:r>
+        <w:rPr>
+          <w:rFonts w:ascii="Calibri" w:cs="Calibri" w:eastAsia="Calibri" w:hAnsi="Calibri"/>
+          <w:color w:val="999999"/>
+          <w:sz w:val="14"/>
+          <w:szCs w:val="14"/>
+        </w:rPr>
+        <w:t xml:space="preserve">   MAGS_X02_CARPARK_003</w:t>
+      </w:r>
+    </w:p>
+    <w:p>
+      <w:pPr>
+        <w:keepNext/>
+        <w:spacing w:after="0"/>
+        <w:ind w:left="720"/>
+      </w:pPr>
+      <w:r>
+        <w:rPr>
+          <w:rFonts w:ascii="Calibri" w:cs="Calibri" w:eastAsia="Calibri" w:hAnsi="Calibri"/>
+          <w:i/>
+          <w:iCs/>
+          <w:color w:val="777777"/>
+          <w:sz w:val="19"/>
+          <w:szCs w:val="19"/>
+        </w:rPr>
+        <w:t xml:space="preserve">(Gravely.)</w:t>
+      </w:r>
+    </w:p>
+    <w:p>
+      <w:pPr>
+        <w:keepLines/>
+        <w:spacing w:after="60"/>
+        <w:ind w:left="720"/>
+      </w:pPr>
+      <w:r>
+        <w:rPr>
+          <w:rFonts w:ascii="Calibri" w:cs="Calibri" w:eastAsia="Calibri" w:hAnsi="Calibri"/>
+          <w:sz w:val="23"/>
+          <w:szCs w:val="23"/>
+        </w:rPr>
+        <w:t xml:space="preserve">A brisk shuffle, yes.</w:t>
+      </w:r>
+    </w:p>
+    <w:p>
+      <w:pPr>
+        <w:keepNext/>
+        <w:keepLines/>
+        <w:spacing w:after="0" w:before="120"/>
+        <w:ind w:left="720"/>
+      </w:pPr>
+      <w:r>
+        <w:rPr>
+          <w:rFonts w:ascii="Calibri" w:cs="Calibri" w:eastAsia="Calibri" w:hAnsi="Calibri"/>
+          <w:b/>
+          <w:bCs/>
+          <w:sz w:val="22"/>
+          <w:szCs w:val="22"/>
+        </w:rPr>
+        <w:t xml:space="preserve">DUKE</w:t>
+      </w:r>
+      <w:r>
+        <w:rPr>
+          <w:rFonts w:ascii="Calibri" w:cs="Calibri" w:eastAsia="Calibri" w:hAnsi="Calibri"/>
+          <w:color w:val="999999"/>
+          <w:sz w:val="14"/>
+          <w:szCs w:val="14"/>
+        </w:rPr>
+        <w:t xml:space="preserve">   DUKE_X02_CARPARK_005</w:t>
+      </w:r>
+    </w:p>
+    <w:p>
+      <w:pPr>
+        <w:keepNext/>
+        <w:spacing w:after="0"/>
+        <w:ind w:left="720"/>
+      </w:pPr>
+      <w:r>
+        <w:rPr>
+          <w:rFonts w:ascii="Calibri" w:cs="Calibri" w:eastAsia="Calibri" w:hAnsi="Calibri"/>
+          <w:i/>
+          <w:iCs/>
+          <w:color w:val="777777"/>
+          <w:sz w:val="19"/>
+          <w:szCs w:val="19"/>
+        </w:rPr>
+        <w:t xml:space="preserve">(Chastened.)</w:t>
+      </w:r>
+    </w:p>
+    <w:p>
+      <w:pPr>
+        <w:keepLines/>
+        <w:spacing w:after="60"/>
+        <w:ind w:left="720"/>
+      </w:pPr>
+      <w:r>
+        <w:rPr>
+          <w:rFonts w:ascii="Calibri" w:cs="Calibri" w:eastAsia="Calibri" w:hAnsi="Calibri"/>
+          <w:sz w:val="23"/>
+          <w:szCs w:val="23"/>
+        </w:rPr>
+        <w:t xml:space="preserve">Then I stand corrected. I've been driving like a man in a hurry for years.</w:t>
+      </w:r>
+    </w:p>
+    <w:p>
+      <w:pPr>
+        <w:keepNext/>
+        <w:pBdr>
+          <w:bottom w:val="single" w:color="BBBBBB" w:sz="4" w:space="2"/>
+        </w:pBdr>
+        <w:spacing w:after="60" w:before="280"/>
+      </w:pPr>
+      <w:r>
+        <w:rPr>
+          <w:rFonts w:ascii="Calibri" w:cs="Calibri" w:eastAsia="Calibri" w:hAnsi="Calibri"/>
+          <w:b/>
+          <w:bCs/>
+          <w:sz w:val="25"/>
+          <w:szCs w:val="25"/>
+        </w:rPr>
+        <w:t xml:space="preserve">LIGHTHOUSE</w:t>
+      </w:r>
+      <w:r>
+        <w:rPr>
+          <w:rFonts w:ascii="Calibri" w:cs="Calibri" w:eastAsia="Calibri" w:hAnsi="Calibri"/>
+          <w:color w:val="888888"/>
+          <w:sz w:val="18"/>
+          <w:szCs w:val="18"/>
+        </w:rPr>
+        <w:t xml:space="preserve">   over the radio; only if done:M08  and  !done:M09</w:t>
+      </w:r>
+    </w:p>
+    <w:p>
+      <w:pPr>
+        <w:keepNext/>
+        <w:keepLines/>
+        <w:spacing w:after="0" w:before="120"/>
+        <w:ind w:left="720"/>
+      </w:pPr>
+      <w:r>
+        <w:rPr>
+          <w:rFonts w:ascii="Calibri" w:cs="Calibri" w:eastAsia="Calibri" w:hAnsi="Calibri"/>
+          <w:b/>
+          <w:bCs/>
+          <w:sz w:val="22"/>
+          <w:szCs w:val="22"/>
+        </w:rPr>
+        <w:t xml:space="preserve">DUKE</w:t>
+      </w:r>
+      <w:r>
+        <w:rPr>
+          <w:rFonts w:ascii="Calibri" w:cs="Calibri" w:eastAsia="Calibri" w:hAnsi="Calibri"/>
+          <w:color w:val="999999"/>
+          <w:sz w:val="14"/>
+          <w:szCs w:val="14"/>
+        </w:rPr>
+        <w:t xml:space="preserve">   DUKE_X02_LIGHTHOUSE_001</w:t>
+      </w:r>
+    </w:p>
+    <w:p>
+      <w:pPr>
+        <w:keepNext/>
+        <w:spacing w:after="0"/>
+        <w:ind w:left="720"/>
+      </w:pPr>
+      <w:r>
+        <w:rPr>
+          <w:rFonts w:ascii="Calibri" w:cs="Calibri" w:eastAsia="Calibri" w:hAnsi="Calibri"/>
+          <w:i/>
+          <w:iCs/>
+          <w:color w:val="777777"/>
+          <w:sz w:val="19"/>
+          <w:szCs w:val="19"/>
+        </w:rPr>
+        <w:t xml:space="preserve">(Newsreader again, but warmer.)</w:t>
+      </w:r>
+    </w:p>
+    <w:p>
+      <w:pPr>
+        <w:keepLines/>
+        <w:spacing w:after="60"/>
+        <w:ind w:left="720"/>
+      </w:pPr>
+      <w:r>
+        <w:rPr>
+          <w:rFonts w:ascii="Calibri" w:cs="Calibri" w:eastAsia="Calibri" w:hAnsi="Calibri"/>
+          <w:sz w:val="23"/>
+          <w:szCs w:val="23"/>
+        </w:rPr>
+        <w:t xml:space="preserve">Shots reported at North Point Lighthouse last night. Residents describe "a significant amount of noise and one unusually motivated seagull."</w:t>
+      </w:r>
+    </w:p>
+    <w:p>
+      <w:pPr>
+        <w:keepNext/>
+        <w:keepLines/>
+        <w:spacing w:after="0" w:before="120"/>
+        <w:ind w:left="720"/>
+      </w:pPr>
+      <w:r>
+        <w:rPr>
+          <w:rFonts w:ascii="Calibri" w:cs="Calibri" w:eastAsia="Calibri" w:hAnsi="Calibri"/>
+          <w:b/>
+          <w:bCs/>
+          <w:sz w:val="22"/>
+          <w:szCs w:val="22"/>
+        </w:rPr>
+        <w:t xml:space="preserve">ROLLO</w:t>
+      </w:r>
+      <w:r>
+        <w:rPr>
+          <w:rFonts w:ascii="Calibri" w:cs="Calibri" w:eastAsia="Calibri" w:hAnsi="Calibri"/>
+          <w:color w:val="999999"/>
+          <w:sz w:val="14"/>
+          <w:szCs w:val="14"/>
+        </w:rPr>
+        <w:t xml:space="preserve">   ROLLO_X02_LIGHTHOUSE_001</w:t>
+      </w:r>
+    </w:p>
+    <w:p>
+      <w:pPr>
+        <w:keepNext/>
+        <w:spacing w:after="0"/>
+        <w:ind w:left="720"/>
+      </w:pPr>
+      <w:r>
+        <w:rPr>
+          <w:rFonts w:ascii="Calibri" w:cs="Calibri" w:eastAsia="Calibri" w:hAnsi="Calibri"/>
+          <w:i/>
+          <w:iCs/>
+          <w:color w:val="777777"/>
+          <w:sz w:val="19"/>
+          <w:szCs w:val="19"/>
+        </w:rPr>
+        <w:t xml:space="preserve">(Flat.)</w:t>
+      </w:r>
+    </w:p>
+    <w:p>
+      <w:pPr>
+        <w:keepLines/>
+        <w:spacing w:after="60"/>
+        <w:ind w:left="720"/>
+      </w:pPr>
+      <w:r>
+        <w:rPr>
+          <w:rFonts w:ascii="Calibri" w:cs="Calibri" w:eastAsia="Calibri" w:hAnsi="Calibri"/>
+          <w:sz w:val="23"/>
+          <w:szCs w:val="23"/>
+        </w:rPr>
+        <w:t xml:space="preserve">Gerald.</w:t>
+      </w:r>
+    </w:p>
+    <w:p>
+      <w:pPr>
+        <w:keepNext/>
+        <w:keepLines/>
+        <w:spacing w:after="0" w:before="120"/>
+        <w:ind w:left="720"/>
+      </w:pPr>
+      <w:r>
+        <w:rPr>
+          <w:rFonts w:ascii="Calibri" w:cs="Calibri" w:eastAsia="Calibri" w:hAnsi="Calibri"/>
+          <w:b/>
+          <w:bCs/>
+          <w:sz w:val="22"/>
+          <w:szCs w:val="22"/>
+        </w:rPr>
+        <w:t xml:space="preserve">MAGS</w:t>
+      </w:r>
+      <w:r>
+        <w:rPr>
+          <w:rFonts w:ascii="Calibri" w:cs="Calibri" w:eastAsia="Calibri" w:hAnsi="Calibri"/>
+          <w:color w:val="999999"/>
+          <w:sz w:val="14"/>
+          <w:szCs w:val="14"/>
+        </w:rPr>
+        <w:t xml:space="preserve">   MAGS_X02_LIGHTHOUSE_001</w:t>
+      </w:r>
+    </w:p>
+    <w:p>
+      <w:pPr>
+        <w:keepNext/>
+        <w:spacing w:after="0"/>
+        <w:ind w:left="720"/>
+      </w:pPr>
+      <w:r>
+        <w:rPr>
+          <w:rFonts w:ascii="Calibri" w:cs="Calibri" w:eastAsia="Calibri" w:hAnsi="Calibri"/>
+          <w:i/>
+          <w:iCs/>
+          <w:color w:val="777777"/>
+          <w:sz w:val="19"/>
+          <w:szCs w:val="19"/>
+        </w:rPr>
+        <w:t xml:space="preserve">(Reading.)</w:t>
+      </w:r>
+    </w:p>
+    <w:p>
+      <w:pPr>
+        <w:keepLines/>
+        <w:spacing w:after="60"/>
+        <w:ind w:left="720"/>
+      </w:pPr>
+      <w:r>
+        <w:rPr>
+          <w:rFonts w:ascii="Calibri" w:cs="Calibri" w:eastAsia="Calibri" w:hAnsi="Calibri"/>
+          <w:sz w:val="23"/>
+          <w:szCs w:val="23"/>
+        </w:rPr>
+        <w:t xml:space="preserve">The lighthouse keepers' union says the light "stayed on throughout, as per contract."</w:t>
+      </w:r>
+    </w:p>
+    <w:p>
+      <w:pPr>
+        <w:keepNext/>
+        <w:keepLines/>
+        <w:spacing w:after="0" w:before="120"/>
+        <w:ind w:left="720"/>
+      </w:pPr>
+      <w:r>
+        <w:rPr>
+          <w:rFonts w:ascii="Calibri" w:cs="Calibri" w:eastAsia="Calibri" w:hAnsi="Calibri"/>
+          <w:b/>
+          <w:bCs/>
+          <w:sz w:val="22"/>
+          <w:szCs w:val="22"/>
+        </w:rPr>
+        <w:t xml:space="preserve">DUKE</w:t>
+      </w:r>
+      <w:r>
+        <w:rPr>
+          <w:rFonts w:ascii="Calibri" w:cs="Calibri" w:eastAsia="Calibri" w:hAnsi="Calibri"/>
+          <w:color w:val="999999"/>
+          <w:sz w:val="14"/>
+          <w:szCs w:val="14"/>
+        </w:rPr>
+        <w:t xml:space="preserve">   DUKE_X02_LIGHTHOUSE_002</w:t>
+      </w:r>
+    </w:p>
+    <w:p>
+      <w:pPr>
+        <w:keepNext/>
+        <w:spacing w:after="0"/>
+        <w:ind w:left="720"/>
+      </w:pPr>
+      <w:r>
+        <w:rPr>
+          <w:rFonts w:ascii="Calibri" w:cs="Calibri" w:eastAsia="Calibri" w:hAnsi="Calibri"/>
+          <w:i/>
+          <w:iCs/>
+          <w:color w:val="777777"/>
+          <w:sz w:val="19"/>
+          <w:szCs w:val="19"/>
+        </w:rPr>
+        <w:t xml:space="preserve">(Moved.)</w:t>
+      </w:r>
+    </w:p>
+    <w:p>
+      <w:pPr>
+        <w:keepLines/>
+        <w:spacing w:after="60"/>
+        <w:ind w:left="720"/>
+      </w:pPr>
+      <w:r>
+        <w:rPr>
+          <w:rFonts w:ascii="Calibri" w:cs="Calibri" w:eastAsia="Calibri" w:hAnsi="Calibri"/>
+          <w:sz w:val="23"/>
+          <w:szCs w:val="23"/>
+        </w:rPr>
+        <w:t xml:space="preserve">Union professionals. Bullets flying, light stays on. That is the dedication I want in a plumber.</w:t>
+      </w:r>
+    </w:p>
+    <w:p>
+      <w:pPr>
+        <w:keepNext/>
+        <w:keepLines/>
+        <w:spacing w:after="0" w:before="120"/>
+        <w:ind w:left="720"/>
+      </w:pPr>
+      <w:r>
+        <w:rPr>
+          <w:rFonts w:ascii="Calibri" w:cs="Calibri" w:eastAsia="Calibri" w:hAnsi="Calibri"/>
+          <w:b/>
+          <w:bCs/>
+          <w:sz w:val="22"/>
+          <w:szCs w:val="22"/>
+        </w:rPr>
+        <w:t xml:space="preserve">ROLLO</w:t>
+      </w:r>
+      <w:r>
+        <w:rPr>
+          <w:rFonts w:ascii="Calibri" w:cs="Calibri" w:eastAsia="Calibri" w:hAnsi="Calibri"/>
+          <w:color w:val="999999"/>
+          <w:sz w:val="14"/>
+          <w:szCs w:val="14"/>
+        </w:rPr>
+        <w:t xml:space="preserve">   ROLLO_X02_LIGHTHOUSE_002</w:t>
+      </w:r>
+    </w:p>
+    <w:p>
+      <w:pPr>
+        <w:keepNext/>
+        <w:spacing w:after="0"/>
+        <w:ind w:left="720"/>
+      </w:pPr>
+      <w:r>
+        <w:rPr>
+          <w:rFonts w:ascii="Calibri" w:cs="Calibri" w:eastAsia="Calibri" w:hAnsi="Calibri"/>
+          <w:i/>
+          <w:iCs/>
+          <w:color w:val="777777"/>
+          <w:sz w:val="19"/>
+          <w:szCs w:val="19"/>
+        </w:rPr>
+        <w:t xml:space="preserve">(Looking at the photo.)</w:t>
+      </w:r>
+    </w:p>
+    <w:p>
+      <w:pPr>
+        <w:keepLines/>
+        <w:spacing w:after="60"/>
+        <w:ind w:left="720"/>
+      </w:pPr>
+      <w:r>
+        <w:rPr>
+          <w:rFonts w:ascii="Calibri" w:cs="Calibri" w:eastAsia="Calibri" w:hAnsi="Calibri"/>
+          <w:sz w:val="23"/>
+          <w:szCs w:val="23"/>
+        </w:rPr>
+        <w:t xml:space="preserve">There's a thermos on the step.</w:t>
+      </w:r>
+    </w:p>
+    <w:p>
+      <w:pPr>
+        <w:keepNext/>
+        <w:keepLines/>
+        <w:spacing w:after="0" w:before="120"/>
+        <w:ind w:left="720"/>
+      </w:pPr>
+      <w:r>
+        <w:rPr>
+          <w:rFonts w:ascii="Calibri" w:cs="Calibri" w:eastAsia="Calibri" w:hAnsi="Calibri"/>
+          <w:b/>
+          <w:bCs/>
+          <w:sz w:val="22"/>
+          <w:szCs w:val="22"/>
+        </w:rPr>
+        <w:t xml:space="preserve">DUKE</w:t>
+      </w:r>
+      <w:r>
+        <w:rPr>
+          <w:rFonts w:ascii="Calibri" w:cs="Calibri" w:eastAsia="Calibri" w:hAnsi="Calibri"/>
+          <w:color w:val="999999"/>
+          <w:sz w:val="14"/>
+          <w:szCs w:val="14"/>
+        </w:rPr>
+        <w:t xml:space="preserve">   DUKE_X02_LIGHTHOUSE_003</w:t>
+      </w:r>
+    </w:p>
+    <w:p>
+      <w:pPr>
+        <w:keepNext/>
+        <w:spacing w:after="0"/>
+        <w:ind w:left="720"/>
+      </w:pPr>
+      <w:r>
+        <w:rPr>
+          <w:rFonts w:ascii="Calibri" w:cs="Calibri" w:eastAsia="Calibri" w:hAnsi="Calibri"/>
+          <w:i/>
+          <w:iCs/>
+          <w:color w:val="777777"/>
+          <w:sz w:val="19"/>
+          <w:szCs w:val="19"/>
+        </w:rPr>
+        <w:t xml:space="preserve">(Quietly.)</w:t>
+      </w:r>
+    </w:p>
+    <w:p>
+      <w:pPr>
+        <w:keepLines/>
+        <w:spacing w:after="60"/>
+        <w:ind w:left="720"/>
+      </w:pPr>
+      <w:r>
+        <w:rPr>
+          <w:rFonts w:ascii="Calibri" w:cs="Calibri" w:eastAsia="Calibri" w:hAnsi="Calibri"/>
+          <w:sz w:val="23"/>
+          <w:szCs w:val="23"/>
+        </w:rPr>
+        <w:t xml:space="preserve">There's always a thermos.</w:t>
+      </w:r>
+    </w:p>
+    <w:p>
+      <w:pPr>
+        <w:keepNext/>
+        <w:shd w:fill="EEF2F6" w:val="clear"/>
+        <w:spacing w:after="40" w:before="140"/>
+        <w:ind w:left="0"/>
+      </w:pPr>
+      <w:r>
+        <w:rPr>
+          <w:rFonts w:ascii="Calibri" w:cs="Calibri" w:eastAsia="Calibri" w:hAnsi="Calibri"/>
+          <w:b/>
+          <w:bCs/>
+          <w:color w:val="2B4B6F"/>
+          <w:sz w:val="19"/>
+          <w:szCs w:val="19"/>
+        </w:rPr>
+        <w:t xml:space="preserve">IF  flag:walt_alive</w:t>
+      </w:r>
+    </w:p>
+    <w:p>
+      <w:pPr>
+        <w:keepNext/>
+        <w:keepLines/>
+        <w:spacing w:after="0" w:before="120"/>
+        <w:ind w:left="1080"/>
+      </w:pPr>
+      <w:r>
+        <w:rPr>
+          <w:rFonts w:ascii="Calibri" w:cs="Calibri" w:eastAsia="Calibri" w:hAnsi="Calibri"/>
+          <w:b/>
+          <w:bCs/>
+          <w:sz w:val="22"/>
+          <w:szCs w:val="22"/>
+        </w:rPr>
+        <w:t xml:space="preserve">MAGS</w:t>
+      </w:r>
+      <w:r>
+        <w:rPr>
+          <w:rFonts w:ascii="Calibri" w:cs="Calibri" w:eastAsia="Calibri" w:hAnsi="Calibri"/>
+          <w:color w:val="999999"/>
+          <w:sz w:val="14"/>
+          <w:szCs w:val="14"/>
+        </w:rPr>
+        <w:t xml:space="preserve">   MAGS_X02_LIGHTHOUSE_002</w:t>
+      </w:r>
+    </w:p>
+    <w:p>
+      <w:pPr>
+        <w:keepNext/>
+        <w:spacing w:after="0"/>
+        <w:ind w:left="1080"/>
+      </w:pPr>
+      <w:r>
+        <w:rPr>
+          <w:rFonts w:ascii="Calibri" w:cs="Calibri" w:eastAsia="Calibri" w:hAnsi="Calibri"/>
+          <w:i/>
+          <w:iCs/>
+          <w:color w:val="777777"/>
+          <w:sz w:val="19"/>
+          <w:szCs w:val="19"/>
+        </w:rPr>
+        <w:t xml:space="preserve">(Reading.)</w:t>
+      </w:r>
+    </w:p>
+    <w:p>
+      <w:pPr>
+        <w:keepLines/>
+        <w:spacing w:after="60"/>
+        <w:ind w:left="1080"/>
+      </w:pPr>
+      <w:r>
+        <w:rPr>
+          <w:rFonts w:ascii="Calibri" w:cs="Calibri" w:eastAsia="Calibri" w:hAnsi="Calibri"/>
+          <w:sz w:val="23"/>
+          <w:szCs w:val="23"/>
+        </w:rPr>
+        <w:t xml:space="preserve">The dockworker who was out there is reportedly fine. He asked for a blanket and a sandwich.</w:t>
+      </w:r>
+    </w:p>
+    <w:p>
+      <w:pPr>
+        <w:keepNext/>
+        <w:keepLines/>
+        <w:spacing w:after="0" w:before="120"/>
+        <w:ind w:left="1080"/>
+      </w:pPr>
+      <w:r>
+        <w:rPr>
+          <w:rFonts w:ascii="Calibri" w:cs="Calibri" w:eastAsia="Calibri" w:hAnsi="Calibri"/>
+          <w:b/>
+          <w:bCs/>
+          <w:sz w:val="22"/>
+          <w:szCs w:val="22"/>
+        </w:rPr>
+        <w:t xml:space="preserve">DUKE</w:t>
+      </w:r>
+      <w:r>
+        <w:rPr>
+          <w:rFonts w:ascii="Calibri" w:cs="Calibri" w:eastAsia="Calibri" w:hAnsi="Calibri"/>
+          <w:color w:val="999999"/>
+          <w:sz w:val="14"/>
+          <w:szCs w:val="14"/>
+        </w:rPr>
+        <w:t xml:space="preserve">   DUKE_X02_LIGHTHOUSE_004</w:t>
+      </w:r>
+    </w:p>
+    <w:p>
+      <w:pPr>
+        <w:keepNext/>
+        <w:spacing w:after="0"/>
+        <w:ind w:left="1080"/>
+      </w:pPr>
+      <w:r>
+        <w:rPr>
+          <w:rFonts w:ascii="Calibri" w:cs="Calibri" w:eastAsia="Calibri" w:hAnsi="Calibri"/>
+          <w:i/>
+          <w:iCs/>
+          <w:color w:val="777777"/>
+          <w:sz w:val="19"/>
+          <w:szCs w:val="19"/>
+        </w:rPr>
+        <w:t xml:space="preserve">(Rolling again, warm, relieved.)</w:t>
+      </w:r>
+    </w:p>
+    <w:p>
+      <w:pPr>
+        <w:keepLines/>
+        <w:spacing w:after="60"/>
+        <w:ind w:left="1080"/>
+      </w:pPr>
+      <w:r>
+        <w:rPr>
+          <w:rFonts w:ascii="Calibri" w:cs="Calibri" w:eastAsia="Calibri" w:hAnsi="Calibri"/>
+          <w:sz w:val="23"/>
+          <w:szCs w:val="23"/>
+        </w:rPr>
+        <w:t xml:space="preserve">Good. Good! Somebody give that man a sandwich. Not a gull.</w:t>
+      </w:r>
+    </w:p>
+    <w:p>
+      <w:pPr>
+        <w:keepNext/>
+        <w:keepLines/>
+        <w:spacing w:after="0" w:before="120"/>
+        <w:ind w:left="1080"/>
+      </w:pPr>
+      <w:r>
+        <w:rPr>
+          <w:rFonts w:ascii="Calibri" w:cs="Calibri" w:eastAsia="Calibri" w:hAnsi="Calibri"/>
+          <w:b/>
+          <w:bCs/>
+          <w:sz w:val="22"/>
+          <w:szCs w:val="22"/>
+        </w:rPr>
+        <w:t xml:space="preserve">ROLLO</w:t>
+      </w:r>
+      <w:r>
+        <w:rPr>
+          <w:rFonts w:ascii="Calibri" w:cs="Calibri" w:eastAsia="Calibri" w:hAnsi="Calibri"/>
+          <w:color w:val="999999"/>
+          <w:sz w:val="14"/>
+          <w:szCs w:val="14"/>
+        </w:rPr>
+        <w:t xml:space="preserve">   ROLLO_X02_LIGHTHOUSE_003</w:t>
+      </w:r>
+    </w:p>
+    <w:p>
+      <w:pPr>
+        <w:keepNext/>
+        <w:spacing w:after="0"/>
+        <w:ind w:left="1080"/>
+      </w:pPr>
+      <w:r>
+        <w:rPr>
+          <w:rFonts w:ascii="Calibri" w:cs="Calibri" w:eastAsia="Calibri" w:hAnsi="Calibri"/>
+          <w:i/>
+          <w:iCs/>
+          <w:color w:val="777777"/>
+          <w:sz w:val="19"/>
+          <w:szCs w:val="19"/>
+        </w:rPr>
+        <w:t xml:space="preserve">(Flat, but pleased.)</w:t>
+      </w:r>
+    </w:p>
+    <w:p>
+      <w:pPr>
+        <w:keepLines/>
+        <w:spacing w:after="60"/>
+        <w:ind w:left="1080"/>
+      </w:pPr>
+      <w:r>
+        <w:rPr>
+          <w:rFonts w:ascii="Calibri" w:cs="Calibri" w:eastAsia="Calibri" w:hAnsi="Calibri"/>
+          <w:sz w:val="23"/>
+          <w:szCs w:val="23"/>
+        </w:rPr>
+        <w:t xml:space="preserve">Not a gull.</w:t>
+      </w:r>
+    </w:p>
+    <w:p>
+      <w:pPr>
+        <w:keepNext/>
+        <w:shd w:fill="EEF2F6" w:val="clear"/>
+        <w:spacing w:after="40" w:before="100"/>
+        <w:ind w:left="0"/>
+      </w:pPr>
+      <w:r>
+        <w:rPr>
+          <w:rFonts w:ascii="Calibri" w:cs="Calibri" w:eastAsia="Calibri" w:hAnsi="Calibri"/>
+          <w:b/>
+          <w:bCs/>
+          <w:color w:val="2B4B6F"/>
+          <w:sz w:val="19"/>
+          <w:szCs w:val="19"/>
+        </w:rPr>
+        <w:t xml:space="preserve">ELSE</w:t>
+      </w:r>
+    </w:p>
+    <w:p>
+      <w:pPr>
+        <w:keepNext/>
+        <w:keepLines/>
+        <w:spacing w:after="0" w:before="120"/>
+        <w:ind w:left="1080"/>
+      </w:pPr>
+      <w:r>
+        <w:rPr>
+          <w:rFonts w:ascii="Calibri" w:cs="Calibri" w:eastAsia="Calibri" w:hAnsi="Calibri"/>
+          <w:b/>
+          <w:bCs/>
+          <w:sz w:val="22"/>
+          <w:szCs w:val="22"/>
+        </w:rPr>
+        <w:t xml:space="preserve">DUKE</w:t>
+      </w:r>
+      <w:r>
+        <w:rPr>
+          <w:rFonts w:ascii="Calibri" w:cs="Calibri" w:eastAsia="Calibri" w:hAnsi="Calibri"/>
+          <w:color w:val="999999"/>
+          <w:sz w:val="14"/>
+          <w:szCs w:val="14"/>
+        </w:rPr>
+        <w:t xml:space="preserve">   DUKE_X02_LIGHTHOUSE_005</w:t>
+      </w:r>
+    </w:p>
+    <w:p>
+      <w:pPr>
+        <w:keepNext/>
+        <w:spacing w:after="0"/>
+        <w:ind w:left="1080"/>
+      </w:pPr>
+      <w:r>
+        <w:rPr>
+          <w:rFonts w:ascii="Calibri" w:cs="Calibri" w:eastAsia="Calibri" w:hAnsi="Calibri"/>
+          <w:i/>
+          <w:iCs/>
+          <w:color w:val="777777"/>
+          <w:sz w:val="19"/>
+          <w:szCs w:val="19"/>
+        </w:rPr>
+        <w:t xml:space="preserve">(Quiet. The act has gone out of him. This is the other man, the one under the show.)</w:t>
+      </w:r>
+    </w:p>
+    <w:p>
+      <w:pPr>
+        <w:keepLines/>
+        <w:spacing w:after="60"/>
+        <w:ind w:left="1080"/>
+      </w:pPr>
+      <w:r>
+        <w:rPr>
+          <w:rFonts w:ascii="Calibri" w:cs="Calibri" w:eastAsia="Calibri" w:hAnsi="Calibri"/>
+          <w:sz w:val="23"/>
+          <w:szCs w:val="23"/>
+        </w:rPr>
+        <w:t xml:space="preserve">Rollo. Kill the sound effects.</w:t>
+      </w:r>
+    </w:p>
+    <w:p>
+      <w:pPr>
+        <w:keepNext/>
+        <w:keepLines/>
+        <w:spacing w:after="0" w:before="120"/>
+        <w:ind w:left="1080"/>
+      </w:pPr>
+      <w:r>
+        <w:rPr>
+          <w:rFonts w:ascii="Calibri" w:cs="Calibri" w:eastAsia="Calibri" w:hAnsi="Calibri"/>
+          <w:b/>
+          <w:bCs/>
+          <w:sz w:val="22"/>
+          <w:szCs w:val="22"/>
+        </w:rPr>
+        <w:t xml:space="preserve">ROLLO</w:t>
+      </w:r>
+      <w:r>
+        <w:rPr>
+          <w:rFonts w:ascii="Calibri" w:cs="Calibri" w:eastAsia="Calibri" w:hAnsi="Calibri"/>
+          <w:color w:val="999999"/>
+          <w:sz w:val="14"/>
+          <w:szCs w:val="14"/>
+        </w:rPr>
+        <w:t xml:space="preserve">   ROLLO_X02_LIGHTHOUSE_004</w:t>
+      </w:r>
+    </w:p>
+    <w:p>
+      <w:pPr>
+        <w:keepNext/>
+        <w:spacing w:after="0"/>
+        <w:ind w:left="1080"/>
+      </w:pPr>
+      <w:r>
+        <w:rPr>
+          <w:rFonts w:ascii="Calibri" w:cs="Calibri" w:eastAsia="Calibri" w:hAnsi="Calibri"/>
+          <w:i/>
+          <w:iCs/>
+          <w:color w:val="777777"/>
+          <w:sz w:val="19"/>
+          <w:szCs w:val="19"/>
+        </w:rPr>
+        <w:t xml:space="preserve">(Quietly.)</w:t>
+      </w:r>
+    </w:p>
+    <w:p>
+      <w:pPr>
+        <w:keepLines/>
+        <w:spacing w:after="60"/>
+        <w:ind w:left="1080"/>
+      </w:pPr>
+      <w:r>
+        <w:rPr>
+          <w:rFonts w:ascii="Calibri" w:cs="Calibri" w:eastAsia="Calibri" w:hAnsi="Calibri"/>
+          <w:sz w:val="23"/>
+          <w:szCs w:val="23"/>
+        </w:rPr>
+        <w:t xml:space="preserve">They're off.</w:t>
+      </w:r>
+    </w:p>
+    <w:p>
+      <w:pPr>
+        <w:keepNext/>
+        <w:keepLines/>
+        <w:spacing w:after="0" w:before="120"/>
+        <w:ind w:left="1080"/>
+      </w:pPr>
+      <w:r>
+        <w:rPr>
+          <w:rFonts w:ascii="Calibri" w:cs="Calibri" w:eastAsia="Calibri" w:hAnsi="Calibri"/>
+          <w:b/>
+          <w:bCs/>
+          <w:sz w:val="22"/>
+          <w:szCs w:val="22"/>
+        </w:rPr>
+        <w:t xml:space="preserve">DUKE</w:t>
+      </w:r>
+      <w:r>
+        <w:rPr>
+          <w:rFonts w:ascii="Calibri" w:cs="Calibri" w:eastAsia="Calibri" w:hAnsi="Calibri"/>
+          <w:color w:val="999999"/>
+          <w:sz w:val="14"/>
+          <w:szCs w:val="14"/>
+        </w:rPr>
+        <w:t xml:space="preserve">   DUKE_X02_LIGHTHOUSE_006</w:t>
+      </w:r>
+    </w:p>
+    <w:p>
+      <w:pPr>
+        <w:keepNext/>
+        <w:spacing w:after="0"/>
+        <w:ind w:left="1080"/>
+      </w:pPr>
+      <w:r>
+        <w:rPr>
+          <w:rFonts w:ascii="Calibri" w:cs="Calibri" w:eastAsia="Calibri" w:hAnsi="Calibri"/>
+          <w:i/>
+          <w:iCs/>
+          <w:color w:val="777777"/>
+          <w:sz w:val="19"/>
+          <w:szCs w:val="19"/>
+        </w:rPr>
+        <w:t xml:space="preserve">(Slow.)</w:t>
+      </w:r>
+    </w:p>
+    <w:p>
+      <w:pPr>
+        <w:keepLines/>
+        <w:spacing w:after="60"/>
+        <w:ind w:left="1080"/>
+      </w:pPr>
+      <w:r>
+        <w:rPr>
+          <w:rFonts w:ascii="Calibri" w:cs="Calibri" w:eastAsia="Calibri" w:hAnsi="Calibri"/>
+          <w:sz w:val="23"/>
+          <w:szCs w:val="23"/>
+        </w:rPr>
+        <w:t xml:space="preserve">There was a man out there. A dockworker. Folks, I make jokes about this city. The fog, the pigeons, the councilmen. And I'll keep making them, because that is the job. But a man who kept a logbook for twenty years and did the right thing late, he is gone. Mags, play the quiet one.</w:t>
+      </w:r>
+    </w:p>
+    <w:p>
+      <w:pPr>
+        <w:keepNext/>
+        <w:keepLines/>
+        <w:spacing w:after="0" w:before="120"/>
+        <w:ind w:left="1080"/>
+      </w:pPr>
+      <w:r>
+        <w:rPr>
+          <w:rFonts w:ascii="Calibri" w:cs="Calibri" w:eastAsia="Calibri" w:hAnsi="Calibri"/>
+          <w:b/>
+          <w:bCs/>
+          <w:sz w:val="22"/>
+          <w:szCs w:val="22"/>
+        </w:rPr>
+        <w:t xml:space="preserve">MAGS</w:t>
+      </w:r>
+      <w:r>
+        <w:rPr>
+          <w:rFonts w:ascii="Calibri" w:cs="Calibri" w:eastAsia="Calibri" w:hAnsi="Calibri"/>
+          <w:color w:val="999999"/>
+          <w:sz w:val="14"/>
+          <w:szCs w:val="14"/>
+        </w:rPr>
+        <w:t xml:space="preserve">   MAGS_X02_LIGHTHOUSE_003</w:t>
+      </w:r>
+    </w:p>
+    <w:p>
+      <w:pPr>
+        <w:keepNext/>
+        <w:spacing w:after="0"/>
+        <w:ind w:left="1080"/>
+      </w:pPr>
+      <w:r>
+        <w:rPr>
+          <w:rFonts w:ascii="Calibri" w:cs="Calibri" w:eastAsia="Calibri" w:hAnsi="Calibri"/>
+          <w:i/>
+          <w:iCs/>
+          <w:color w:val="777777"/>
+          <w:sz w:val="19"/>
+          <w:szCs w:val="19"/>
+        </w:rPr>
+        <w:t xml:space="preserve">(Gently.)</w:t>
+      </w:r>
+    </w:p>
+    <w:p>
+      <w:pPr>
+        <w:keepLines/>
+        <w:spacing w:after="60"/>
+        <w:ind w:left="1080"/>
+      </w:pPr>
+      <w:r>
+        <w:rPr>
+          <w:rFonts w:ascii="Calibri" w:cs="Calibri" w:eastAsia="Calibri" w:hAnsi="Calibri"/>
+          <w:sz w:val="23"/>
+          <w:szCs w:val="23"/>
+        </w:rPr>
+        <w:t xml:space="preserve">We don't have a quiet one.</w:t>
+      </w:r>
+    </w:p>
+    <w:p>
+      <w:pPr>
+        <w:keepNext/>
+        <w:keepLines/>
+        <w:spacing w:after="0" w:before="120"/>
+        <w:ind w:left="1080"/>
+      </w:pPr>
+      <w:r>
+        <w:rPr>
+          <w:rFonts w:ascii="Calibri" w:cs="Calibri" w:eastAsia="Calibri" w:hAnsi="Calibri"/>
+          <w:b/>
+          <w:bCs/>
+          <w:sz w:val="22"/>
+          <w:szCs w:val="22"/>
+        </w:rPr>
+        <w:t xml:space="preserve">DUKE</w:t>
+      </w:r>
+      <w:r>
+        <w:rPr>
+          <w:rFonts w:ascii="Calibri" w:cs="Calibri" w:eastAsia="Calibri" w:hAnsi="Calibri"/>
+          <w:color w:val="999999"/>
+          <w:sz w:val="14"/>
+          <w:szCs w:val="14"/>
+        </w:rPr>
+        <w:t xml:space="preserve">   DUKE_X02_LIGHTHOUSE_007</w:t>
+      </w:r>
+    </w:p>
+    <w:p>
+      <w:pPr>
+        <w:keepNext/>
+        <w:spacing w:after="0"/>
+        <w:ind w:left="1080"/>
+      </w:pPr>
+      <w:r>
+        <w:rPr>
+          <w:rFonts w:ascii="Calibri" w:cs="Calibri" w:eastAsia="Calibri" w:hAnsi="Calibri"/>
+          <w:i/>
+          <w:iCs/>
+          <w:color w:val="777777"/>
+          <w:sz w:val="19"/>
+          <w:szCs w:val="19"/>
+        </w:rPr>
+        <w:t xml:space="preserve">(After a moment.)</w:t>
+      </w:r>
+    </w:p>
+    <w:p>
+      <w:pPr>
+        <w:keepLines/>
+        <w:spacing w:after="60"/>
+        <w:ind w:left="1080"/>
+      </w:pPr>
+      <w:r>
+        <w:rPr>
+          <w:rFonts w:ascii="Calibri" w:cs="Calibri" w:eastAsia="Calibri" w:hAnsi="Calibri"/>
+          <w:sz w:val="23"/>
+          <w:szCs w:val="23"/>
+        </w:rPr>
+        <w:t xml:space="preserve">Then everybody just be quiet. Ten seconds.</w:t>
+      </w:r>
+    </w:p>
+    <w:p>
+      <w:pPr>
+        <w:spacing w:after="80"/>
+        <w:ind w:left="1080"/>
+        <w:jc w:val="left"/>
+      </w:pPr>
+      <w:r>
+        <w:rPr>
+          <w:rFonts w:ascii="Calibri" w:cs="Calibri" w:eastAsia="Calibri" w:hAnsi="Calibri"/>
+          <w:i/>
+          <w:iCs/>
+          <w:color w:val="777777"/>
+          <w:sz w:val="20"/>
+          <w:szCs w:val="20"/>
+        </w:rPr>
+        <w:t xml:space="preserve">[ a long beat of silence ]</w:t>
+      </w:r>
+    </w:p>
+    <w:p>
+      <w:pPr>
+        <w:keepNext/>
+        <w:keepLines/>
+        <w:spacing w:after="0" w:before="120"/>
+        <w:ind w:left="1080"/>
+      </w:pPr>
+      <w:r>
+        <w:rPr>
+          <w:rFonts w:ascii="Calibri" w:cs="Calibri" w:eastAsia="Calibri" w:hAnsi="Calibri"/>
+          <w:b/>
+          <w:bCs/>
+          <w:sz w:val="22"/>
+          <w:szCs w:val="22"/>
+        </w:rPr>
+        <w:t xml:space="preserve">DUKE</w:t>
+      </w:r>
+      <w:r>
+        <w:rPr>
+          <w:rFonts w:ascii="Calibri" w:cs="Calibri" w:eastAsia="Calibri" w:hAnsi="Calibri"/>
+          <w:color w:val="999999"/>
+          <w:sz w:val="14"/>
+          <w:szCs w:val="14"/>
+        </w:rPr>
+        <w:t xml:space="preserve">   DUKE_X02_LIGHTHOUSE_008</w:t>
+      </w:r>
+    </w:p>
+    <w:p>
+      <w:pPr>
+        <w:keepNext/>
+        <w:spacing w:after="0"/>
+        <w:ind w:left="1080"/>
+      </w:pPr>
+      <w:r>
+        <w:rPr>
+          <w:rFonts w:ascii="Calibri" w:cs="Calibri" w:eastAsia="Calibri" w:hAnsi="Calibri"/>
+          <w:i/>
+          <w:iCs/>
+          <w:color w:val="777777"/>
+          <w:sz w:val="19"/>
+          <w:szCs w:val="19"/>
+        </w:rPr>
+        <w:t xml:space="preserve">(Clearing his throat. Almost himself.)</w:t>
+      </w:r>
+    </w:p>
+    <w:p>
+      <w:pPr>
+        <w:keepLines/>
+        <w:spacing w:after="60"/>
+        <w:ind w:left="1080"/>
+      </w:pPr>
+      <w:r>
+        <w:rPr>
+          <w:rFonts w:ascii="Calibri" w:cs="Calibri" w:eastAsia="Calibri" w:hAnsi="Calibri"/>
+          <w:sz w:val="23"/>
+          <w:szCs w:val="23"/>
+        </w:rPr>
+        <w:t xml:space="preserve">Okay. Thank you. We'll be right back.</w:t>
+      </w:r>
+    </w:p>
+    <w:p>
+      <w:pPr>
+        <w:spacing w:after="40"/>
+        <w:ind w:left="0"/>
+      </w:pPr>
+      <w:r>
+        <w:rPr>
+          <w:rFonts w:ascii="Calibri" w:cs="Calibri" w:eastAsia="Calibri" w:hAnsi="Calibri"/>
+          <w:color w:val="999999"/>
+          <w:sz w:val="16"/>
+          <w:szCs w:val="16"/>
+        </w:rPr>
+        <w:t xml:space="preserve">END IF</w:t>
+      </w:r>
+    </w:p>
+    <w:p>
+      <w:pPr>
+        <w:keepNext/>
+        <w:pBdr>
+          <w:bottom w:val="single" w:color="BBBBBB" w:sz="4" w:space="2"/>
+        </w:pBdr>
+        <w:spacing w:after="60" w:before="280"/>
+      </w:pPr>
+      <w:r>
+        <w:rPr>
+          <w:rFonts w:ascii="Calibri" w:cs="Calibri" w:eastAsia="Calibri" w:hAnsi="Calibri"/>
+          <w:b/>
+          <w:bCs/>
+          <w:sz w:val="25"/>
+          <w:szCs w:val="25"/>
+        </w:rPr>
+        <w:t xml:space="preserve">END A</w:t>
+      </w:r>
+      <w:r>
+        <w:rPr>
+          <w:rFonts w:ascii="Calibri" w:cs="Calibri" w:eastAsia="Calibri" w:hAnsi="Calibri"/>
+          <w:color w:val="888888"/>
+          <w:sz w:val="18"/>
+          <w:szCs w:val="18"/>
+        </w:rPr>
+        <w:t xml:space="preserve">   over the radio; only if end:A</w:t>
+      </w:r>
+    </w:p>
+    <w:p>
+      <w:pPr>
+        <w:keepNext/>
+        <w:keepLines/>
+        <w:spacing w:after="0" w:before="120"/>
+        <w:ind w:left="720"/>
+      </w:pPr>
+      <w:r>
+        <w:rPr>
+          <w:rFonts w:ascii="Calibri" w:cs="Calibri" w:eastAsia="Calibri" w:hAnsi="Calibri"/>
+          <w:b/>
+          <w:bCs/>
+          <w:sz w:val="22"/>
+          <w:szCs w:val="22"/>
+        </w:rPr>
+        <w:t xml:space="preserve">DUKE</w:t>
+      </w:r>
+      <w:r>
+        <w:rPr>
+          <w:rFonts w:ascii="Calibri" w:cs="Calibri" w:eastAsia="Calibri" w:hAnsi="Calibri"/>
+          <w:color w:val="999999"/>
+          <w:sz w:val="14"/>
+          <w:szCs w:val="14"/>
+        </w:rPr>
+        <w:t xml:space="preserve">   DUKE_X02_END_A_001</w:t>
+      </w:r>
+    </w:p>
+    <w:p>
+      <w:pPr>
+        <w:keepNext/>
+        <w:spacing w:after="0"/>
+        <w:ind w:left="720"/>
+      </w:pPr>
+      <w:r>
+        <w:rPr>
+          <w:rFonts w:ascii="Calibri" w:cs="Calibri" w:eastAsia="Calibri" w:hAnsi="Calibri"/>
+          <w:i/>
+          <w:iCs/>
+          <w:color w:val="777777"/>
+          <w:sz w:val="19"/>
+          <w:szCs w:val="19"/>
+        </w:rPr>
+        <w:t xml:space="preserve">(Pounding the desk, vindicated.)</w:t>
+      </w:r>
+    </w:p>
+    <w:p>
+      <w:pPr>
+        <w:keepLines/>
+        <w:spacing w:after="60"/>
+        <w:ind w:left="720"/>
+      </w:pPr>
+      <w:r>
+        <w:rPr>
+          <w:rFonts w:ascii="Calibri" w:cs="Calibri" w:eastAsia="Calibri" w:hAnsi="Calibri"/>
+          <w:sz w:val="23"/>
+          <w:szCs w:val="23"/>
+        </w:rPr>
+        <w:t xml:space="preserve">Folks, the Ledger published the Alder Point investigation. Seven pages. I've read four. The rest are in a font I associate with divorces.</w:t>
+      </w:r>
+    </w:p>
+    <w:p>
+      <w:pPr>
+        <w:keepNext/>
+        <w:keepLines/>
+        <w:spacing w:after="0" w:before="120"/>
+        <w:ind w:left="720"/>
+      </w:pPr>
+      <w:r>
+        <w:rPr>
+          <w:rFonts w:ascii="Calibri" w:cs="Calibri" w:eastAsia="Calibri" w:hAnsi="Calibri"/>
+          <w:b/>
+          <w:bCs/>
+          <w:sz w:val="22"/>
+          <w:szCs w:val="22"/>
+        </w:rPr>
+        <w:t xml:space="preserve">MAGS</w:t>
+      </w:r>
+      <w:r>
+        <w:rPr>
+          <w:rFonts w:ascii="Calibri" w:cs="Calibri" w:eastAsia="Calibri" w:hAnsi="Calibri"/>
+          <w:color w:val="999999"/>
+          <w:sz w:val="14"/>
+          <w:szCs w:val="14"/>
+        </w:rPr>
+        <w:t xml:space="preserve">   MAGS_X02_END_A_001</w:t>
+      </w:r>
+    </w:p>
+    <w:p>
+      <w:pPr>
+        <w:keepNext/>
+        <w:spacing w:after="0"/>
+        <w:ind w:left="720"/>
+      </w:pPr>
+      <w:r>
+        <w:rPr>
+          <w:rFonts w:ascii="Calibri" w:cs="Calibri" w:eastAsia="Calibri" w:hAnsi="Calibri"/>
+          <w:i/>
+          <w:iCs/>
+          <w:color w:val="777777"/>
+          <w:sz w:val="19"/>
+          <w:szCs w:val="19"/>
+        </w:rPr>
+        <w:t xml:space="preserve">(Reading.)</w:t>
+      </w:r>
+    </w:p>
+    <w:p>
+      <w:pPr>
+        <w:keepLines/>
+        <w:spacing w:after="60"/>
+        <w:ind w:left="720"/>
+      </w:pPr>
+      <w:r>
+        <w:rPr>
+          <w:rFonts w:ascii="Calibri" w:cs="Calibri" w:eastAsia="Calibri" w:hAnsi="Calibri"/>
+          <w:sz w:val="23"/>
+          <w:szCs w:val="23"/>
+        </w:rPr>
+        <w:t xml:space="preserve">Warrants for Victor Sloane.</w:t>
+      </w:r>
+    </w:p>
+    <w:p>
+      <w:pPr>
+        <w:keepNext/>
+        <w:keepLines/>
+        <w:spacing w:after="0" w:before="120"/>
+        <w:ind w:left="720"/>
+      </w:pPr>
+      <w:r>
+        <w:rPr>
+          <w:rFonts w:ascii="Calibri" w:cs="Calibri" w:eastAsia="Calibri" w:hAnsi="Calibri"/>
+          <w:b/>
+          <w:bCs/>
+          <w:sz w:val="22"/>
+          <w:szCs w:val="22"/>
+        </w:rPr>
+        <w:t xml:space="preserve">DUKE</w:t>
+      </w:r>
+      <w:r>
+        <w:rPr>
+          <w:rFonts w:ascii="Calibri" w:cs="Calibri" w:eastAsia="Calibri" w:hAnsi="Calibri"/>
+          <w:color w:val="999999"/>
+          <w:sz w:val="14"/>
+          <w:szCs w:val="14"/>
+        </w:rPr>
+        <w:t xml:space="preserve">   DUKE_X02_END_A_002</w:t>
+      </w:r>
+    </w:p>
+    <w:p>
+      <w:pPr>
+        <w:keepNext/>
+        <w:spacing w:after="0"/>
+        <w:ind w:left="720"/>
+      </w:pPr>
+      <w:r>
+        <w:rPr>
+          <w:rFonts w:ascii="Calibri" w:cs="Calibri" w:eastAsia="Calibri" w:hAnsi="Calibri"/>
+          <w:i/>
+          <w:iCs/>
+          <w:color w:val="777777"/>
+          <w:sz w:val="19"/>
+          <w:szCs w:val="19"/>
+        </w:rPr>
+        <w:t xml:space="preserve">(Beaming.)</w:t>
+      </w:r>
+    </w:p>
+    <w:p>
+      <w:pPr>
+        <w:keepLines/>
+        <w:spacing w:after="60"/>
+        <w:ind w:left="720"/>
+      </w:pPr>
+      <w:r>
+        <w:rPr>
+          <w:rFonts w:ascii="Calibri" w:cs="Calibri" w:eastAsia="Calibri" w:hAnsi="Calibri"/>
+          <w:sz w:val="23"/>
+          <w:szCs w:val="23"/>
+        </w:rPr>
+        <w:t xml:space="preserve">And let the record show, I called it. I called it eleven years ago.</w:t>
+      </w:r>
+    </w:p>
+    <w:p>
+      <w:pPr>
+        <w:keepNext/>
+        <w:keepLines/>
+        <w:spacing w:after="0" w:before="120"/>
+        <w:ind w:left="720"/>
+      </w:pPr>
+      <w:r>
+        <w:rPr>
+          <w:rFonts w:ascii="Calibri" w:cs="Calibri" w:eastAsia="Calibri" w:hAnsi="Calibri"/>
+          <w:b/>
+          <w:bCs/>
+          <w:sz w:val="22"/>
+          <w:szCs w:val="22"/>
+        </w:rPr>
+        <w:t xml:space="preserve">ROLLO</w:t>
+      </w:r>
+      <w:r>
+        <w:rPr>
+          <w:rFonts w:ascii="Calibri" w:cs="Calibri" w:eastAsia="Calibri" w:hAnsi="Calibri"/>
+          <w:color w:val="999999"/>
+          <w:sz w:val="14"/>
+          <w:szCs w:val="14"/>
+        </w:rPr>
+        <w:t xml:space="preserve">   ROLLO_X02_END_A_001</w:t>
+      </w:r>
+    </w:p>
+    <w:p>
+      <w:pPr>
+        <w:keepNext/>
+        <w:spacing w:after="0"/>
+        <w:ind w:left="720"/>
+      </w:pPr>
+      <w:r>
+        <w:rPr>
+          <w:rFonts w:ascii="Calibri" w:cs="Calibri" w:eastAsia="Calibri" w:hAnsi="Calibri"/>
+          <w:i/>
+          <w:iCs/>
+          <w:color w:val="777777"/>
+          <w:sz w:val="19"/>
+          <w:szCs w:val="19"/>
+        </w:rPr>
+        <w:t xml:space="preserve">(Flat.)</w:t>
+      </w:r>
+    </w:p>
+    <w:p>
+      <w:pPr>
+        <w:keepLines/>
+        <w:spacing w:after="60"/>
+        <w:ind w:left="720"/>
+      </w:pPr>
+      <w:r>
+        <w:rPr>
+          <w:rFonts w:ascii="Calibri" w:cs="Calibri" w:eastAsia="Calibri" w:hAnsi="Calibri"/>
+          <w:sz w:val="23"/>
+          <w:szCs w:val="23"/>
+        </w:rPr>
+        <w:t xml:space="preserve">You called it a shipment of left shoes.</w:t>
+      </w:r>
+    </w:p>
+    <w:p>
+      <w:pPr>
+        <w:keepNext/>
+        <w:keepLines/>
+        <w:spacing w:after="0" w:before="120"/>
+        <w:ind w:left="720"/>
+      </w:pPr>
+      <w:r>
+        <w:rPr>
+          <w:rFonts w:ascii="Calibri" w:cs="Calibri" w:eastAsia="Calibri" w:hAnsi="Calibri"/>
+          <w:b/>
+          <w:bCs/>
+          <w:sz w:val="22"/>
+          <w:szCs w:val="22"/>
+        </w:rPr>
+        <w:t xml:space="preserve">DUKE</w:t>
+      </w:r>
+      <w:r>
+        <w:rPr>
+          <w:rFonts w:ascii="Calibri" w:cs="Calibri" w:eastAsia="Calibri" w:hAnsi="Calibri"/>
+          <w:color w:val="999999"/>
+          <w:sz w:val="14"/>
+          <w:szCs w:val="14"/>
+        </w:rPr>
+        <w:t xml:space="preserve">   DUKE_X02_END_A_003</w:t>
+      </w:r>
+    </w:p>
+    <w:p>
+      <w:pPr>
+        <w:keepNext/>
+        <w:spacing w:after="0"/>
+        <w:ind w:left="720"/>
+      </w:pPr>
+      <w:r>
+        <w:rPr>
+          <w:rFonts w:ascii="Calibri" w:cs="Calibri" w:eastAsia="Calibri" w:hAnsi="Calibri"/>
+          <w:i/>
+          <w:iCs/>
+          <w:color w:val="777777"/>
+          <w:sz w:val="19"/>
+          <w:szCs w:val="19"/>
+        </w:rPr>
+        <w:t xml:space="preserve">(Without missing a beat.)</w:t>
+      </w:r>
+    </w:p>
+    <w:p>
+      <w:pPr>
+        <w:keepLines/>
+        <w:spacing w:after="60"/>
+        <w:ind w:left="720"/>
+      </w:pPr>
+      <w:r>
+        <w:rPr>
+          <w:rFonts w:ascii="Calibri" w:cs="Calibri" w:eastAsia="Calibri" w:hAnsi="Calibri"/>
+          <w:sz w:val="23"/>
+          <w:szCs w:val="23"/>
+        </w:rPr>
+        <w:t xml:space="preserve">It was fraud AND a shipment of left shoes. I contain multitudes.</w:t>
+      </w:r>
+    </w:p>
+    <w:p>
+      <w:pPr>
+        <w:keepNext/>
+        <w:keepLines/>
+        <w:spacing w:after="0" w:before="120"/>
+        <w:ind w:left="720"/>
+      </w:pPr>
+      <w:r>
+        <w:rPr>
+          <w:rFonts w:ascii="Calibri" w:cs="Calibri" w:eastAsia="Calibri" w:hAnsi="Calibri"/>
+          <w:b/>
+          <w:bCs/>
+          <w:sz w:val="22"/>
+          <w:szCs w:val="22"/>
+        </w:rPr>
+        <w:t xml:space="preserve">MAGS</w:t>
+      </w:r>
+      <w:r>
+        <w:rPr>
+          <w:rFonts w:ascii="Calibri" w:cs="Calibri" w:eastAsia="Calibri" w:hAnsi="Calibri"/>
+          <w:color w:val="999999"/>
+          <w:sz w:val="14"/>
+          <w:szCs w:val="14"/>
+        </w:rPr>
+        <w:t xml:space="preserve">   MAGS_X02_END_A_002</w:t>
+      </w:r>
+    </w:p>
+    <w:p>
+      <w:pPr>
+        <w:keepNext/>
+        <w:spacing w:after="0"/>
+        <w:ind w:left="720"/>
+      </w:pPr>
+      <w:r>
+        <w:rPr>
+          <w:rFonts w:ascii="Calibri" w:cs="Calibri" w:eastAsia="Calibri" w:hAnsi="Calibri"/>
+          <w:i/>
+          <w:iCs/>
+          <w:color w:val="777777"/>
+          <w:sz w:val="19"/>
+          <w:szCs w:val="19"/>
+        </w:rPr>
+        <w:t xml:space="preserve">(Quietly impressed.)</w:t>
+      </w:r>
+    </w:p>
+    <w:p>
+      <w:pPr>
+        <w:keepLines/>
+        <w:spacing w:after="60"/>
+        <w:ind w:left="720"/>
+      </w:pPr>
+      <w:r>
+        <w:rPr>
+          <w:rFonts w:ascii="Calibri" w:cs="Calibri" w:eastAsia="Calibri" w:hAnsi="Calibri"/>
+          <w:sz w:val="23"/>
+          <w:szCs w:val="23"/>
+        </w:rPr>
+        <w:t xml:space="preserve">Somebody gave the paper the whole file.</w:t>
+      </w:r>
+    </w:p>
+    <w:p>
+      <w:pPr>
+        <w:keepNext/>
+        <w:keepLines/>
+        <w:spacing w:after="0" w:before="120"/>
+        <w:ind w:left="720"/>
+      </w:pPr>
+      <w:r>
+        <w:rPr>
+          <w:rFonts w:ascii="Calibri" w:cs="Calibri" w:eastAsia="Calibri" w:hAnsi="Calibri"/>
+          <w:b/>
+          <w:bCs/>
+          <w:sz w:val="22"/>
+          <w:szCs w:val="22"/>
+        </w:rPr>
+        <w:t xml:space="preserve">DUKE</w:t>
+      </w:r>
+      <w:r>
+        <w:rPr>
+          <w:rFonts w:ascii="Calibri" w:cs="Calibri" w:eastAsia="Calibri" w:hAnsi="Calibri"/>
+          <w:color w:val="999999"/>
+          <w:sz w:val="14"/>
+          <w:szCs w:val="14"/>
+        </w:rPr>
+        <w:t xml:space="preserve">   DUKE_X02_END_A_004</w:t>
+      </w:r>
+    </w:p>
+    <w:p>
+      <w:pPr>
+        <w:keepNext/>
+        <w:spacing w:after="0"/>
+        <w:ind w:left="720"/>
+      </w:pPr>
+      <w:r>
+        <w:rPr>
+          <w:rFonts w:ascii="Calibri" w:cs="Calibri" w:eastAsia="Calibri" w:hAnsi="Calibri"/>
+          <w:i/>
+          <w:iCs/>
+          <w:color w:val="777777"/>
+          <w:sz w:val="19"/>
+          <w:szCs w:val="19"/>
+        </w:rPr>
+        <w:t xml:space="preserve">(Intimate, to the audience.)</w:t>
+      </w:r>
+    </w:p>
+    <w:p>
+      <w:pPr>
+        <w:keepLines/>
+        <w:spacing w:after="60"/>
+        <w:ind w:left="720"/>
+      </w:pPr>
+      <w:r>
+        <w:rPr>
+          <w:rFonts w:ascii="Calibri" w:cs="Calibri" w:eastAsia="Calibri" w:hAnsi="Calibri"/>
+          <w:sz w:val="23"/>
+          <w:szCs w:val="23"/>
+        </w:rPr>
+        <w:t xml:space="preserve">Whoever you are, listener, you magnificent weirdo, Gulliver's will send you a mattress. Previously enjoyed.</w:t>
+      </w:r>
+    </w:p>
+    <w:p>
+      <w:pPr>
+        <w:keepNext/>
+        <w:keepLines/>
+        <w:spacing w:after="0" w:before="120"/>
+        <w:ind w:left="720"/>
+      </w:pPr>
+      <w:r>
+        <w:rPr>
+          <w:rFonts w:ascii="Calibri" w:cs="Calibri" w:eastAsia="Calibri" w:hAnsi="Calibri"/>
+          <w:b/>
+          <w:bCs/>
+          <w:sz w:val="22"/>
+          <w:szCs w:val="22"/>
+        </w:rPr>
+        <w:t xml:space="preserve">ROLLO</w:t>
+      </w:r>
+      <w:r>
+        <w:rPr>
+          <w:rFonts w:ascii="Calibri" w:cs="Calibri" w:eastAsia="Calibri" w:hAnsi="Calibri"/>
+          <w:color w:val="999999"/>
+          <w:sz w:val="14"/>
+          <w:szCs w:val="14"/>
+        </w:rPr>
+        <w:t xml:space="preserve">   ROLLO_X02_END_A_002</w:t>
+      </w:r>
+    </w:p>
+    <w:p>
+      <w:pPr>
+        <w:keepNext/>
+        <w:spacing w:after="0"/>
+        <w:ind w:left="720"/>
+      </w:pPr>
+      <w:r>
+        <w:rPr>
+          <w:rFonts w:ascii="Calibri" w:cs="Calibri" w:eastAsia="Calibri" w:hAnsi="Calibri"/>
+          <w:i/>
+          <w:iCs/>
+          <w:color w:val="777777"/>
+          <w:sz w:val="19"/>
+          <w:szCs w:val="19"/>
+        </w:rPr>
+        <w:t xml:space="preserve">(Flat.)</w:t>
+      </w:r>
+    </w:p>
+    <w:p>
+      <w:pPr>
+        <w:keepLines/>
+        <w:spacing w:after="60"/>
+        <w:ind w:left="720"/>
+      </w:pPr>
+      <w:r>
+        <w:rPr>
+          <w:rFonts w:ascii="Calibri" w:cs="Calibri" w:eastAsia="Calibri" w:hAnsi="Calibri"/>
+          <w:sz w:val="23"/>
+          <w:szCs w:val="23"/>
+        </w:rPr>
+        <w:t xml:space="preserve">Nobody wants that prize.</w:t>
+      </w:r>
+    </w:p>
+    <w:p>
+      <w:pPr>
+        <w:keepNext/>
+        <w:keepLines/>
+        <w:spacing w:after="0" w:before="120"/>
+        <w:ind w:left="720"/>
+      </w:pPr>
+      <w:r>
+        <w:rPr>
+          <w:rFonts w:ascii="Calibri" w:cs="Calibri" w:eastAsia="Calibri" w:hAnsi="Calibri"/>
+          <w:b/>
+          <w:bCs/>
+          <w:sz w:val="22"/>
+          <w:szCs w:val="22"/>
+        </w:rPr>
+        <w:t xml:space="preserve">DUKE</w:t>
+      </w:r>
+      <w:r>
+        <w:rPr>
+          <w:rFonts w:ascii="Calibri" w:cs="Calibri" w:eastAsia="Calibri" w:hAnsi="Calibri"/>
+          <w:color w:val="999999"/>
+          <w:sz w:val="14"/>
+          <w:szCs w:val="14"/>
+        </w:rPr>
+        <w:t xml:space="preserve">   DUKE_X02_END_A_005</w:t>
+      </w:r>
+    </w:p>
+    <w:p>
+      <w:pPr>
+        <w:keepNext/>
+        <w:spacing w:after="0"/>
+        <w:ind w:left="720"/>
+      </w:pPr>
+      <w:r>
+        <w:rPr>
+          <w:rFonts w:ascii="Calibri" w:cs="Calibri" w:eastAsia="Calibri" w:hAnsi="Calibri"/>
+          <w:i/>
+          <w:iCs/>
+          <w:color w:val="777777"/>
+          <w:sz w:val="19"/>
+          <w:szCs w:val="19"/>
+        </w:rPr>
+        <w:t xml:space="preserve">(Tender.)</w:t>
+      </w:r>
+    </w:p>
+    <w:p>
+      <w:pPr>
+        <w:keepLines/>
+        <w:spacing w:after="60"/>
+        <w:ind w:left="720"/>
+      </w:pPr>
+      <w:r>
+        <w:rPr>
+          <w:rFonts w:ascii="Calibri" w:cs="Calibri" w:eastAsia="Calibri" w:hAnsi="Calibri"/>
+          <w:sz w:val="23"/>
+          <w:szCs w:val="23"/>
+        </w:rPr>
+        <w:t xml:space="preserve">It's the thought, Rollo.</w:t>
+      </w:r>
+    </w:p>
+    <w:p>
+      <w:pPr>
+        <w:keepNext/>
+        <w:pBdr>
+          <w:bottom w:val="single" w:color="BBBBBB" w:sz="4" w:space="2"/>
+        </w:pBdr>
+        <w:spacing w:after="60" w:before="280"/>
+      </w:pPr>
+      <w:r>
+        <w:rPr>
+          <w:rFonts w:ascii="Calibri" w:cs="Calibri" w:eastAsia="Calibri" w:hAnsi="Calibri"/>
+          <w:b/>
+          <w:bCs/>
+          <w:sz w:val="25"/>
+          <w:szCs w:val="25"/>
+        </w:rPr>
+        <w:t xml:space="preserve">END B</w:t>
+      </w:r>
+      <w:r>
+        <w:rPr>
+          <w:rFonts w:ascii="Calibri" w:cs="Calibri" w:eastAsia="Calibri" w:hAnsi="Calibri"/>
+          <w:color w:val="888888"/>
+          <w:sz w:val="18"/>
+          <w:szCs w:val="18"/>
+        </w:rPr>
+        <w:t xml:space="preserve">   over the radio; only if end:B</w:t>
+      </w:r>
+    </w:p>
+    <w:p>
+      <w:pPr>
+        <w:keepNext/>
+        <w:keepLines/>
+        <w:spacing w:after="0" w:before="120"/>
+        <w:ind w:left="720"/>
+      </w:pPr>
+      <w:r>
+        <w:rPr>
+          <w:rFonts w:ascii="Calibri" w:cs="Calibri" w:eastAsia="Calibri" w:hAnsi="Calibri"/>
+          <w:b/>
+          <w:bCs/>
+          <w:sz w:val="22"/>
+          <w:szCs w:val="22"/>
+        </w:rPr>
+        <w:t xml:space="preserve">DUKE</w:t>
+      </w:r>
+      <w:r>
+        <w:rPr>
+          <w:rFonts w:ascii="Calibri" w:cs="Calibri" w:eastAsia="Calibri" w:hAnsi="Calibri"/>
+          <w:color w:val="999999"/>
+          <w:sz w:val="14"/>
+          <w:szCs w:val="14"/>
+        </w:rPr>
+        <w:t xml:space="preserve">   DUKE_X02_END_B_001</w:t>
+      </w:r>
+    </w:p>
+    <w:p>
+      <w:pPr>
+        <w:keepNext/>
+        <w:spacing w:after="0"/>
+        <w:ind w:left="720"/>
+      </w:pPr>
+      <w:r>
+        <w:rPr>
+          <w:rFonts w:ascii="Calibri" w:cs="Calibri" w:eastAsia="Calibri" w:hAnsi="Calibri"/>
+          <w:i/>
+          <w:iCs/>
+          <w:color w:val="777777"/>
+          <w:sz w:val="19"/>
+          <w:szCs w:val="19"/>
+        </w:rPr>
+        <w:t xml:space="preserve">(Mournful, in a velvet way.)</w:t>
+      </w:r>
+    </w:p>
+    <w:p>
+      <w:pPr>
+        <w:keepLines/>
+        <w:spacing w:after="60"/>
+        <w:ind w:left="720"/>
+      </w:pPr>
+      <w:r>
+        <w:rPr>
+          <w:rFonts w:ascii="Calibri" w:cs="Calibri" w:eastAsia="Calibri" w:hAnsi="Calibri"/>
+          <w:sz w:val="23"/>
+          <w:szCs w:val="23"/>
+        </w:rPr>
+        <w:t xml:space="preserve">Alder Point is open to the public. I went. It's a fence. With a gift shop. The gift shop sells the fence. In miniature.</w:t>
+      </w:r>
+    </w:p>
+    <w:p>
+      <w:pPr>
+        <w:keepNext/>
+        <w:keepLines/>
+        <w:spacing w:after="0" w:before="120"/>
+        <w:ind w:left="720"/>
+      </w:pPr>
+      <w:r>
+        <w:rPr>
+          <w:rFonts w:ascii="Calibri" w:cs="Calibri" w:eastAsia="Calibri" w:hAnsi="Calibri"/>
+          <w:b/>
+          <w:bCs/>
+          <w:sz w:val="22"/>
+          <w:szCs w:val="22"/>
+        </w:rPr>
+        <w:t xml:space="preserve">MAGS</w:t>
+      </w:r>
+      <w:r>
+        <w:rPr>
+          <w:rFonts w:ascii="Calibri" w:cs="Calibri" w:eastAsia="Calibri" w:hAnsi="Calibri"/>
+          <w:color w:val="999999"/>
+          <w:sz w:val="14"/>
+          <w:szCs w:val="14"/>
+        </w:rPr>
+        <w:t xml:space="preserve">   MAGS_X02_END_B_001</w:t>
+      </w:r>
+    </w:p>
+    <w:p>
+      <w:pPr>
+        <w:keepNext/>
+        <w:spacing w:after="0"/>
+        <w:ind w:left="720"/>
+      </w:pPr>
+      <w:r>
+        <w:rPr>
+          <w:rFonts w:ascii="Calibri" w:cs="Calibri" w:eastAsia="Calibri" w:hAnsi="Calibri"/>
+          <w:i/>
+          <w:iCs/>
+          <w:color w:val="777777"/>
+          <w:sz w:val="19"/>
+          <w:szCs w:val="19"/>
+        </w:rPr>
+        <w:t xml:space="preserve">(Fair.)</w:t>
+      </w:r>
+    </w:p>
+    <w:p>
+      <w:pPr>
+        <w:keepLines/>
+        <w:spacing w:after="60"/>
+        <w:ind w:left="720"/>
+      </w:pPr>
+      <w:r>
+        <w:rPr>
+          <w:rFonts w:ascii="Calibri" w:cs="Calibri" w:eastAsia="Calibri" w:hAnsi="Calibri"/>
+          <w:sz w:val="23"/>
+          <w:szCs w:val="23"/>
+        </w:rPr>
+        <w:t xml:space="preserve">It's very nice.</w:t>
+      </w:r>
+    </w:p>
+    <w:p>
+      <w:pPr>
+        <w:keepNext/>
+        <w:keepLines/>
+        <w:spacing w:after="0" w:before="120"/>
+        <w:ind w:left="720"/>
+      </w:pPr>
+      <w:r>
+        <w:rPr>
+          <w:rFonts w:ascii="Calibri" w:cs="Calibri" w:eastAsia="Calibri" w:hAnsi="Calibri"/>
+          <w:b/>
+          <w:bCs/>
+          <w:sz w:val="22"/>
+          <w:szCs w:val="22"/>
+        </w:rPr>
+        <w:t xml:space="preserve">DUKE</w:t>
+      </w:r>
+      <w:r>
+        <w:rPr>
+          <w:rFonts w:ascii="Calibri" w:cs="Calibri" w:eastAsia="Calibri" w:hAnsi="Calibri"/>
+          <w:color w:val="999999"/>
+          <w:sz w:val="14"/>
+          <w:szCs w:val="14"/>
+        </w:rPr>
+        <w:t xml:space="preserve">   DUKE_X02_END_B_002</w:t>
+      </w:r>
+    </w:p>
+    <w:p>
+      <w:pPr>
+        <w:keepNext/>
+        <w:spacing w:after="0"/>
+        <w:ind w:left="720"/>
+      </w:pPr>
+      <w:r>
+        <w:rPr>
+          <w:rFonts w:ascii="Calibri" w:cs="Calibri" w:eastAsia="Calibri" w:hAnsi="Calibri"/>
+          <w:i/>
+          <w:iCs/>
+          <w:color w:val="777777"/>
+          <w:sz w:val="19"/>
+          <w:szCs w:val="19"/>
+        </w:rPr>
+        <w:t xml:space="preserve">(Spreading his hands.)</w:t>
+      </w:r>
+    </w:p>
+    <w:p>
+      <w:pPr>
+        <w:keepLines/>
+        <w:spacing w:after="60"/>
+        <w:ind w:left="720"/>
+      </w:pPr>
+      <w:r>
+        <w:rPr>
+          <w:rFonts w:ascii="Calibri" w:cs="Calibri" w:eastAsia="Calibri" w:hAnsi="Calibri"/>
+          <w:sz w:val="23"/>
+          <w:szCs w:val="23"/>
+        </w:rPr>
+        <w:t xml:space="preserve">It's a lovely fence! And the investigation we were all so excited about? Gone. Like a sandwich on a quay.</w:t>
+      </w:r>
+    </w:p>
+    <w:p>
+      <w:pPr>
+        <w:keepNext/>
+        <w:keepLines/>
+        <w:spacing w:after="0" w:before="120"/>
+        <w:ind w:left="720"/>
+      </w:pPr>
+      <w:r>
+        <w:rPr>
+          <w:rFonts w:ascii="Calibri" w:cs="Calibri" w:eastAsia="Calibri" w:hAnsi="Calibri"/>
+          <w:b/>
+          <w:bCs/>
+          <w:sz w:val="22"/>
+          <w:szCs w:val="22"/>
+        </w:rPr>
+        <w:t xml:space="preserve">ROLLO</w:t>
+      </w:r>
+      <w:r>
+        <w:rPr>
+          <w:rFonts w:ascii="Calibri" w:cs="Calibri" w:eastAsia="Calibri" w:hAnsi="Calibri"/>
+          <w:color w:val="999999"/>
+          <w:sz w:val="14"/>
+          <w:szCs w:val="14"/>
+        </w:rPr>
+        <w:t xml:space="preserve">   ROLLO_X02_END_B_001</w:t>
+      </w:r>
+    </w:p>
+    <w:p>
+      <w:pPr>
+        <w:keepNext/>
+        <w:spacing w:after="0"/>
+        <w:ind w:left="720"/>
+      </w:pPr>
+      <w:r>
+        <w:rPr>
+          <w:rFonts w:ascii="Calibri" w:cs="Calibri" w:eastAsia="Calibri" w:hAnsi="Calibri"/>
+          <w:i/>
+          <w:iCs/>
+          <w:color w:val="777777"/>
+          <w:sz w:val="19"/>
+          <w:szCs w:val="19"/>
+        </w:rPr>
+        <w:t xml:space="preserve">(Flat.)</w:t>
+      </w:r>
+    </w:p>
+    <w:p>
+      <w:pPr>
+        <w:keepLines/>
+        <w:spacing w:after="60"/>
+        <w:ind w:left="720"/>
+      </w:pPr>
+      <w:r>
+        <w:rPr>
+          <w:rFonts w:ascii="Calibri" w:cs="Calibri" w:eastAsia="Calibri" w:hAnsi="Calibri"/>
+          <w:sz w:val="23"/>
+          <w:szCs w:val="23"/>
+        </w:rPr>
+        <w:t xml:space="preserve">Somebody's moved into the tower. High floor. Nobody's seen them.</w:t>
+      </w:r>
+    </w:p>
+    <w:p>
+      <w:pPr>
+        <w:keepNext/>
+        <w:keepLines/>
+        <w:spacing w:after="0" w:before="120"/>
+        <w:ind w:left="720"/>
+      </w:pPr>
+      <w:r>
+        <w:rPr>
+          <w:rFonts w:ascii="Calibri" w:cs="Calibri" w:eastAsia="Calibri" w:hAnsi="Calibri"/>
+          <w:b/>
+          <w:bCs/>
+          <w:sz w:val="22"/>
+          <w:szCs w:val="22"/>
+        </w:rPr>
+        <w:t xml:space="preserve">DUKE</w:t>
+      </w:r>
+      <w:r>
+        <w:rPr>
+          <w:rFonts w:ascii="Calibri" w:cs="Calibri" w:eastAsia="Calibri" w:hAnsi="Calibri"/>
+          <w:color w:val="999999"/>
+          <w:sz w:val="14"/>
+          <w:szCs w:val="14"/>
+        </w:rPr>
+        <w:t xml:space="preserve">   DUKE_X02_END_B_003</w:t>
+      </w:r>
+    </w:p>
+    <w:p>
+      <w:pPr>
+        <w:keepNext/>
+        <w:spacing w:after="0"/>
+        <w:ind w:left="720"/>
+      </w:pPr>
+      <w:r>
+        <w:rPr>
+          <w:rFonts w:ascii="Calibri" w:cs="Calibri" w:eastAsia="Calibri" w:hAnsi="Calibri"/>
+          <w:i/>
+          <w:iCs/>
+          <w:color w:val="777777"/>
+          <w:sz w:val="19"/>
+          <w:szCs w:val="19"/>
+        </w:rPr>
+        <w:t xml:space="preserve">(Wistful.)</w:t>
+      </w:r>
+    </w:p>
+    <w:p>
+      <w:pPr>
+        <w:keepLines/>
+        <w:spacing w:after="60"/>
+        <w:ind w:left="720"/>
+      </w:pPr>
+      <w:r>
+        <w:rPr>
+          <w:rFonts w:ascii="Calibri" w:cs="Calibri" w:eastAsia="Calibri" w:hAnsi="Calibri"/>
+          <w:sz w:val="23"/>
+          <w:szCs w:val="23"/>
+        </w:rPr>
+        <w:t xml:space="preserve">Rich, mysterious, and I bet he owns a robe. I envy him with the part of me that's a coward.</w:t>
+      </w:r>
+    </w:p>
+    <w:p>
+      <w:pPr>
+        <w:keepNext/>
+        <w:keepLines/>
+        <w:spacing w:after="0" w:before="120"/>
+        <w:ind w:left="720"/>
+      </w:pPr>
+      <w:r>
+        <w:rPr>
+          <w:rFonts w:ascii="Calibri" w:cs="Calibri" w:eastAsia="Calibri" w:hAnsi="Calibri"/>
+          <w:b/>
+          <w:bCs/>
+          <w:sz w:val="22"/>
+          <w:szCs w:val="22"/>
+        </w:rPr>
+        <w:t xml:space="preserve">MAGS</w:t>
+      </w:r>
+      <w:r>
+        <w:rPr>
+          <w:rFonts w:ascii="Calibri" w:cs="Calibri" w:eastAsia="Calibri" w:hAnsi="Calibri"/>
+          <w:color w:val="999999"/>
+          <w:sz w:val="14"/>
+          <w:szCs w:val="14"/>
+        </w:rPr>
+        <w:t xml:space="preserve">   MAGS_X02_END_B_002</w:t>
+      </w:r>
+    </w:p>
+    <w:p>
+      <w:pPr>
+        <w:keepNext/>
+        <w:spacing w:after="0"/>
+        <w:ind w:left="720"/>
+      </w:pPr>
+      <w:r>
+        <w:rPr>
+          <w:rFonts w:ascii="Calibri" w:cs="Calibri" w:eastAsia="Calibri" w:hAnsi="Calibri"/>
+          <w:i/>
+          <w:iCs/>
+          <w:color w:val="777777"/>
+          <w:sz w:val="19"/>
+          <w:szCs w:val="19"/>
+        </w:rPr>
+        <w:t xml:space="preserve">(Gently.)</w:t>
+      </w:r>
+    </w:p>
+    <w:p>
+      <w:pPr>
+        <w:keepLines/>
+        <w:spacing w:after="60"/>
+        <w:ind w:left="720"/>
+      </w:pPr>
+      <w:r>
+        <w:rPr>
+          <w:rFonts w:ascii="Calibri" w:cs="Calibri" w:eastAsia="Calibri" w:hAnsi="Calibri"/>
+          <w:sz w:val="23"/>
+          <w:szCs w:val="23"/>
+        </w:rPr>
+        <w:t xml:space="preserve">You said you'd say that at the end of the show.</w:t>
+      </w:r>
+    </w:p>
+    <w:p>
+      <w:pPr>
+        <w:keepNext/>
+        <w:keepLines/>
+        <w:spacing w:after="0" w:before="120"/>
+        <w:ind w:left="720"/>
+      </w:pPr>
+      <w:r>
+        <w:rPr>
+          <w:rFonts w:ascii="Calibri" w:cs="Calibri" w:eastAsia="Calibri" w:hAnsi="Calibri"/>
+          <w:b/>
+          <w:bCs/>
+          <w:sz w:val="22"/>
+          <w:szCs w:val="22"/>
+        </w:rPr>
+        <w:t xml:space="preserve">DUKE</w:t>
+      </w:r>
+      <w:r>
+        <w:rPr>
+          <w:rFonts w:ascii="Calibri" w:cs="Calibri" w:eastAsia="Calibri" w:hAnsi="Calibri"/>
+          <w:color w:val="999999"/>
+          <w:sz w:val="14"/>
+          <w:szCs w:val="14"/>
+        </w:rPr>
+        <w:t xml:space="preserve">   DUKE_X02_END_B_004</w:t>
+      </w:r>
+    </w:p>
+    <w:p>
+      <w:pPr>
+        <w:keepNext/>
+        <w:spacing w:after="0"/>
+        <w:ind w:left="720"/>
+      </w:pPr>
+      <w:r>
+        <w:rPr>
+          <w:rFonts w:ascii="Calibri" w:cs="Calibri" w:eastAsia="Calibri" w:hAnsi="Calibri"/>
+          <w:i/>
+          <w:iCs/>
+          <w:color w:val="777777"/>
+          <w:sz w:val="19"/>
+          <w:szCs w:val="19"/>
+        </w:rPr>
+        <w:t xml:space="preserve">(Serene.)</w:t>
+      </w:r>
+    </w:p>
+    <w:p>
+      <w:pPr>
+        <w:keepLines/>
+        <w:spacing w:after="60"/>
+        <w:ind w:left="720"/>
+      </w:pPr>
+      <w:r>
+        <w:rPr>
+          <w:rFonts w:ascii="Calibri" w:cs="Calibri" w:eastAsia="Calibri" w:hAnsi="Calibri"/>
+          <w:sz w:val="23"/>
+          <w:szCs w:val="23"/>
+        </w:rPr>
+        <w:t xml:space="preserve">I'm saying it at the beginning. Now I'm free.</w:t>
+      </w:r>
+    </w:p>
+    <w:p>
+      <w:pPr>
+        <w:keepNext/>
+        <w:pBdr>
+          <w:bottom w:val="single" w:color="BBBBBB" w:sz="4" w:space="2"/>
+        </w:pBdr>
+        <w:spacing w:after="60" w:before="280"/>
+      </w:pPr>
+      <w:r>
+        <w:rPr>
+          <w:rFonts w:ascii="Calibri" w:cs="Calibri" w:eastAsia="Calibri" w:hAnsi="Calibri"/>
+          <w:b/>
+          <w:bCs/>
+          <w:sz w:val="25"/>
+          <w:szCs w:val="25"/>
+        </w:rPr>
+        <w:t xml:space="preserve">END C</w:t>
+      </w:r>
+      <w:r>
+        <w:rPr>
+          <w:rFonts w:ascii="Calibri" w:cs="Calibri" w:eastAsia="Calibri" w:hAnsi="Calibri"/>
+          <w:color w:val="888888"/>
+          <w:sz w:val="18"/>
+          <w:szCs w:val="18"/>
+        </w:rPr>
+        <w:t xml:space="preserve">   over the radio; only if end:C</w:t>
+      </w:r>
+    </w:p>
+    <w:p>
+      <w:pPr>
+        <w:keepNext/>
+        <w:keepLines/>
+        <w:spacing w:after="0" w:before="120"/>
+        <w:ind w:left="720"/>
+      </w:pPr>
+      <w:r>
+        <w:rPr>
+          <w:rFonts w:ascii="Calibri" w:cs="Calibri" w:eastAsia="Calibri" w:hAnsi="Calibri"/>
+          <w:b/>
+          <w:bCs/>
+          <w:sz w:val="22"/>
+          <w:szCs w:val="22"/>
+        </w:rPr>
+        <w:t xml:space="preserve">DUKE</w:t>
+      </w:r>
+      <w:r>
+        <w:rPr>
+          <w:rFonts w:ascii="Calibri" w:cs="Calibri" w:eastAsia="Calibri" w:hAnsi="Calibri"/>
+          <w:color w:val="999999"/>
+          <w:sz w:val="14"/>
+          <w:szCs w:val="14"/>
+        </w:rPr>
+        <w:t xml:space="preserve">   DUKE_X02_END_C_001</w:t>
+      </w:r>
+    </w:p>
+    <w:p>
+      <w:pPr>
+        <w:keepNext/>
+        <w:spacing w:after="0"/>
+        <w:ind w:left="720"/>
+      </w:pPr>
+      <w:r>
+        <w:rPr>
+          <w:rFonts w:ascii="Calibri" w:cs="Calibri" w:eastAsia="Calibri" w:hAnsi="Calibri"/>
+          <w:i/>
+          <w:iCs/>
+          <w:color w:val="777777"/>
+          <w:sz w:val="19"/>
+          <w:szCs w:val="19"/>
+        </w:rPr>
+        <w:t xml:space="preserve">(Over the sound of a distant siren he is clearly enjoying.)</w:t>
+      </w:r>
+    </w:p>
+    <w:p>
+      <w:pPr>
+        <w:keepLines/>
+        <w:spacing w:after="60"/>
+        <w:ind w:left="720"/>
+      </w:pPr>
+      <w:r>
+        <w:rPr>
+          <w:rFonts w:ascii="Calibri" w:cs="Calibri" w:eastAsia="Calibri" w:hAnsi="Calibri"/>
+          <w:sz w:val="23"/>
+          <w:szCs w:val="23"/>
+        </w:rPr>
+        <w:t xml:space="preserve">The container yard fire is still going. The mayor calls it "a learning opportunity." The insurance companies call it "a bigger learning opportunity."</w:t>
+      </w:r>
+    </w:p>
+    <w:p>
+      <w:pPr>
+        <w:keepNext/>
+        <w:keepLines/>
+        <w:spacing w:after="0" w:before="120"/>
+        <w:ind w:left="720"/>
+      </w:pPr>
+      <w:r>
+        <w:rPr>
+          <w:rFonts w:ascii="Calibri" w:cs="Calibri" w:eastAsia="Calibri" w:hAnsi="Calibri"/>
+          <w:b/>
+          <w:bCs/>
+          <w:sz w:val="22"/>
+          <w:szCs w:val="22"/>
+        </w:rPr>
+        <w:t xml:space="preserve">ROLLO</w:t>
+      </w:r>
+      <w:r>
+        <w:rPr>
+          <w:rFonts w:ascii="Calibri" w:cs="Calibri" w:eastAsia="Calibri" w:hAnsi="Calibri"/>
+          <w:color w:val="999999"/>
+          <w:sz w:val="14"/>
+          <w:szCs w:val="14"/>
+        </w:rPr>
+        <w:t xml:space="preserve">   ROLLO_X02_END_C_001</w:t>
+      </w:r>
+    </w:p>
+    <w:p>
+      <w:pPr>
+        <w:keepNext/>
+        <w:spacing w:after="0"/>
+        <w:ind w:left="720"/>
+      </w:pPr>
+      <w:r>
+        <w:rPr>
+          <w:rFonts w:ascii="Calibri" w:cs="Calibri" w:eastAsia="Calibri" w:hAnsi="Calibri"/>
+          <w:i/>
+          <w:iCs/>
+          <w:color w:val="777777"/>
+          <w:sz w:val="19"/>
+          <w:szCs w:val="19"/>
+        </w:rPr>
+        <w:t xml:space="preserve">(Flat.)</w:t>
+      </w:r>
+    </w:p>
+    <w:p>
+      <w:pPr>
+        <w:keepLines/>
+        <w:spacing w:after="60"/>
+        <w:ind w:left="720"/>
+      </w:pPr>
+      <w:r>
+        <w:rPr>
+          <w:rFonts w:ascii="Calibri" w:cs="Calibri" w:eastAsia="Calibri" w:hAnsi="Calibri"/>
+          <w:sz w:val="23"/>
+          <w:szCs w:val="23"/>
+        </w:rPr>
+        <w:t xml:space="preserve">I filmed it.</w:t>
+      </w:r>
+    </w:p>
+    <w:p>
+      <w:pPr>
+        <w:keepNext/>
+        <w:keepLines/>
+        <w:spacing w:after="0" w:before="120"/>
+        <w:ind w:left="720"/>
+      </w:pPr>
+      <w:r>
+        <w:rPr>
+          <w:rFonts w:ascii="Calibri" w:cs="Calibri" w:eastAsia="Calibri" w:hAnsi="Calibri"/>
+          <w:b/>
+          <w:bCs/>
+          <w:sz w:val="22"/>
+          <w:szCs w:val="22"/>
+        </w:rPr>
+        <w:t xml:space="preserve">DUKE</w:t>
+      </w:r>
+      <w:r>
+        <w:rPr>
+          <w:rFonts w:ascii="Calibri" w:cs="Calibri" w:eastAsia="Calibri" w:hAnsi="Calibri"/>
+          <w:color w:val="999999"/>
+          <w:sz w:val="14"/>
+          <w:szCs w:val="14"/>
+        </w:rPr>
+        <w:t xml:space="preserve">   DUKE_X02_END_C_002</w:t>
+      </w:r>
+    </w:p>
+    <w:p>
+      <w:pPr>
+        <w:keepNext/>
+        <w:spacing w:after="0"/>
+        <w:ind w:left="720"/>
+      </w:pPr>
+      <w:r>
+        <w:rPr>
+          <w:rFonts w:ascii="Calibri" w:cs="Calibri" w:eastAsia="Calibri" w:hAnsi="Calibri"/>
+          <w:i/>
+          <w:iCs/>
+          <w:color w:val="777777"/>
+          <w:sz w:val="19"/>
+          <w:szCs w:val="19"/>
+        </w:rPr>
+        <w:t xml:space="preserve">(Flat, delighted.)</w:t>
+      </w:r>
+    </w:p>
+    <w:p>
+      <w:pPr>
+        <w:keepLines/>
+        <w:spacing w:after="60"/>
+        <w:ind w:left="720"/>
+      </w:pPr>
+      <w:r>
+        <w:rPr>
+          <w:rFonts w:ascii="Calibri" w:cs="Calibri" w:eastAsia="Calibri" w:hAnsi="Calibri"/>
+          <w:sz w:val="23"/>
+          <w:szCs w:val="23"/>
+        </w:rPr>
+        <w:t xml:space="preserve">Of course you did.</w:t>
+      </w:r>
+    </w:p>
+    <w:p>
+      <w:pPr>
+        <w:keepNext/>
+        <w:keepLines/>
+        <w:spacing w:after="0" w:before="120"/>
+        <w:ind w:left="720"/>
+      </w:pPr>
+      <w:r>
+        <w:rPr>
+          <w:rFonts w:ascii="Calibri" w:cs="Calibri" w:eastAsia="Calibri" w:hAnsi="Calibri"/>
+          <w:b/>
+          <w:bCs/>
+          <w:sz w:val="22"/>
+          <w:szCs w:val="22"/>
+        </w:rPr>
+        <w:t xml:space="preserve">ROLLO</w:t>
+      </w:r>
+      <w:r>
+        <w:rPr>
+          <w:rFonts w:ascii="Calibri" w:cs="Calibri" w:eastAsia="Calibri" w:hAnsi="Calibri"/>
+          <w:color w:val="999999"/>
+          <w:sz w:val="14"/>
+          <w:szCs w:val="14"/>
+        </w:rPr>
+        <w:t xml:space="preserve">   ROLLO_X02_END_C_002</w:t>
+      </w:r>
+    </w:p>
+    <w:p>
+      <w:pPr>
+        <w:keepNext/>
+        <w:spacing w:after="0"/>
+        <w:ind w:left="720"/>
+      </w:pPr>
+      <w:r>
+        <w:rPr>
+          <w:rFonts w:ascii="Calibri" w:cs="Calibri" w:eastAsia="Calibri" w:hAnsi="Calibri"/>
+          <w:i/>
+          <w:iCs/>
+          <w:color w:val="777777"/>
+          <w:sz w:val="19"/>
+          <w:szCs w:val="19"/>
+        </w:rPr>
+        <w:t xml:space="preserve">(Quietly proud.)</w:t>
+      </w:r>
+    </w:p>
+    <w:p>
+      <w:pPr>
+        <w:keepLines/>
+        <w:spacing w:after="60"/>
+        <w:ind w:left="720"/>
+      </w:pPr>
+      <w:r>
+        <w:rPr>
+          <w:rFonts w:ascii="Calibri" w:cs="Calibri" w:eastAsia="Calibri" w:hAnsi="Calibri"/>
+          <w:sz w:val="23"/>
+          <w:szCs w:val="23"/>
+        </w:rPr>
+        <w:t xml:space="preserve">It's very good footage. There's a seagull in it.</w:t>
+      </w:r>
+    </w:p>
+    <w:p>
+      <w:pPr>
+        <w:keepNext/>
+        <w:keepLines/>
+        <w:spacing w:after="0" w:before="120"/>
+        <w:ind w:left="720"/>
+      </w:pPr>
+      <w:r>
+        <w:rPr>
+          <w:rFonts w:ascii="Calibri" w:cs="Calibri" w:eastAsia="Calibri" w:hAnsi="Calibri"/>
+          <w:b/>
+          <w:bCs/>
+          <w:sz w:val="22"/>
+          <w:szCs w:val="22"/>
+        </w:rPr>
+        <w:t xml:space="preserve">DUKE</w:t>
+      </w:r>
+      <w:r>
+        <w:rPr>
+          <w:rFonts w:ascii="Calibri" w:cs="Calibri" w:eastAsia="Calibri" w:hAnsi="Calibri"/>
+          <w:color w:val="999999"/>
+          <w:sz w:val="14"/>
+          <w:szCs w:val="14"/>
+        </w:rPr>
+        <w:t xml:space="preserve">   DUKE_X02_END_C_003</w:t>
+      </w:r>
+    </w:p>
+    <w:p>
+      <w:pPr>
+        <w:keepNext/>
+        <w:spacing w:after="0"/>
+        <w:ind w:left="720"/>
+      </w:pPr>
+      <w:r>
+        <w:rPr>
+          <w:rFonts w:ascii="Calibri" w:cs="Calibri" w:eastAsia="Calibri" w:hAnsi="Calibri"/>
+          <w:i/>
+          <w:iCs/>
+          <w:color w:val="777777"/>
+          <w:sz w:val="19"/>
+          <w:szCs w:val="19"/>
+        </w:rPr>
+        <w:t xml:space="preserve">(Electrified.)</w:t>
+      </w:r>
+    </w:p>
+    <w:p>
+      <w:pPr>
+        <w:keepLines/>
+        <w:spacing w:after="60"/>
+        <w:ind w:left="720"/>
+      </w:pPr>
+      <w:r>
+        <w:rPr>
+          <w:rFonts w:ascii="Calibri" w:cs="Calibri" w:eastAsia="Calibri" w:hAnsi="Calibri"/>
+          <w:sz w:val="23"/>
+          <w:szCs w:val="23"/>
+        </w:rPr>
+        <w:t xml:space="preserve">Is it Gerald?</w:t>
+      </w:r>
+    </w:p>
+    <w:p>
+      <w:pPr>
+        <w:keepNext/>
+        <w:keepLines/>
+        <w:spacing w:after="0" w:before="120"/>
+        <w:ind w:left="720"/>
+      </w:pPr>
+      <w:r>
+        <w:rPr>
+          <w:rFonts w:ascii="Calibri" w:cs="Calibri" w:eastAsia="Calibri" w:hAnsi="Calibri"/>
+          <w:b/>
+          <w:bCs/>
+          <w:sz w:val="22"/>
+          <w:szCs w:val="22"/>
+        </w:rPr>
+        <w:t xml:space="preserve">ROLLO</w:t>
+      </w:r>
+      <w:r>
+        <w:rPr>
+          <w:rFonts w:ascii="Calibri" w:cs="Calibri" w:eastAsia="Calibri" w:hAnsi="Calibri"/>
+          <w:color w:val="999999"/>
+          <w:sz w:val="14"/>
+          <w:szCs w:val="14"/>
+        </w:rPr>
+        <w:t xml:space="preserve">   ROLLO_X02_END_C_003</w:t>
+      </w:r>
+    </w:p>
+    <w:p>
+      <w:pPr>
+        <w:keepNext/>
+        <w:spacing w:after="0"/>
+        <w:ind w:left="720"/>
+      </w:pPr>
+      <w:r>
+        <w:rPr>
+          <w:rFonts w:ascii="Calibri" w:cs="Calibri" w:eastAsia="Calibri" w:hAnsi="Calibri"/>
+          <w:i/>
+          <w:iCs/>
+          <w:color w:val="777777"/>
+          <w:sz w:val="19"/>
+          <w:szCs w:val="19"/>
+        </w:rPr>
+        <w:t xml:space="preserve">(Flat.)</w:t>
+      </w:r>
+    </w:p>
+    <w:p>
+      <w:pPr>
+        <w:keepLines/>
+        <w:spacing w:after="60"/>
+        <w:ind w:left="720"/>
+      </w:pPr>
+      <w:r>
+        <w:rPr>
+          <w:rFonts w:ascii="Calibri" w:cs="Calibri" w:eastAsia="Calibri" w:hAnsi="Calibri"/>
+          <w:sz w:val="23"/>
+          <w:szCs w:val="23"/>
+        </w:rPr>
+        <w:t xml:space="preserve">It's carrying something. Could be a sandwich. Could be paperwork.</w:t>
+      </w:r>
+    </w:p>
+    <w:p>
+      <w:pPr>
+        <w:keepNext/>
+        <w:keepLines/>
+        <w:spacing w:after="0" w:before="120"/>
+        <w:ind w:left="720"/>
+      </w:pPr>
+      <w:r>
+        <w:rPr>
+          <w:rFonts w:ascii="Calibri" w:cs="Calibri" w:eastAsia="Calibri" w:hAnsi="Calibri"/>
+          <w:b/>
+          <w:bCs/>
+          <w:sz w:val="22"/>
+          <w:szCs w:val="22"/>
+        </w:rPr>
+        <w:t xml:space="preserve">DUKE</w:t>
+      </w:r>
+      <w:r>
+        <w:rPr>
+          <w:rFonts w:ascii="Calibri" w:cs="Calibri" w:eastAsia="Calibri" w:hAnsi="Calibri"/>
+          <w:color w:val="999999"/>
+          <w:sz w:val="14"/>
+          <w:szCs w:val="14"/>
+        </w:rPr>
+        <w:t xml:space="preserve">   DUKE_X02_END_C_004</w:t>
+      </w:r>
+    </w:p>
+    <w:p>
+      <w:pPr>
+        <w:keepNext/>
+        <w:spacing w:after="0"/>
+        <w:ind w:left="720"/>
+      </w:pPr>
+      <w:r>
+        <w:rPr>
+          <w:rFonts w:ascii="Calibri" w:cs="Calibri" w:eastAsia="Calibri" w:hAnsi="Calibri"/>
+          <w:i/>
+          <w:iCs/>
+          <w:color w:val="777777"/>
+          <w:sz w:val="19"/>
+          <w:szCs w:val="19"/>
+        </w:rPr>
+        <w:t xml:space="preserve">(On his feet.)</w:t>
+      </w:r>
+    </w:p>
+    <w:p>
+      <w:pPr>
+        <w:keepLines/>
+        <w:spacing w:after="60"/>
+        <w:ind w:left="720"/>
+      </w:pPr>
+      <w:r>
+        <w:rPr>
+          <w:rFonts w:ascii="Calibri" w:cs="Calibri" w:eastAsia="Calibri" w:hAnsi="Calibri"/>
+          <w:sz w:val="23"/>
+          <w:szCs w:val="23"/>
+        </w:rPr>
+        <w:t xml:space="preserve">Gerald has the evidence! Rollo, zoom in! GERALD HAS THE EVIDENCE!</w:t>
+      </w:r>
+    </w:p>
+    <w:p>
+      <w:pPr>
+        <w:keepNext/>
+        <w:keepLines/>
+        <w:spacing w:after="0" w:before="120"/>
+        <w:ind w:left="720"/>
+      </w:pPr>
+      <w:r>
+        <w:rPr>
+          <w:rFonts w:ascii="Calibri" w:cs="Calibri" w:eastAsia="Calibri" w:hAnsi="Calibri"/>
+          <w:b/>
+          <w:bCs/>
+          <w:sz w:val="22"/>
+          <w:szCs w:val="22"/>
+        </w:rPr>
+        <w:t xml:space="preserve">MAGS</w:t>
+      </w:r>
+      <w:r>
+        <w:rPr>
+          <w:rFonts w:ascii="Calibri" w:cs="Calibri" w:eastAsia="Calibri" w:hAnsi="Calibri"/>
+          <w:color w:val="999999"/>
+          <w:sz w:val="14"/>
+          <w:szCs w:val="14"/>
+        </w:rPr>
+        <w:t xml:space="preserve">   MAGS_X02_END_C_001</w:t>
+      </w:r>
+    </w:p>
+    <w:p>
+      <w:pPr>
+        <w:keepNext/>
+        <w:spacing w:after="0"/>
+        <w:ind w:left="720"/>
+      </w:pPr>
+      <w:r>
+        <w:rPr>
+          <w:rFonts w:ascii="Calibri" w:cs="Calibri" w:eastAsia="Calibri" w:hAnsi="Calibri"/>
+          <w:i/>
+          <w:iCs/>
+          <w:color w:val="777777"/>
+          <w:sz w:val="19"/>
+          <w:szCs w:val="19"/>
+        </w:rPr>
+        <w:t xml:space="preserve">(Quietly.)</w:t>
+      </w:r>
+    </w:p>
+    <w:p>
+      <w:pPr>
+        <w:keepLines/>
+        <w:spacing w:after="60"/>
+        <w:ind w:left="720"/>
+      </w:pPr>
+      <w:r>
+        <w:rPr>
+          <w:rFonts w:ascii="Calibri" w:cs="Calibri" w:eastAsia="Calibri" w:hAnsi="Calibri"/>
+          <w:sz w:val="23"/>
+          <w:szCs w:val="23"/>
+        </w:rPr>
+        <w:t xml:space="preserve">He ate it.</w:t>
+      </w:r>
+    </w:p>
+    <w:p>
+      <w:pPr>
+        <w:keepNext/>
+        <w:keepLines/>
+        <w:spacing w:after="0" w:before="120"/>
+        <w:ind w:left="720"/>
+      </w:pPr>
+      <w:r>
+        <w:rPr>
+          <w:rFonts w:ascii="Calibri" w:cs="Calibri" w:eastAsia="Calibri" w:hAnsi="Calibri"/>
+          <w:b/>
+          <w:bCs/>
+          <w:sz w:val="22"/>
+          <w:szCs w:val="22"/>
+        </w:rPr>
+        <w:t xml:space="preserve">DUKE</w:t>
+      </w:r>
+      <w:r>
+        <w:rPr>
+          <w:rFonts w:ascii="Calibri" w:cs="Calibri" w:eastAsia="Calibri" w:hAnsi="Calibri"/>
+          <w:color w:val="999999"/>
+          <w:sz w:val="14"/>
+          <w:szCs w:val="14"/>
+        </w:rPr>
+        <w:t xml:space="preserve">   DUKE_X02_END_C_005</w:t>
+      </w:r>
+    </w:p>
+    <w:p>
+      <w:pPr>
+        <w:keepNext/>
+        <w:spacing w:after="0"/>
+        <w:ind w:left="720"/>
+      </w:pPr>
+      <w:r>
+        <w:rPr>
+          <w:rFonts w:ascii="Calibri" w:cs="Calibri" w:eastAsia="Calibri" w:hAnsi="Calibri"/>
+          <w:i/>
+          <w:iCs/>
+          <w:color w:val="777777"/>
+          <w:sz w:val="19"/>
+          <w:szCs w:val="19"/>
+        </w:rPr>
+        <w:t xml:space="preserve">(Sinking back, a man at peace with the universe.)</w:t>
+      </w:r>
+    </w:p>
+    <w:p>
+      <w:pPr>
+        <w:keepLines/>
+        <w:spacing w:after="60"/>
+        <w:ind w:left="720"/>
+      </w:pPr>
+      <w:r>
+        <w:rPr>
+          <w:rFonts w:ascii="Calibri" w:cs="Calibri" w:eastAsia="Calibri" w:hAnsi="Calibri"/>
+          <w:sz w:val="23"/>
+          <w:szCs w:val="23"/>
+        </w:rPr>
+        <w:t xml:space="preserve">Of course he did. He's represented.</w:t>
       </w:r>
     </w:p>
     <w:sectPr>
